--- a/1stRevision/Response_to_Reviewers_TSG.docx
+++ b/1stRevision/Response_to_Reviewers_TSG.docx
@@ -1544,7 +1544,7 @@
           <w:szCs w:val="24"/>
           <w:lang w:bidi="fa-IR"/>
         </w:rPr>
-        <w:t xml:space="preserve">Modifications </w:t>
+        <w:t xml:space="preserve">Modifications in the </w:t>
       </w:r>
       <w:proofErr w:type="gramStart"/>
       <w:r>
@@ -1560,9 +1560,8 @@
           <w:szCs w:val="24"/>
           <w:lang w:bidi="fa-IR"/>
         </w:rPr>
-        <w:t>on</w:t>
-      </w:r>
-      <w:proofErr w:type="gramEnd"/>
+        <w:t>manuscript</w:t>
+      </w:r>
       <w:r>
         <w:rPr>
           <w:rStyle w:val="MemberType"/>
@@ -1576,23 +1575,7 @@
           <w:szCs w:val="24"/>
           <w:lang w:bidi="fa-IR"/>
         </w:rPr>
-        <w:t xml:space="preserve"> </w:t>
-      </w:r>
-      <w:proofErr w:type="gramStart"/>
-      <w:r>
-        <w:rPr>
-          <w:rStyle w:val="MemberType"/>
-          <w:rFonts w:asciiTheme="majorBidi" w:hAnsiTheme="majorBidi" w:cstheme="majorBidi"/>
-          <w:b/>
-          <w:bCs/>
-          <w:i w:val="0"/>
-          <w:iCs w:val="0"/>
-          <w:color w:val="0F4761" w:themeColor="accent1" w:themeShade="BF"/>
-          <w:sz w:val="24"/>
-          <w:szCs w:val="24"/>
-          <w:lang w:bidi="fa-IR"/>
-        </w:rPr>
-        <w:t>manuscript (</w:t>
+        <w:t xml:space="preserve"> (</w:t>
       </w:r>
       <w:r>
         <w:rPr>
@@ -2650,7 +2633,37 @@
           <w:sz w:val="24"/>
           <w:szCs w:val="24"/>
         </w:rPr>
-        <w:t xml:space="preserve"> still achieves performance close to centralized training and consistently outperforms local-only learning under limited local data. We have revised all case studies accordingly</w:t>
+        <w:t xml:space="preserve"> still achieves performance close to centralized training and consistently outperforms local-only learning under limited local data. </w:t>
+      </w:r>
+      <w:r>
+        <w:rPr>
+          <w:rFonts w:asciiTheme="majorBidi" w:hAnsiTheme="majorBidi" w:cstheme="majorBidi"/>
+          <w:b/>
+          <w:bCs/>
+          <w:sz w:val="24"/>
+          <w:szCs w:val="24"/>
+        </w:rPr>
+        <w:t>We have revised all case studies</w:t>
+      </w:r>
+      <w:r>
+        <w:rPr>
+          <w:rFonts w:asciiTheme="majorBidi" w:hAnsiTheme="majorBidi" w:cstheme="majorBidi"/>
+          <w:b/>
+          <w:bCs/>
+          <w:sz w:val="24"/>
+          <w:szCs w:val="24"/>
+        </w:rPr>
+        <w:t xml:space="preserve"> results</w:t>
+      </w:r>
+      <w:r>
+        <w:rPr>
+          <w:rFonts w:asciiTheme="majorBidi" w:hAnsiTheme="majorBidi" w:cstheme="majorBidi"/>
+          <w:b/>
+          <w:bCs/>
+          <w:sz w:val="24"/>
+          <w:szCs w:val="24"/>
+        </w:rPr>
+        <w:t xml:space="preserve"> accordingly</w:t>
       </w:r>
       <w:r>
         <w:rPr>
@@ -2690,7 +2703,7 @@
           <w:szCs w:val="24"/>
           <w:lang w:bidi="fa-IR"/>
         </w:rPr>
-        <w:t xml:space="preserve">Modifications </w:t>
+        <w:t xml:space="preserve">Modifications in the </w:t>
       </w:r>
       <w:proofErr w:type="gramStart"/>
       <w:r>
@@ -2706,7 +2719,22 @@
           <w:szCs w:val="24"/>
           <w:lang w:bidi="fa-IR"/>
         </w:rPr>
-        <w:t>on</w:t>
+        <w:t xml:space="preserve">manuscript </w:t>
+      </w:r>
+      <w:r>
+        <w:rPr>
+          <w:rStyle w:val="MemberType"/>
+          <w:rFonts w:asciiTheme="majorBidi" w:hAnsiTheme="majorBidi" w:cstheme="majorBidi"/>
+          <w:b/>
+          <w:bCs/>
+          <w:i w:val="0"/>
+          <w:iCs w:val="0"/>
+          <w:color w:val="0F4761" w:themeColor="accent1" w:themeShade="BF"/>
+          <w:sz w:val="24"/>
+          <w:szCs w:val="24"/>
+          <w:lang w:bidi="fa-IR"/>
+        </w:rPr>
+        <w:t xml:space="preserve"> (</w:t>
       </w:r>
       <w:proofErr w:type="gramEnd"/>
       <w:r>
@@ -2722,357 +2750,310 @@
           <w:szCs w:val="24"/>
           <w:lang w:bidi="fa-IR"/>
         </w:rPr>
+        <w:t>#2</w:t>
+      </w:r>
+      <w:r>
+        <w:rPr>
+          <w:rStyle w:val="MemberType"/>
+          <w:rFonts w:asciiTheme="majorBidi" w:hAnsiTheme="majorBidi" w:cstheme="majorBidi"/>
+          <w:b/>
+          <w:bCs/>
+          <w:i w:val="0"/>
+          <w:iCs w:val="0"/>
+          <w:color w:val="0F4761" w:themeColor="accent1" w:themeShade="BF"/>
+          <w:sz w:val="24"/>
+          <w:szCs w:val="24"/>
+          <w:lang w:bidi="fa-IR"/>
+        </w:rPr>
+        <w:t>):</w:t>
+      </w:r>
+    </w:p>
+    <w:p>
+      <w:pPr>
+        <w:jc w:val="both"/>
+        <w:rPr>
+          <w:rFonts w:asciiTheme="majorBidi" w:hAnsiTheme="majorBidi" w:cstheme="majorBidi"/>
+          <w:b/>
+          <w:bCs/>
+          <w:color w:val="0000FF"/>
+          <w:sz w:val="24"/>
+          <w:szCs w:val="24"/>
+        </w:rPr>
+      </w:pPr>
+      <w:r>
+        <w:rPr>
+          <w:rFonts w:asciiTheme="majorBidi" w:hAnsiTheme="majorBidi" w:cstheme="majorBidi"/>
+          <w:sz w:val="24"/>
+          <w:szCs w:val="24"/>
+          <w:u w:val="single"/>
+        </w:rPr>
+        <w:t>On page 2:</w:t>
+      </w:r>
+      <w:r>
+        <w:rPr>
+          <w:rFonts w:asciiTheme="majorBidi" w:hAnsiTheme="majorBidi" w:cstheme="majorBidi"/>
+          <w:sz w:val="24"/>
+          <w:szCs w:val="24"/>
+        </w:rPr>
         <w:t xml:space="preserve"> </w:t>
       </w:r>
+      <w:r>
+        <w:rPr>
+          <w:rFonts w:asciiTheme="majorBidi" w:hAnsiTheme="majorBidi" w:cstheme="majorBidi"/>
+          <w:i/>
+          <w:iCs/>
+          <w:color w:val="0000FF"/>
+          <w:sz w:val="24"/>
+          <w:szCs w:val="24"/>
+        </w:rPr>
+        <w:t xml:space="preserve">Specifically, EMT measurement-based admittance datasets are constructed for nine IBRs with different architectures, controller parameters, measurement-noise levels, and degrees of non-independent and identically distributed (non-IID) data. </w:t>
+      </w:r>
+      <w:r>
+        <w:rPr>
+          <w:rFonts w:asciiTheme="majorBidi" w:hAnsiTheme="majorBidi" w:cstheme="majorBidi"/>
+          <w:b/>
+          <w:bCs/>
+          <w:i/>
+          <w:iCs/>
+          <w:color w:val="0000FF"/>
+          <w:sz w:val="24"/>
+          <w:szCs w:val="24"/>
+        </w:rPr>
+        <w:t>These EMT measurement-based datasets are used to represent the black-box identification scenario in which internal model parameters are unavailable.</w:t>
+      </w:r>
+      <w:r>
+        <w:rPr>
+          <w:rFonts w:asciiTheme="majorBidi" w:hAnsiTheme="majorBidi" w:cstheme="majorBidi"/>
+          <w:b/>
+          <w:bCs/>
+          <w:color w:val="0000FF"/>
+          <w:sz w:val="24"/>
+          <w:szCs w:val="24"/>
+        </w:rPr>
+        <w:t xml:space="preserve"> </w:t>
+      </w:r>
+    </w:p>
+    <w:p>
+      <w:pPr>
+        <w:jc w:val="both"/>
+        <w:rPr>
+          <w:rFonts w:asciiTheme="majorBidi" w:hAnsiTheme="majorBidi" w:cstheme="majorBidi"/>
+          <w:color w:val="000000" w:themeColor="text1"/>
+          <w:sz w:val="24"/>
+          <w:szCs w:val="24"/>
+          <w:u w:val="single"/>
+        </w:rPr>
+      </w:pPr>
+      <w:r>
+        <w:rPr>
+          <w:rFonts w:asciiTheme="majorBidi" w:hAnsiTheme="majorBidi" w:cstheme="majorBidi"/>
+          <w:color w:val="000000" w:themeColor="text1"/>
+          <w:sz w:val="24"/>
+          <w:szCs w:val="24"/>
+          <w:u w:val="single"/>
+        </w:rPr>
+        <w:t xml:space="preserve">On page 4: </w:t>
+      </w:r>
+    </w:p>
+    <w:p>
+      <w:pPr>
+        <w:jc w:val="both"/>
+        <w:rPr>
+          <w:rFonts w:asciiTheme="majorBidi" w:hAnsiTheme="majorBidi" w:cstheme="majorBidi"/>
+          <w:i/>
+          <w:iCs/>
+          <w:color w:val="0000FF"/>
+          <w:sz w:val="24"/>
+          <w:szCs w:val="24"/>
+        </w:rPr>
+      </w:pPr>
+      <w:r>
+        <w:rPr>
+          <w:rFonts w:asciiTheme="majorBidi" w:hAnsiTheme="majorBidi" w:cstheme="majorBidi"/>
+          <w:i/>
+          <w:iCs/>
+          <w:color w:val="0000FF"/>
+          <w:sz w:val="24"/>
+          <w:szCs w:val="24"/>
+        </w:rPr>
+        <w:t>A.</w:t>
+      </w:r>
+      <w:r>
+        <w:rPr>
+          <w:rFonts w:asciiTheme="majorBidi" w:hAnsiTheme="majorBidi" w:cstheme="majorBidi"/>
+          <w:i/>
+          <w:iCs/>
+          <w:color w:val="0000FF"/>
+          <w:sz w:val="24"/>
+          <w:szCs w:val="24"/>
+        </w:rPr>
+        <w:t xml:space="preserve"> Data</w:t>
+      </w:r>
+      <w:r>
+        <w:rPr>
+          <w:rFonts w:asciiTheme="majorBidi" w:hAnsiTheme="majorBidi" w:cstheme="majorBidi"/>
+          <w:i/>
+          <w:iCs/>
+          <w:color w:val="0000FF"/>
+          <w:sz w:val="24"/>
+          <w:szCs w:val="24"/>
+        </w:rPr>
+        <w:t xml:space="preserve"> Acquisition and Structure</w:t>
+      </w:r>
+    </w:p>
+    <w:p>
+      <w:pPr>
+        <w:jc w:val="both"/>
+        <w:rPr>
+          <w:rFonts w:asciiTheme="majorBidi" w:hAnsiTheme="majorBidi" w:cstheme="majorBidi"/>
+          <w:i/>
+          <w:iCs/>
+          <w:color w:val="0000FF"/>
+          <w:sz w:val="24"/>
+          <w:szCs w:val="24"/>
+        </w:rPr>
+      </w:pPr>
+      <w:r>
+        <w:rPr>
+          <w:rFonts w:asciiTheme="majorBidi" w:hAnsiTheme="majorBidi" w:cstheme="majorBidi"/>
+          <w:i/>
+          <w:iCs/>
+          <w:color w:val="0000FF"/>
+          <w:sz w:val="24"/>
+          <w:szCs w:val="24"/>
+        </w:rPr>
+        <w:t xml:space="preserve">As shown at the bottom of Fig. 3, admittance profiles can be obtained from EMT simulations, field devices using measurement-based methods [11], or analytical IBR mod- </w:t>
+      </w:r>
+      <w:proofErr w:type="spellStart"/>
+      <w:r>
+        <w:rPr>
+          <w:rFonts w:asciiTheme="majorBidi" w:hAnsiTheme="majorBidi" w:cstheme="majorBidi"/>
+          <w:i/>
+          <w:iCs/>
+          <w:color w:val="0000FF"/>
+          <w:sz w:val="24"/>
+          <w:szCs w:val="24"/>
+        </w:rPr>
+        <w:t>els</w:t>
+      </w:r>
+      <w:proofErr w:type="spellEnd"/>
+      <w:r>
+        <w:rPr>
+          <w:rFonts w:asciiTheme="majorBidi" w:hAnsiTheme="majorBidi" w:cstheme="majorBidi"/>
+          <w:i/>
+          <w:iCs/>
+          <w:color w:val="0000FF"/>
+          <w:sz w:val="24"/>
+          <w:szCs w:val="24"/>
+        </w:rPr>
+        <w:t xml:space="preserve"> [5]. In this paper, an EMT simulation-based measurement approach is adopted to validate the proposed machine- learning framework under different measurement-noise levels and frequency-scan uncertainty conditions. The accuracy of the measurement-based admittance data is evaluated in Fig. 2 by comparison with the analytical admittance model. </w:t>
+      </w:r>
+    </w:p>
+    <w:p>
+      <w:pPr>
+        <w:jc w:val="both"/>
+        <w:rPr>
+          <w:rFonts w:asciiTheme="majorBidi" w:hAnsiTheme="majorBidi" w:cstheme="majorBidi"/>
+          <w:i/>
+          <w:iCs/>
+          <w:color w:val="0000FF"/>
+          <w:sz w:val="24"/>
+          <w:szCs w:val="24"/>
+        </w:rPr>
+      </w:pPr>
+      <w:r>
+        <w:rPr>
+          <w:rFonts w:asciiTheme="majorBidi" w:hAnsiTheme="majorBidi" w:cstheme="majorBidi"/>
+          <w:i/>
+          <w:iCs/>
+          <w:color w:val="0000FF"/>
+          <w:sz w:val="24"/>
+          <w:szCs w:val="24"/>
+        </w:rPr>
+        <w:t xml:space="preserve">In this work, </w:t>
+      </w:r>
+      <w:r>
+        <w:rPr>
+          <w:rFonts w:asciiTheme="majorBidi" w:hAnsiTheme="majorBidi" w:cstheme="majorBidi"/>
+          <w:b/>
+          <w:bCs/>
+          <w:i/>
+          <w:iCs/>
+          <w:color w:val="0000FF"/>
+          <w:sz w:val="24"/>
+          <w:szCs w:val="24"/>
+        </w:rPr>
+        <w:t xml:space="preserve">two small linearly independent voltage perturbations are injected at the PCC in the </w:t>
+      </w:r>
+      <w:proofErr w:type="spellStart"/>
+      <w:r>
+        <w:rPr>
+          <w:rFonts w:asciiTheme="majorBidi" w:hAnsiTheme="majorBidi" w:cstheme="majorBidi"/>
+          <w:b/>
+          <w:bCs/>
+          <w:i/>
+          <w:iCs/>
+          <w:color w:val="0000FF"/>
+          <w:sz w:val="24"/>
+          <w:szCs w:val="24"/>
+        </w:rPr>
+        <w:t>dq</w:t>
+      </w:r>
+      <w:proofErr w:type="spellEnd"/>
+      <w:r>
+        <w:rPr>
+          <w:rFonts w:asciiTheme="majorBidi" w:hAnsiTheme="majorBidi" w:cstheme="majorBidi"/>
+          <w:b/>
+          <w:bCs/>
+          <w:i/>
+          <w:iCs/>
+          <w:color w:val="0000FF"/>
+          <w:sz w:val="24"/>
+          <w:szCs w:val="24"/>
+        </w:rPr>
+        <w:t xml:space="preserve"> frame, each with an amplitude of 5% of the nominal voltage magnitude. A multitone </w:t>
+      </w:r>
+      <w:r>
+        <w:rPr>
+          <w:rFonts w:asciiTheme="majorBidi" w:hAnsiTheme="majorBidi" w:cstheme="majorBidi"/>
+          <w:b/>
+          <w:bCs/>
+          <w:i/>
+          <w:iCs/>
+          <w:color w:val="0000FF"/>
+          <w:sz w:val="24"/>
+          <w:szCs w:val="24"/>
+        </w:rPr>
+        <w:lastRenderedPageBreak/>
+        <w:t xml:space="preserve">frequency injection is used to reduce the </w:t>
+      </w:r>
       <w:proofErr w:type="gramStart"/>
       <w:r>
         <w:rPr>
-          <w:rStyle w:val="MemberType"/>
-          <w:rFonts w:asciiTheme="majorBidi" w:hAnsiTheme="majorBidi" w:cstheme="majorBidi"/>
-          <w:b/>
-          <w:bCs/>
-          <w:i w:val="0"/>
-          <w:iCs w:val="0"/>
-          <w:color w:val="0F4761" w:themeColor="accent1" w:themeShade="BF"/>
-          <w:sz w:val="24"/>
-          <w:szCs w:val="24"/>
-          <w:lang w:bidi="fa-IR"/>
-        </w:rPr>
-        <w:t>manuscript (</w:t>
-      </w:r>
-      <w:r>
-        <w:rPr>
-          <w:rStyle w:val="MemberType"/>
-          <w:rFonts w:asciiTheme="majorBidi" w:hAnsiTheme="majorBidi" w:cstheme="majorBidi"/>
-          <w:b/>
-          <w:bCs/>
-          <w:i w:val="0"/>
-          <w:iCs w:val="0"/>
-          <w:color w:val="0F4761" w:themeColor="accent1" w:themeShade="BF"/>
-          <w:sz w:val="24"/>
-          <w:szCs w:val="24"/>
-          <w:lang w:bidi="fa-IR"/>
-        </w:rPr>
-        <w:t>#</w:t>
+          <w:rFonts w:asciiTheme="majorBidi" w:hAnsiTheme="majorBidi" w:cstheme="majorBidi"/>
+          <w:b/>
+          <w:bCs/>
+          <w:i/>
+          <w:iCs/>
+          <w:color w:val="0000FF"/>
+          <w:sz w:val="24"/>
+          <w:szCs w:val="24"/>
+        </w:rPr>
+        <w:t>measurement time</w:t>
       </w:r>
       <w:proofErr w:type="gramEnd"/>
       <w:r>
         <w:rPr>
-          <w:rStyle w:val="MemberType"/>
-          <w:rFonts w:asciiTheme="majorBidi" w:hAnsiTheme="majorBidi" w:cstheme="majorBidi"/>
-          <w:b/>
-          <w:bCs/>
-          <w:i w:val="0"/>
-          <w:iCs w:val="0"/>
-          <w:color w:val="0F4761" w:themeColor="accent1" w:themeShade="BF"/>
-          <w:sz w:val="24"/>
-          <w:szCs w:val="24"/>
-          <w:lang w:bidi="fa-IR"/>
-        </w:rPr>
-        <w:t>2</w:t>
-      </w:r>
-      <w:r>
-        <w:rPr>
-          <w:rStyle w:val="MemberType"/>
-          <w:rFonts w:asciiTheme="majorBidi" w:hAnsiTheme="majorBidi" w:cstheme="majorBidi"/>
-          <w:b/>
-          <w:bCs/>
-          <w:i w:val="0"/>
-          <w:iCs w:val="0"/>
-          <w:color w:val="0F4761" w:themeColor="accent1" w:themeShade="BF"/>
-          <w:sz w:val="24"/>
-          <w:szCs w:val="24"/>
-          <w:lang w:bidi="fa-IR"/>
-        </w:rPr>
-        <w:t>):</w:t>
-      </w:r>
-    </w:p>
-    <w:p>
-      <w:pPr>
-        <w:jc w:val="both"/>
-        <w:rPr>
-          <w:rFonts w:asciiTheme="majorBidi" w:hAnsiTheme="majorBidi" w:cstheme="majorBidi"/>
-          <w:b/>
-          <w:bCs/>
-          <w:color w:val="0000FF"/>
-          <w:sz w:val="24"/>
-          <w:szCs w:val="24"/>
-        </w:rPr>
-      </w:pPr>
-      <w:r>
-        <w:rPr>
-          <w:rFonts w:asciiTheme="majorBidi" w:hAnsiTheme="majorBidi" w:cstheme="majorBidi"/>
-          <w:sz w:val="24"/>
-          <w:szCs w:val="24"/>
-          <w:u w:val="single"/>
-        </w:rPr>
-        <w:t>On page 2:</w:t>
-      </w:r>
-      <w:r>
-        <w:rPr>
-          <w:rFonts w:asciiTheme="majorBidi" w:hAnsiTheme="majorBidi" w:cstheme="majorBidi"/>
-          <w:sz w:val="24"/>
-          <w:szCs w:val="24"/>
-        </w:rPr>
-        <w:t xml:space="preserve"> </w:t>
-      </w:r>
-      <w:r>
-        <w:rPr>
-          <w:rFonts w:asciiTheme="majorBidi" w:hAnsiTheme="majorBidi" w:cstheme="majorBidi"/>
-          <w:i/>
-          <w:iCs/>
-          <w:color w:val="0000FF"/>
-          <w:sz w:val="24"/>
-          <w:szCs w:val="24"/>
-        </w:rPr>
-        <w:t xml:space="preserve">Specifically, EMT measurement-based admittance datasets are constructed for nine IBRs with different architectures, controller parameters, measurement-noise levels, and degrees of non-independent and identically distributed (non-IID) data. </w:t>
-      </w:r>
-      <w:r>
-        <w:rPr>
-          <w:rFonts w:asciiTheme="majorBidi" w:hAnsiTheme="majorBidi" w:cstheme="majorBidi"/>
-          <w:b/>
-          <w:bCs/>
-          <w:i/>
-          <w:iCs/>
-          <w:color w:val="0000FF"/>
-          <w:sz w:val="24"/>
-          <w:szCs w:val="24"/>
-        </w:rPr>
-        <w:t>These EMT measurement-based datasets are used to represent the black-box identification scenario in which internal model parameters are unavailable.</w:t>
-      </w:r>
-      <w:r>
-        <w:rPr>
-          <w:rFonts w:asciiTheme="majorBidi" w:hAnsiTheme="majorBidi" w:cstheme="majorBidi"/>
-          <w:b/>
-          <w:bCs/>
-          <w:color w:val="0000FF"/>
-          <w:sz w:val="24"/>
-          <w:szCs w:val="24"/>
-        </w:rPr>
-        <w:t xml:space="preserve"> </w:t>
-      </w:r>
-    </w:p>
-    <w:p>
-      <w:pPr>
-        <w:jc w:val="both"/>
-        <w:rPr>
-          <w:rFonts w:asciiTheme="majorBidi" w:hAnsiTheme="majorBidi" w:cstheme="majorBidi"/>
-          <w:color w:val="000000" w:themeColor="text1"/>
-          <w:sz w:val="24"/>
-          <w:szCs w:val="24"/>
-          <w:u w:val="single"/>
-        </w:rPr>
-      </w:pPr>
-      <w:r>
-        <w:rPr>
-          <w:rFonts w:asciiTheme="majorBidi" w:hAnsiTheme="majorBidi" w:cstheme="majorBidi"/>
-          <w:color w:val="000000" w:themeColor="text1"/>
-          <w:sz w:val="24"/>
-          <w:szCs w:val="24"/>
-          <w:u w:val="single"/>
-        </w:rPr>
-        <w:t xml:space="preserve">On page 4: </w:t>
-      </w:r>
-    </w:p>
-    <w:p>
-      <w:pPr>
-        <w:jc w:val="both"/>
-        <w:rPr>
-          <w:rFonts w:asciiTheme="majorBidi" w:hAnsiTheme="majorBidi" w:cstheme="majorBidi"/>
-          <w:i/>
-          <w:iCs/>
-          <w:color w:val="0000FF"/>
-          <w:sz w:val="24"/>
-          <w:szCs w:val="24"/>
-        </w:rPr>
-      </w:pPr>
-      <w:r>
-        <w:rPr>
-          <w:rFonts w:asciiTheme="majorBidi" w:hAnsiTheme="majorBidi" w:cstheme="majorBidi"/>
-          <w:i/>
-          <w:iCs/>
-          <w:color w:val="0000FF"/>
-          <w:sz w:val="24"/>
-          <w:szCs w:val="24"/>
-        </w:rPr>
-        <w:t>A.</w:t>
-      </w:r>
-      <w:r>
-        <w:rPr>
-          <w:rFonts w:asciiTheme="majorBidi" w:hAnsiTheme="majorBidi" w:cstheme="majorBidi"/>
-          <w:i/>
-          <w:iCs/>
-          <w:color w:val="0000FF"/>
-          <w:sz w:val="24"/>
-          <w:szCs w:val="24"/>
-        </w:rPr>
-        <w:t xml:space="preserve"> Data</w:t>
-      </w:r>
-      <w:r>
-        <w:rPr>
-          <w:rFonts w:asciiTheme="majorBidi" w:hAnsiTheme="majorBidi" w:cstheme="majorBidi"/>
-          <w:i/>
-          <w:iCs/>
-          <w:color w:val="0000FF"/>
-          <w:sz w:val="24"/>
-          <w:szCs w:val="24"/>
-        </w:rPr>
-        <w:t xml:space="preserve"> Acquisition and Structure</w:t>
-      </w:r>
-    </w:p>
-    <w:p>
-      <w:pPr>
-        <w:jc w:val="both"/>
-        <w:rPr>
-          <w:rFonts w:asciiTheme="majorBidi" w:hAnsiTheme="majorBidi" w:cstheme="majorBidi"/>
-          <w:i/>
-          <w:iCs/>
-          <w:color w:val="0000FF"/>
-          <w:sz w:val="24"/>
-          <w:szCs w:val="24"/>
-        </w:rPr>
-      </w:pPr>
-      <w:r>
-        <w:rPr>
-          <w:rFonts w:asciiTheme="majorBidi" w:hAnsiTheme="majorBidi" w:cstheme="majorBidi"/>
-          <w:i/>
-          <w:iCs/>
-          <w:color w:val="0000FF"/>
-          <w:sz w:val="24"/>
-          <w:szCs w:val="24"/>
-        </w:rPr>
-        <w:t xml:space="preserve">As shown at the bottom of Fig. 3, admittance profiles can be obtained from EMT simulations, field devices using measurement-based methods [11], or analytical IBR mod- </w:t>
-      </w:r>
-      <w:proofErr w:type="spellStart"/>
-      <w:r>
-        <w:rPr>
-          <w:rFonts w:asciiTheme="majorBidi" w:hAnsiTheme="majorBidi" w:cstheme="majorBidi"/>
-          <w:i/>
-          <w:iCs/>
-          <w:color w:val="0000FF"/>
-          <w:sz w:val="24"/>
-          <w:szCs w:val="24"/>
-        </w:rPr>
-        <w:t>els</w:t>
-      </w:r>
-      <w:proofErr w:type="spellEnd"/>
-      <w:r>
-        <w:rPr>
-          <w:rFonts w:asciiTheme="majorBidi" w:hAnsiTheme="majorBidi" w:cstheme="majorBidi"/>
-          <w:i/>
-          <w:iCs/>
-          <w:color w:val="0000FF"/>
-          <w:sz w:val="24"/>
-          <w:szCs w:val="24"/>
-        </w:rPr>
-        <w:t xml:space="preserve"> [5]. In this paper, an EMT simulation-based measurement approach is adopted to validate the proposed machine- learning framework under different measurement-noise levels and frequency-scan uncertainty conditions. The accuracy of the measurement-based admittance data is evaluated in Fig. 2 by comparison with the analytical admittance model. </w:t>
-      </w:r>
-    </w:p>
-    <w:p>
-      <w:pPr>
-        <w:jc w:val="both"/>
-        <w:rPr>
-          <w:rFonts w:asciiTheme="majorBidi" w:hAnsiTheme="majorBidi" w:cstheme="majorBidi"/>
-          <w:i/>
-          <w:iCs/>
-          <w:color w:val="0000FF"/>
-          <w:sz w:val="24"/>
-          <w:szCs w:val="24"/>
-        </w:rPr>
-      </w:pPr>
-      <w:r>
-        <w:rPr>
-          <w:rFonts w:asciiTheme="majorBidi" w:hAnsiTheme="majorBidi" w:cstheme="majorBidi"/>
-          <w:i/>
-          <w:iCs/>
-          <w:color w:val="0000FF"/>
-          <w:sz w:val="24"/>
-          <w:szCs w:val="24"/>
-        </w:rPr>
-        <w:t xml:space="preserve">In this work, </w:t>
-      </w:r>
-      <w:r>
-        <w:rPr>
-          <w:rFonts w:asciiTheme="majorBidi" w:hAnsiTheme="majorBidi" w:cstheme="majorBidi"/>
-          <w:b/>
-          <w:bCs/>
-          <w:i/>
-          <w:iCs/>
-          <w:color w:val="0000FF"/>
-          <w:sz w:val="24"/>
-          <w:szCs w:val="24"/>
-        </w:rPr>
-        <w:t xml:space="preserve">two small linearly independent voltage perturbations are injected at the PCC in the </w:t>
-      </w:r>
-      <w:proofErr w:type="spellStart"/>
-      <w:r>
-        <w:rPr>
-          <w:rFonts w:asciiTheme="majorBidi" w:hAnsiTheme="majorBidi" w:cstheme="majorBidi"/>
-          <w:b/>
-          <w:bCs/>
-          <w:i/>
-          <w:iCs/>
-          <w:color w:val="0000FF"/>
-          <w:sz w:val="24"/>
-          <w:szCs w:val="24"/>
-        </w:rPr>
-        <w:t>dq</w:t>
-      </w:r>
-      <w:proofErr w:type="spellEnd"/>
-      <w:r>
-        <w:rPr>
-          <w:rFonts w:asciiTheme="majorBidi" w:hAnsiTheme="majorBidi" w:cstheme="majorBidi"/>
-          <w:b/>
-          <w:bCs/>
-          <w:i/>
-          <w:iCs/>
-          <w:color w:val="0000FF"/>
-          <w:sz w:val="24"/>
-          <w:szCs w:val="24"/>
-        </w:rPr>
-        <w:t xml:space="preserve"> frame, each with an amplitude of 5% of the nominal voltage magnitude. A multitone frequency injection is used to reduce the </w:t>
-      </w:r>
-      <w:proofErr w:type="gramStart"/>
-      <w:r>
-        <w:rPr>
-          <w:rFonts w:asciiTheme="majorBidi" w:hAnsiTheme="majorBidi" w:cstheme="majorBidi"/>
-          <w:b/>
-          <w:bCs/>
-          <w:i/>
-          <w:iCs/>
-          <w:color w:val="0000FF"/>
-          <w:sz w:val="24"/>
-          <w:szCs w:val="24"/>
-        </w:rPr>
-        <w:t>measurement time</w:t>
-      </w:r>
-      <w:proofErr w:type="gramEnd"/>
-      <w:r>
-        <w:rPr>
-          <w:rFonts w:asciiTheme="majorBidi" w:hAnsiTheme="majorBidi" w:cstheme="majorBidi"/>
-          <w:b/>
-          <w:bCs/>
-          <w:i/>
-          <w:iCs/>
-          <w:color w:val="0000FF"/>
-          <w:sz w:val="24"/>
-          <w:szCs w:val="24"/>
-        </w:rPr>
-        <w:t xml:space="preserve">. The instantaneous three-phase </w:t>
-      </w:r>
-      <w:r>
-        <w:rPr>
-          <w:rFonts w:asciiTheme="majorBidi" w:hAnsiTheme="majorBidi" w:cstheme="majorBidi"/>
-          <w:b/>
-          <w:bCs/>
-          <w:i/>
-          <w:iCs/>
-          <w:color w:val="0000FF"/>
-          <w:sz w:val="24"/>
-          <w:szCs w:val="24"/>
-        </w:rPr>
-        <w:lastRenderedPageBreak/>
-        <w:t xml:space="preserve">PCC voltages and currents are then measured and transformed into the </w:t>
+          <w:rFonts w:asciiTheme="majorBidi" w:hAnsiTheme="majorBidi" w:cstheme="majorBidi"/>
+          <w:b/>
+          <w:bCs/>
+          <w:i/>
+          <w:iCs/>
+          <w:color w:val="0000FF"/>
+          <w:sz w:val="24"/>
+          <w:szCs w:val="24"/>
+        </w:rPr>
+        <w:t xml:space="preserve">. The instantaneous three-phase PCC voltages and currents are then measured and transformed into the </w:t>
       </w:r>
       <w:proofErr w:type="spellStart"/>
       <w:r>
@@ -3771,7 +3752,19 @@
           <w:sz w:val="24"/>
           <w:szCs w:val="24"/>
         </w:rPr>
-        <w:t xml:space="preserve"> achieves a test MSE of 0.0408 and a physical prediction accuracy of 89.52%. When the noise level increases to 1%, the accuracy remains nearly unchanged at 89.01%, indicating that the proposed framework is insensitive to mild measurement noise. As the noise level further increases to 2% and 3%, the physical prediction accuracy gradually decreases to 86.86% and 83.69%, respectively. This trend is expected because noise in the measured voltage and current signals affects the quality of the estimated admittance labels. Nevertheless, </w:t>
+        <w:t xml:space="preserve"> achieves a test MSE of 0.0408 and a physical prediction accuracy of 89.52%. When the noise level increases to 1%, the accuracy remains nearly unchanged at 89.01%, indicating that the proposed framework is insensitive to mild measurement noise. As the noise level further increases to 2% and 3%, the physical prediction accuracy gradually decreases to 86.86% and 83.69%, respectively. This trend is expected because noise in the measured voltage and current signals affects the quality of the </w:t>
+      </w:r>
+      <w:r>
+        <w:rPr>
+          <w:rFonts w:asciiTheme="majorBidi" w:hAnsiTheme="majorBidi" w:cstheme="majorBidi"/>
+          <w:i/>
+          <w:iCs/>
+          <w:color w:val="0000FF"/>
+          <w:sz w:val="24"/>
+          <w:szCs w:val="24"/>
+        </w:rPr>
+        <w:lastRenderedPageBreak/>
+        <w:t xml:space="preserve">estimated admittance labels. Nevertheless, </w:t>
       </w:r>
       <w:proofErr w:type="spellStart"/>
       <w:r>
@@ -3795,19 +3788,7 @@
           <w:sz w:val="24"/>
           <w:szCs w:val="24"/>
         </w:rPr>
-        <w:t xml:space="preserve"> still retains more than 83% physical </w:t>
-      </w:r>
-      <w:r>
-        <w:rPr>
-          <w:rFonts w:asciiTheme="majorBidi" w:hAnsiTheme="majorBidi" w:cstheme="majorBidi"/>
-          <w:i/>
-          <w:iCs/>
-          <w:color w:val="0000FF"/>
-          <w:sz w:val="24"/>
-          <w:szCs w:val="24"/>
-        </w:rPr>
-        <w:lastRenderedPageBreak/>
-        <w:t>prediction accuracy even</w:t>
+        <w:t xml:space="preserve"> still retains more than 83% physical prediction accuracy even</w:t>
       </w:r>
       <w:r>
         <w:rPr>
@@ -4361,7 +4342,23 @@
           <w:sz w:val="24"/>
           <w:szCs w:val="24"/>
         </w:rPr>
-        <w:t>To quantify the degree of client heterogeneity, we added the maximum mean discrepancy (MMD) metric, which measures the distributional discrepancy among client datasets. Using G1 as the baseline, the MMD increase is 1.17% for G2 and 5.74% for G3, confirming that G3 represents the most heterogeneous setting. These values are summarized in the newly added Table IV.</w:t>
+        <w:t>To quantify the degree of client heterogeneity, we added the maximum mean discrepancy (MMD) metric, which measures the distributional discrepancy among client datasets</w:t>
+      </w:r>
+      <w:r>
+        <w:rPr>
+          <w:rFonts w:ascii="Times New Roman" w:hAnsi="Times New Roman" w:cs="Times New Roman"/>
+          <w:sz w:val="24"/>
+          <w:szCs w:val="24"/>
+        </w:rPr>
+        <w:t xml:space="preserve"> [1]</w:t>
+      </w:r>
+      <w:r>
+        <w:rPr>
+          <w:rFonts w:ascii="Times New Roman" w:hAnsi="Times New Roman" w:cs="Times New Roman"/>
+          <w:sz w:val="24"/>
+          <w:szCs w:val="24"/>
+        </w:rPr>
+        <w:t>. Using G1 as the baseline, the MMD increase is 1.17% for G2 and 5.74% for G3, confirming that G3 represents the most heterogeneous setting. These values are summarized in the newly added Table IV.</w:t>
       </w:r>
     </w:p>
     <w:p>
@@ -4476,24 +4473,6 @@
       <w:pPr>
         <w:jc w:val="both"/>
         <w:rPr>
-          <w:rFonts w:ascii="Times New Roman" w:hAnsi="Times New Roman" w:cs="Times New Roman"/>
-          <w:sz w:val="24"/>
-          <w:szCs w:val="24"/>
-        </w:rPr>
-      </w:pPr>
-      <w:r>
-        <w:rPr>
-          <w:rFonts w:ascii="Times New Roman" w:hAnsi="Times New Roman" w:cs="Times New Roman"/>
-          <w:sz w:val="24"/>
-          <w:szCs w:val="24"/>
-        </w:rPr>
-        <w:t>These revisions are reflected in Case 5, Table IV, Fig. 15, Fig. 16, and Fig. 17 of the revised manuscript.</w:t>
-      </w:r>
-    </w:p>
-    <w:p>
-      <w:pPr>
-        <w:jc w:val="both"/>
-        <w:rPr>
           <w:rStyle w:val="MemberType"/>
           <w:rFonts w:asciiTheme="majorBidi" w:hAnsiTheme="majorBidi" w:cstheme="majorBidi"/>
           <w:b/>
@@ -4519,7 +4498,7 @@
           <w:szCs w:val="24"/>
           <w:lang w:bidi="fa-IR"/>
         </w:rPr>
-        <w:t xml:space="preserve">Modifications on </w:t>
+        <w:t xml:space="preserve">Modifications in the </w:t>
       </w:r>
       <w:proofErr w:type="gramStart"/>
       <w:r>
@@ -4535,7 +4514,7 @@
           <w:szCs w:val="24"/>
           <w:lang w:bidi="fa-IR"/>
         </w:rPr>
-        <w:t>manuscript (</w:t>
+        <w:t xml:space="preserve">manuscript </w:t>
       </w:r>
       <w:r>
         <w:rPr>
@@ -4550,7 +4529,7 @@
           <w:szCs w:val="24"/>
           <w:lang w:bidi="fa-IR"/>
         </w:rPr>
-        <w:t>#</w:t>
+        <w:t xml:space="preserve"> (</w:t>
       </w:r>
       <w:proofErr w:type="gramEnd"/>
       <w:r>
@@ -4566,7 +4545,7 @@
           <w:szCs w:val="24"/>
           <w:lang w:bidi="fa-IR"/>
         </w:rPr>
-        <w:t>3</w:t>
+        <w:t>#3</w:t>
       </w:r>
       <w:r>
         <w:rPr>
@@ -4768,93 +4747,93 @@
           <w:szCs w:val="24"/>
           <w:u w:val="single"/>
         </w:rPr>
+        <w:t>On page 10</w:t>
+      </w:r>
+      <w:r>
+        <w:rPr>
+          <w:rFonts w:ascii="Times New Roman" w:hAnsi="Times New Roman" w:cs="Times New Roman"/>
+          <w:sz w:val="24"/>
+          <w:szCs w:val="24"/>
+          <w:u w:val="single"/>
+        </w:rPr>
+        <w:t>-11</w:t>
+      </w:r>
+      <w:r>
+        <w:rPr>
+          <w:rFonts w:ascii="Times New Roman" w:hAnsi="Times New Roman" w:cs="Times New Roman"/>
+          <w:sz w:val="24"/>
+          <w:szCs w:val="24"/>
+          <w:u w:val="single"/>
+        </w:rPr>
+        <w:t>:</w:t>
+      </w:r>
+      <w:r>
+        <w:rPr>
+          <w:rFonts w:ascii="Times New Roman" w:hAnsi="Times New Roman" w:cs="Times New Roman"/>
+          <w:i/>
+          <w:iCs/>
+          <w:sz w:val="24"/>
+          <w:szCs w:val="24"/>
+        </w:rPr>
+        <w:t xml:space="preserve"> </w:t>
+      </w:r>
+      <w:r>
+        <w:rPr>
+          <w:rFonts w:ascii="Times New Roman" w:hAnsi="Times New Roman" w:cs="Times New Roman"/>
+          <w:sz w:val="24"/>
+          <w:szCs w:val="24"/>
+        </w:rPr>
+        <w:t xml:space="preserve">We added the heterogeneity quantification and </w:t>
+      </w:r>
+      <w:r>
+        <w:rPr>
+          <w:rFonts w:ascii="Times New Roman" w:hAnsi="Times New Roman" w:cs="Times New Roman"/>
+          <w:sz w:val="24"/>
+          <w:szCs w:val="24"/>
+        </w:rPr>
+        <w:t>efficiency evaluation under different non-IID levels</w:t>
+      </w:r>
+      <w:r>
+        <w:rPr>
+          <w:rFonts w:ascii="Times New Roman" w:hAnsi="Times New Roman" w:cs="Times New Roman"/>
+          <w:sz w:val="24"/>
+          <w:szCs w:val="24"/>
+        </w:rPr>
+        <w:t>:</w:t>
+      </w:r>
+      <w:r>
+        <w:rPr>
+          <w:rFonts w:ascii="Times New Roman" w:hAnsi="Times New Roman" w:cs="Times New Roman"/>
+          <w:i/>
+          <w:iCs/>
+          <w:sz w:val="24"/>
+          <w:szCs w:val="24"/>
+        </w:rPr>
+        <w:t xml:space="preserve"> </w:t>
+      </w:r>
+    </w:p>
+    <w:p>
+      <w:pPr>
+        <w:jc w:val="both"/>
+        <w:rPr>
+          <w:rFonts w:ascii="Times New Roman" w:hAnsi="Times New Roman" w:cs="Times New Roman"/>
+          <w:i/>
+          <w:iCs/>
+          <w:color w:val="0000FF"/>
+          <w:sz w:val="24"/>
+          <w:szCs w:val="24"/>
+        </w:rPr>
+      </w:pPr>
+      <w:r>
+        <w:rPr>
+          <w:rFonts w:ascii="Times New Roman" w:hAnsi="Times New Roman" w:cs="Times New Roman"/>
+          <w:i/>
+          <w:iCs/>
+          <w:color w:val="0000FF"/>
+          <w:sz w:val="24"/>
+          <w:szCs w:val="24"/>
+        </w:rPr>
         <w:lastRenderedPageBreak/>
-        <w:t>On page 10</w:t>
-      </w:r>
-      <w:r>
-        <w:rPr>
-          <w:rFonts w:ascii="Times New Roman" w:hAnsi="Times New Roman" w:cs="Times New Roman"/>
-          <w:sz w:val="24"/>
-          <w:szCs w:val="24"/>
-          <w:u w:val="single"/>
-        </w:rPr>
-        <w:t>-11</w:t>
-      </w:r>
-      <w:r>
-        <w:rPr>
-          <w:rFonts w:ascii="Times New Roman" w:hAnsi="Times New Roman" w:cs="Times New Roman"/>
-          <w:sz w:val="24"/>
-          <w:szCs w:val="24"/>
-          <w:u w:val="single"/>
-        </w:rPr>
-        <w:t>:</w:t>
-      </w:r>
-      <w:r>
-        <w:rPr>
-          <w:rFonts w:ascii="Times New Roman" w:hAnsi="Times New Roman" w:cs="Times New Roman"/>
-          <w:i/>
-          <w:iCs/>
-          <w:sz w:val="24"/>
-          <w:szCs w:val="24"/>
-        </w:rPr>
-        <w:t xml:space="preserve"> </w:t>
-      </w:r>
-      <w:r>
-        <w:rPr>
-          <w:rFonts w:ascii="Times New Roman" w:hAnsi="Times New Roman" w:cs="Times New Roman"/>
-          <w:sz w:val="24"/>
-          <w:szCs w:val="24"/>
-        </w:rPr>
-        <w:t xml:space="preserve">We added the heterogeneity quantification and </w:t>
-      </w:r>
-      <w:r>
-        <w:rPr>
-          <w:rFonts w:ascii="Times New Roman" w:hAnsi="Times New Roman" w:cs="Times New Roman"/>
-          <w:sz w:val="24"/>
-          <w:szCs w:val="24"/>
-        </w:rPr>
-        <w:t>efficiency evaluation under different non-IID levels</w:t>
-      </w:r>
-      <w:r>
-        <w:rPr>
-          <w:rFonts w:ascii="Times New Roman" w:hAnsi="Times New Roman" w:cs="Times New Roman"/>
-          <w:sz w:val="24"/>
-          <w:szCs w:val="24"/>
-        </w:rPr>
-        <w:t>:</w:t>
-      </w:r>
-      <w:r>
-        <w:rPr>
-          <w:rFonts w:ascii="Times New Roman" w:hAnsi="Times New Roman" w:cs="Times New Roman"/>
-          <w:i/>
-          <w:iCs/>
-          <w:sz w:val="24"/>
-          <w:szCs w:val="24"/>
-        </w:rPr>
-        <w:t xml:space="preserve"> </w:t>
-      </w:r>
-    </w:p>
-    <w:p>
-      <w:pPr>
-        <w:jc w:val="both"/>
-        <w:rPr>
-          <w:rFonts w:ascii="Times New Roman" w:hAnsi="Times New Roman" w:cs="Times New Roman"/>
-          <w:i/>
-          <w:iCs/>
-          <w:color w:val="0000FF"/>
-          <w:sz w:val="24"/>
-          <w:szCs w:val="24"/>
-        </w:rPr>
-      </w:pPr>
-      <w:r>
-        <w:rPr>
-          <w:rFonts w:ascii="Times New Roman" w:hAnsi="Times New Roman" w:cs="Times New Roman"/>
-          <w:i/>
-          <w:iCs/>
-          <w:color w:val="0000FF"/>
-          <w:sz w:val="24"/>
-          <w:szCs w:val="24"/>
-        </w:rPr>
         <w:t>Statistical heterogeneity, or non-IID data, is an important issue in federated learning frameworks, particularly for IBR admittance estimation, where IBRs may be provided by different vendors and may have different circuit structures. To investigate this issue, three cases (G1, G2, and G3) with different levels of non-</w:t>
       </w:r>
       <w:proofErr w:type="spellStart"/>
@@ -5108,7 +5087,6 @@
           <w:sz w:val="24"/>
           <w:szCs w:val="24"/>
         </w:rPr>
-        <w:lastRenderedPageBreak/>
         <w:drawing>
           <wp:inline distT="0" distB="0" distL="0" distR="0" wp14:anchorId="76A49D8B" wp14:editId="040BB6C1">
             <wp:extent cx="3281261" cy="2091103"/>
@@ -5172,6 +5150,7 @@
           <w:sz w:val="24"/>
           <w:szCs w:val="24"/>
         </w:rPr>
+        <w:lastRenderedPageBreak/>
         <w:t xml:space="preserve">Fig. 16 compares the final test MSE of </w:t>
       </w:r>
       <w:proofErr w:type="spellStart"/>
@@ -5533,6 +5512,7 @@
           <w:sz w:val="24"/>
           <w:szCs w:val="24"/>
         </w:rPr>
+        <w:lastRenderedPageBreak/>
         <w:drawing>
           <wp:inline distT="0" distB="0" distL="0" distR="0" wp14:anchorId="6EB3D73C" wp14:editId="3D7154BD">
             <wp:extent cx="4449254" cy="6002215"/>
@@ -5610,6 +5590,17 @@
         </w:rPr>
         <w:t>FedAvg</w:t>
       </w:r>
+      <w:r>
+        <w:rPr>
+          <w:rFonts w:ascii="Times New Roman" w:hAnsi="Times New Roman" w:cs="Times New Roman"/>
+          <w:i/>
+          <w:iCs/>
+          <w:color w:val="0000FF"/>
+          <w:sz w:val="24"/>
+          <w:szCs w:val="24"/>
+        </w:rPr>
+        <w:t>Im</w:t>
+      </w:r>
       <w:proofErr w:type="spellEnd"/>
       <w:r>
         <w:rPr>
@@ -5658,6 +5649,17 @@
         </w:rPr>
         <w:t>FedAvg</w:t>
       </w:r>
+      <w:r>
+        <w:rPr>
+          <w:rFonts w:ascii="Times New Roman" w:hAnsi="Times New Roman" w:cs="Times New Roman"/>
+          <w:i/>
+          <w:iCs/>
+          <w:color w:val="0000FF"/>
+          <w:sz w:val="24"/>
+          <w:szCs w:val="24"/>
+        </w:rPr>
+        <w:t>Im</w:t>
+      </w:r>
       <w:proofErr w:type="spellEnd"/>
       <w:r>
         <w:rPr>
@@ -5705,6 +5707,17 @@
           <w:szCs w:val="24"/>
         </w:rPr>
         <w:t>FedAvg</w:t>
+      </w:r>
+      <w:r>
+        <w:rPr>
+          <w:rFonts w:ascii="Times New Roman" w:hAnsi="Times New Roman" w:cs="Times New Roman"/>
+          <w:i/>
+          <w:iCs/>
+          <w:color w:val="0000FF"/>
+          <w:sz w:val="24"/>
+          <w:szCs w:val="24"/>
+        </w:rPr>
+        <w:t>Im</w:t>
       </w:r>
       <w:proofErr w:type="spellEnd"/>
       <w:r>
@@ -6152,6 +6165,15 @@
           <w:sz w:val="24"/>
           <w:szCs w:val="24"/>
         </w:rPr>
+        <w:t xml:space="preserve">a </w:t>
+      </w:r>
+      <w:r>
+        <w:rPr>
+          <w:rFonts w:asciiTheme="majorBidi" w:hAnsiTheme="majorBidi" w:cstheme="majorBidi"/>
+          <w:color w:val="000000" w:themeColor="text1"/>
+          <w:sz w:val="24"/>
+          <w:szCs w:val="24"/>
+        </w:rPr>
         <w:t>compact</w:t>
       </w:r>
       <w:r>
@@ -6161,7 +6183,25 @@
           <w:sz w:val="24"/>
           <w:szCs w:val="24"/>
         </w:rPr>
-        <w:t xml:space="preserve"> communication and computational overhead analysis after Table II.</w:t>
+        <w:t xml:space="preserve"> communication and computational overhead analysis</w:t>
+      </w:r>
+      <w:r>
+        <w:rPr>
+          <w:rFonts w:asciiTheme="majorBidi" w:hAnsiTheme="majorBidi" w:cstheme="majorBidi"/>
+          <w:color w:val="000000" w:themeColor="text1"/>
+          <w:sz w:val="24"/>
+          <w:szCs w:val="24"/>
+        </w:rPr>
+        <w:t xml:space="preserve"> in Section III-B</w:t>
+      </w:r>
+      <w:r>
+        <w:rPr>
+          <w:rFonts w:asciiTheme="majorBidi" w:hAnsiTheme="majorBidi" w:cstheme="majorBidi"/>
+          <w:color w:val="000000" w:themeColor="text1"/>
+          <w:sz w:val="24"/>
+          <w:szCs w:val="24"/>
+        </w:rPr>
+        <w:t>.</w:t>
       </w:r>
     </w:p>
     <w:p>
@@ -6295,7 +6335,7 @@
           <w:szCs w:val="24"/>
           <w:lang w:bidi="fa-IR"/>
         </w:rPr>
-        <w:t xml:space="preserve">Modifications </w:t>
+        <w:t xml:space="preserve">Modifications in the </w:t>
       </w:r>
       <w:proofErr w:type="gramStart"/>
       <w:r>
@@ -6311,7 +6351,22 @@
           <w:szCs w:val="24"/>
           <w:lang w:bidi="fa-IR"/>
         </w:rPr>
-        <w:t>on</w:t>
+        <w:t xml:space="preserve">manuscript </w:t>
+      </w:r>
+      <w:r>
+        <w:rPr>
+          <w:rStyle w:val="MemberType"/>
+          <w:rFonts w:asciiTheme="majorBidi" w:hAnsiTheme="majorBidi" w:cstheme="majorBidi"/>
+          <w:b/>
+          <w:bCs/>
+          <w:i w:val="0"/>
+          <w:iCs w:val="0"/>
+          <w:color w:val="0F4761" w:themeColor="accent1" w:themeShade="BF"/>
+          <w:sz w:val="24"/>
+          <w:szCs w:val="24"/>
+          <w:lang w:bidi="fa-IR"/>
+        </w:rPr>
+        <w:t xml:space="preserve"> (</w:t>
       </w:r>
       <w:proofErr w:type="gramEnd"/>
       <w:r>
@@ -6327,54 +6382,7 @@
           <w:szCs w:val="24"/>
           <w:lang w:bidi="fa-IR"/>
         </w:rPr>
-        <w:t xml:space="preserve"> </w:t>
-      </w:r>
-      <w:proofErr w:type="gramStart"/>
-      <w:r>
-        <w:rPr>
-          <w:rStyle w:val="MemberType"/>
-          <w:rFonts w:asciiTheme="majorBidi" w:hAnsiTheme="majorBidi" w:cstheme="majorBidi"/>
-          <w:b/>
-          <w:bCs/>
-          <w:i w:val="0"/>
-          <w:iCs w:val="0"/>
-          <w:color w:val="0F4761" w:themeColor="accent1" w:themeShade="BF"/>
-          <w:sz w:val="24"/>
-          <w:szCs w:val="24"/>
-          <w:lang w:bidi="fa-IR"/>
-        </w:rPr>
-        <w:t>manuscript (</w:t>
-      </w:r>
-      <w:r>
-        <w:rPr>
-          <w:rStyle w:val="MemberType"/>
-          <w:rFonts w:asciiTheme="majorBidi" w:hAnsiTheme="majorBidi" w:cstheme="majorBidi"/>
-          <w:b/>
-          <w:bCs/>
-          <w:i w:val="0"/>
-          <w:iCs w:val="0"/>
-          <w:color w:val="0F4761" w:themeColor="accent1" w:themeShade="BF"/>
-          <w:sz w:val="24"/>
-          <w:szCs w:val="24"/>
-          <w:lang w:bidi="fa-IR"/>
-        </w:rPr>
-        <w:t>#</w:t>
-      </w:r>
-      <w:proofErr w:type="gramEnd"/>
-      <w:r>
-        <w:rPr>
-          <w:rStyle w:val="MemberType"/>
-          <w:rFonts w:asciiTheme="majorBidi" w:hAnsiTheme="majorBidi" w:cstheme="majorBidi"/>
-          <w:b/>
-          <w:bCs/>
-          <w:i w:val="0"/>
-          <w:iCs w:val="0"/>
-          <w:color w:val="0F4761" w:themeColor="accent1" w:themeShade="BF"/>
-          <w:sz w:val="24"/>
-          <w:szCs w:val="24"/>
-          <w:lang w:bidi="fa-IR"/>
-        </w:rPr>
-        <w:t>4</w:t>
+        <w:t>#4</w:t>
       </w:r>
       <w:r>
         <w:rPr>
@@ -7297,7 +7305,7 @@
           <w:szCs w:val="24"/>
           <w:lang w:bidi="fa-IR"/>
         </w:rPr>
-        <w:t xml:space="preserve">Modifications on </w:t>
+        <w:t xml:space="preserve">Modifications in the </w:t>
       </w:r>
       <w:proofErr w:type="gramStart"/>
       <w:r>
@@ -7313,7 +7321,7 @@
           <w:szCs w:val="24"/>
           <w:lang w:bidi="fa-IR"/>
         </w:rPr>
-        <w:t>manuscript (</w:t>
+        <w:t xml:space="preserve">manuscript </w:t>
       </w:r>
       <w:r>
         <w:rPr>
@@ -7328,7 +7336,7 @@
           <w:szCs w:val="24"/>
           <w:lang w:bidi="fa-IR"/>
         </w:rPr>
-        <w:t>#</w:t>
+        <w:t xml:space="preserve"> (</w:t>
       </w:r>
       <w:proofErr w:type="gramEnd"/>
       <w:r>
@@ -7344,7 +7352,7 @@
           <w:szCs w:val="24"/>
           <w:lang w:bidi="fa-IR"/>
         </w:rPr>
-        <w:t>5</w:t>
+        <w:t>#5</w:t>
       </w:r>
       <w:r>
         <w:rPr>
@@ -9021,7 +9029,41 @@
           <w:sz w:val="24"/>
           <w:szCs w:val="24"/>
         </w:rPr>
-        <w:t xml:space="preserve">-admittance identification/learning framework, because the neural network maps the input </w:t>
+        <w:t xml:space="preserve">-admittance </w:t>
+      </w:r>
+      <w:proofErr w:type="gramStart"/>
+      <w:r>
+        <w:rPr>
+          <w:rFonts w:ascii="Times New Roman" w:hAnsi="Times New Roman" w:cs="Times New Roman"/>
+          <w:sz w:val="24"/>
+          <w:szCs w:val="24"/>
+        </w:rPr>
+        <w:t>identification</w:t>
+      </w:r>
+      <w:r>
+        <w:rPr>
+          <w:rFonts w:ascii="Times New Roman" w:hAnsi="Times New Roman" w:cs="Times New Roman"/>
+          <w:sz w:val="24"/>
+          <w:szCs w:val="24"/>
+        </w:rPr>
+        <w:t xml:space="preserve"> </w:t>
+      </w:r>
+      <w:r>
+        <w:rPr>
+          <w:rFonts w:ascii="Times New Roman" w:hAnsi="Times New Roman" w:cs="Times New Roman"/>
+          <w:sz w:val="24"/>
+          <w:szCs w:val="24"/>
+        </w:rPr>
+        <w:t xml:space="preserve"> framework</w:t>
+      </w:r>
+      <w:proofErr w:type="gramEnd"/>
+      <w:r>
+        <w:rPr>
+          <w:rFonts w:ascii="Times New Roman" w:hAnsi="Times New Roman" w:cs="Times New Roman"/>
+          <w:sz w:val="24"/>
+          <w:szCs w:val="24"/>
+        </w:rPr>
+        <w:t xml:space="preserve">, because the neural network maps the input </w:t>
       </w:r>
       <m:oMath>
         <m:r>
@@ -9151,7 +9193,7 @@
           <w:sz w:val="24"/>
           <w:szCs w:val="24"/>
         </w:rPr>
-        <w:t xml:space="preserve"> in several background discussions because both representations are commonly used in the literature and are mathematically related. We also keep impedance-based stability analysis because this is the standard terminology for the generalized Nyquist stability framework, even though the return-ratio matrix in this work is constructed using the estimated IBR admittance and the grid admittance/impedance representation.</w:t>
+        <w:t xml:space="preserve"> in several background discussions because both representations are commonly used in the literature and are mathematically related. We also keep impedance-based stability analysis because this is the standard terminology for the generalized Nyquist stability framework, even though the return-ratio matrix in this work is constructed using the estimated IBR admittance and the grid admittance representation.</w:t>
       </w:r>
     </w:p>
     <w:p>
@@ -9292,7 +9334,23 @@
           <w:sz w:val="24"/>
           <w:szCs w:val="24"/>
         </w:rPr>
-        <w:t>he measurement/modeling background may refer to impedance/admittance because both forms are used in prior work</w:t>
+        <w:t>he measurement/modeling background may refer to impedance/admittance because both forms are used</w:t>
+      </w:r>
+      <w:r>
+        <w:rPr>
+          <w:rFonts w:ascii="Times New Roman" w:hAnsi="Times New Roman" w:cs="Times New Roman"/>
+          <w:sz w:val="24"/>
+          <w:szCs w:val="24"/>
+        </w:rPr>
+        <w:t xml:space="preserve"> popular</w:t>
+      </w:r>
+      <w:r>
+        <w:rPr>
+          <w:rFonts w:ascii="Times New Roman" w:hAnsi="Times New Roman" w:cs="Times New Roman"/>
+          <w:sz w:val="24"/>
+          <w:szCs w:val="24"/>
+        </w:rPr>
+        <w:t xml:space="preserve"> in prior work</w:t>
       </w:r>
       <w:r>
         <w:rPr>
@@ -9406,7 +9464,7 @@
           <w:szCs w:val="24"/>
           <w:lang w:bidi="fa-IR"/>
         </w:rPr>
-        <w:t xml:space="preserve">Modifications </w:t>
+        <w:t xml:space="preserve">Modifications in the </w:t>
       </w:r>
       <w:proofErr w:type="gramStart"/>
       <w:r>
@@ -9422,7 +9480,22 @@
           <w:szCs w:val="24"/>
           <w:lang w:bidi="fa-IR"/>
         </w:rPr>
-        <w:t>on</w:t>
+        <w:t xml:space="preserve">manuscript </w:t>
+      </w:r>
+      <w:r>
+        <w:rPr>
+          <w:rStyle w:val="MemberType"/>
+          <w:rFonts w:asciiTheme="majorBidi" w:hAnsiTheme="majorBidi" w:cstheme="majorBidi"/>
+          <w:b/>
+          <w:bCs/>
+          <w:i w:val="0"/>
+          <w:iCs w:val="0"/>
+          <w:color w:val="0F4761" w:themeColor="accent1" w:themeShade="BF"/>
+          <w:sz w:val="24"/>
+          <w:szCs w:val="24"/>
+          <w:lang w:bidi="fa-IR"/>
+        </w:rPr>
+        <w:t xml:space="preserve"> (</w:t>
       </w:r>
       <w:proofErr w:type="gramEnd"/>
       <w:r>
@@ -9438,141 +9511,7 @@
           <w:szCs w:val="24"/>
           <w:lang w:bidi="fa-IR"/>
         </w:rPr>
-        <w:t xml:space="preserve"> </w:t>
-      </w:r>
-      <w:proofErr w:type="gramStart"/>
-      <w:r>
-        <w:rPr>
-          <w:rStyle w:val="MemberType"/>
-          <w:rFonts w:asciiTheme="majorBidi" w:hAnsiTheme="majorBidi" w:cstheme="majorBidi"/>
-          <w:b/>
-          <w:bCs/>
-          <w:i w:val="0"/>
-          <w:iCs w:val="0"/>
-          <w:color w:val="0F4761" w:themeColor="accent1" w:themeShade="BF"/>
-          <w:sz w:val="24"/>
-          <w:szCs w:val="24"/>
-          <w:lang w:bidi="fa-IR"/>
-        </w:rPr>
-        <w:t>manuscript (</w:t>
-      </w:r>
-      <w:r>
-        <w:rPr>
-          <w:rStyle w:val="MemberType"/>
-          <w:rFonts w:asciiTheme="majorBidi" w:hAnsiTheme="majorBidi" w:cstheme="majorBidi"/>
-          <w:b/>
-          <w:bCs/>
-          <w:i w:val="0"/>
-          <w:iCs w:val="0"/>
-          <w:color w:val="0F4761" w:themeColor="accent1" w:themeShade="BF"/>
-          <w:sz w:val="24"/>
-          <w:szCs w:val="24"/>
-          <w:lang w:bidi="fa-IR"/>
-        </w:rPr>
-        <w:t>#</w:t>
-      </w:r>
-      <w:proofErr w:type="gramEnd"/>
-      <w:r>
-        <w:rPr>
-          <w:rStyle w:val="MemberType"/>
-          <w:rFonts w:asciiTheme="majorBidi" w:hAnsiTheme="majorBidi" w:cstheme="majorBidi"/>
-          <w:b/>
-          <w:bCs/>
-          <w:i w:val="0"/>
-          <w:iCs w:val="0"/>
-          <w:color w:val="0F4761" w:themeColor="accent1" w:themeShade="BF"/>
-          <w:sz w:val="24"/>
-          <w:szCs w:val="24"/>
-          <w:lang w:bidi="fa-IR"/>
-        </w:rPr>
-        <w:t>6):</w:t>
-      </w:r>
-    </w:p>
-    <w:p>
-      <w:pPr>
-        <w:pBdr>
-          <w:bottom w:val="single" w:sz="6" w:space="1" w:color="auto"/>
-        </w:pBdr>
-        <w:spacing w:before="240"/>
-        <w:jc w:val="both"/>
-        <w:rPr>
-          <w:rStyle w:val="MemberType"/>
-          <w:rFonts w:asciiTheme="majorBidi" w:hAnsiTheme="majorBidi" w:cstheme="majorBidi"/>
-          <w:i w:val="0"/>
-          <w:iCs w:val="0"/>
-          <w:color w:val="0F4761" w:themeColor="accent1" w:themeShade="BF"/>
-          <w:sz w:val="24"/>
-          <w:szCs w:val="24"/>
-          <w:lang w:bidi="fa-IR"/>
-        </w:rPr>
-      </w:pPr>
-      <w:r>
-        <w:rPr>
-          <w:rStyle w:val="MemberType"/>
-          <w:rFonts w:asciiTheme="majorBidi" w:hAnsiTheme="majorBidi" w:cstheme="majorBidi"/>
-          <w:i w:val="0"/>
-          <w:iCs w:val="0"/>
-          <w:sz w:val="24"/>
-          <w:szCs w:val="24"/>
-          <w:lang w:bidi="fa-IR"/>
-        </w:rPr>
-        <w:t xml:space="preserve">We changed the title of the manuscript: </w:t>
-      </w:r>
-      <w:proofErr w:type="spellStart"/>
-      <w:r>
-        <w:rPr>
-          <w:rStyle w:val="MemberType"/>
-          <w:rFonts w:asciiTheme="majorBidi" w:hAnsiTheme="majorBidi" w:cstheme="majorBidi"/>
-          <w:i w:val="0"/>
-          <w:iCs w:val="0"/>
-          <w:color w:val="0000FF"/>
-          <w:sz w:val="24"/>
-          <w:szCs w:val="24"/>
-          <w:lang w:bidi="fa-IR"/>
-        </w:rPr>
-        <w:t>FedAvgIm</w:t>
-      </w:r>
-      <w:proofErr w:type="spellEnd"/>
-      <w:r>
-        <w:rPr>
-          <w:rStyle w:val="MemberType"/>
-          <w:rFonts w:asciiTheme="majorBidi" w:hAnsiTheme="majorBidi" w:cstheme="majorBidi"/>
-          <w:i w:val="0"/>
-          <w:iCs w:val="0"/>
-          <w:color w:val="0000FF"/>
-          <w:sz w:val="24"/>
-          <w:szCs w:val="24"/>
-          <w:lang w:bidi="fa-IR"/>
-        </w:rPr>
-        <w:t>: Federated Learning for Multi-Site Impedance</w:t>
-      </w:r>
-      <w:r>
-        <w:rPr>
-          <w:rStyle w:val="MemberType"/>
-          <w:rFonts w:asciiTheme="majorBidi" w:hAnsiTheme="majorBidi" w:cstheme="majorBidi"/>
-          <w:b/>
-          <w:bCs/>
-          <w:i w:val="0"/>
-          <w:iCs w:val="0"/>
-          <w:color w:val="0000FF"/>
-          <w:sz w:val="24"/>
-          <w:szCs w:val="24"/>
-          <w:lang w:bidi="fa-IR"/>
-        </w:rPr>
-        <w:t>/Admittance</w:t>
-      </w:r>
-      <w:r>
-        <w:rPr>
-          <w:rStyle w:val="MemberType"/>
-          <w:rFonts w:asciiTheme="majorBidi" w:hAnsiTheme="majorBidi" w:cstheme="majorBidi"/>
-          <w:i w:val="0"/>
-          <w:iCs w:val="0"/>
-          <w:color w:val="0000FF"/>
-          <w:sz w:val="24"/>
-          <w:szCs w:val="24"/>
-          <w:lang w:bidi="fa-IR"/>
-        </w:rPr>
-        <w:t xml:space="preserve"> Identification of Inverter-Based Resources</w:t>
+        <w:t>#6):</w:t>
       </w:r>
     </w:p>
     <w:p>
@@ -10193,131 +10132,532 @@
           <w:szCs w:val="24"/>
           <w:lang w:bidi="fa-IR"/>
         </w:rPr>
+        <w:t xml:space="preserve">We would like to thank the reviewer for the insightful comments, which have significantly strengthened our manuscript. We have made our best effort to address </w:t>
+      </w:r>
+      <w:proofErr w:type="gramStart"/>
+      <w:r>
+        <w:rPr>
+          <w:rFonts w:asciiTheme="majorBidi" w:hAnsiTheme="majorBidi" w:cstheme="majorBidi"/>
+          <w:sz w:val="24"/>
+          <w:szCs w:val="24"/>
+          <w:lang w:bidi="fa-IR"/>
+        </w:rPr>
+        <w:t>all of</w:t>
+      </w:r>
+      <w:proofErr w:type="gramEnd"/>
+      <w:r>
+        <w:rPr>
+          <w:rFonts w:asciiTheme="majorBidi" w:hAnsiTheme="majorBidi" w:cstheme="majorBidi"/>
+          <w:sz w:val="24"/>
+          <w:szCs w:val="24"/>
+          <w:lang w:bidi="fa-IR"/>
+        </w:rPr>
+        <w:t xml:space="preserve"> the comments, and our responses are provided below.</w:t>
+      </w:r>
+    </w:p>
+    <w:bookmarkEnd w:id="1"/>
+    <w:p>
+      <w:pPr>
+        <w:spacing w:before="240"/>
+        <w:jc w:val="both"/>
+        <w:rPr>
+          <w:rFonts w:asciiTheme="majorBidi" w:hAnsiTheme="majorBidi" w:cstheme="majorBidi"/>
+          <w:color w:val="C00000"/>
+          <w:sz w:val="24"/>
+          <w:szCs w:val="24"/>
+        </w:rPr>
+      </w:pPr>
+      <w:r>
+        <w:rPr>
+          <w:rFonts w:asciiTheme="majorBidi" w:hAnsiTheme="majorBidi" w:cstheme="majorBidi"/>
+          <w:b/>
+          <w:bCs/>
+          <w:i/>
+          <w:iCs/>
+          <w:color w:val="C00000"/>
+          <w:sz w:val="24"/>
+          <w:szCs w:val="24"/>
+        </w:rPr>
+        <w:t>Comment #</w:t>
+      </w:r>
+      <w:r>
+        <w:rPr>
+          <w:rFonts w:asciiTheme="majorBidi" w:hAnsiTheme="majorBidi" w:cstheme="majorBidi"/>
+          <w:b/>
+          <w:bCs/>
+          <w:i/>
+          <w:iCs/>
+          <w:color w:val="C00000"/>
+          <w:sz w:val="24"/>
+          <w:szCs w:val="24"/>
+        </w:rPr>
+        <w:t>1</w:t>
+      </w:r>
+      <w:r>
+        <w:rPr>
+          <w:rFonts w:asciiTheme="majorBidi" w:hAnsiTheme="majorBidi" w:cstheme="majorBidi"/>
+          <w:b/>
+          <w:bCs/>
+          <w:i/>
+          <w:iCs/>
+          <w:color w:val="C00000"/>
+          <w:sz w:val="24"/>
+          <w:szCs w:val="24"/>
+        </w:rPr>
+        <w:t>:</w:t>
+      </w:r>
+    </w:p>
+    <w:p>
+      <w:pPr>
+        <w:spacing w:before="240"/>
+        <w:jc w:val="both"/>
+        <w:rPr>
+          <w:rFonts w:asciiTheme="majorBidi" w:hAnsiTheme="majorBidi" w:cstheme="majorBidi"/>
+          <w:b/>
+          <w:bCs/>
+          <w:i/>
+          <w:iCs/>
+          <w:color w:val="C00000"/>
+          <w:sz w:val="24"/>
+          <w:szCs w:val="24"/>
+        </w:rPr>
+      </w:pPr>
+      <w:r>
+        <w:rPr>
+          <w:rFonts w:asciiTheme="majorBidi" w:hAnsiTheme="majorBidi" w:cstheme="majorBidi"/>
+          <w:color w:val="C00000"/>
+          <w:sz w:val="24"/>
+          <w:szCs w:val="24"/>
+        </w:rPr>
         <w:lastRenderedPageBreak/>
-        <w:t xml:space="preserve">We would like to thank the reviewer for the insightful comments, which have significantly strengthened our manuscript. We have made our best effort to address </w:t>
+        <w:t xml:space="preserve">1. The primary motivation stated in the Introduction is to identify impedance for "black-box" inverters where internal parameters are unknown. However, in Section III-A, the authors state that the training datasets are generated using analytical models based on the component-connection method. If the analytical models are already available to generate the training data, there is no engineering need to train a Neural Network to "identify" the impedance. The authors should either justify this approach or, more preferably, validate the framework using measurement-based data to faithfully represent the "black-box" scenario described in </w:t>
       </w:r>
       <w:proofErr w:type="gramStart"/>
       <w:r>
         <w:rPr>
           <w:rFonts w:asciiTheme="majorBidi" w:hAnsiTheme="majorBidi" w:cstheme="majorBidi"/>
-          <w:sz w:val="24"/>
-          <w:szCs w:val="24"/>
-          <w:lang w:bidi="fa-IR"/>
-        </w:rPr>
-        <w:t>all of</w:t>
+          <w:color w:val="C00000"/>
+          <w:sz w:val="24"/>
+          <w:szCs w:val="24"/>
+        </w:rPr>
+        <w:t>the motivation</w:t>
       </w:r>
       <w:proofErr w:type="gramEnd"/>
       <w:r>
         <w:rPr>
           <w:rFonts w:asciiTheme="majorBidi" w:hAnsiTheme="majorBidi" w:cstheme="majorBidi"/>
-          <w:sz w:val="24"/>
-          <w:szCs w:val="24"/>
-          <w:lang w:bidi="fa-IR"/>
-        </w:rPr>
-        <w:t xml:space="preserve"> the comments, and our responses are provided below.</w:t>
-      </w:r>
-    </w:p>
-    <w:bookmarkEnd w:id="1"/>
-    <w:p>
-      <w:pPr>
-        <w:spacing w:before="240"/>
-        <w:jc w:val="both"/>
-        <w:rPr>
-          <w:rFonts w:asciiTheme="majorBidi" w:hAnsiTheme="majorBidi" w:cstheme="majorBidi"/>
           <w:color w:val="C00000"/>
           <w:sz w:val="24"/>
           <w:szCs w:val="24"/>
         </w:rPr>
-      </w:pPr>
-      <w:r>
-        <w:rPr>
-          <w:rFonts w:asciiTheme="majorBidi" w:hAnsiTheme="majorBidi" w:cstheme="majorBidi"/>
-          <w:b/>
-          <w:bCs/>
-          <w:i/>
-          <w:iCs/>
-          <w:color w:val="C00000"/>
-          <w:sz w:val="24"/>
-          <w:szCs w:val="24"/>
-        </w:rPr>
-        <w:t>Comment #</w:t>
-      </w:r>
-      <w:r>
-        <w:rPr>
-          <w:rFonts w:asciiTheme="majorBidi" w:hAnsiTheme="majorBidi" w:cstheme="majorBidi"/>
-          <w:b/>
-          <w:bCs/>
-          <w:i/>
-          <w:iCs/>
-          <w:color w:val="C00000"/>
-          <w:sz w:val="24"/>
-          <w:szCs w:val="24"/>
+        <w:t>.</w:t>
+      </w:r>
+    </w:p>
+    <w:p>
+      <w:pPr>
+        <w:jc w:val="both"/>
+        <w:rPr>
+          <w:rStyle w:val="MemberType"/>
+          <w:rFonts w:asciiTheme="majorBidi" w:hAnsiTheme="majorBidi" w:cstheme="majorBidi"/>
+          <w:b/>
+          <w:bCs/>
+          <w:i w:val="0"/>
+          <w:iCs w:val="0"/>
+          <w:color w:val="0F4761" w:themeColor="accent1" w:themeShade="BF"/>
+          <w:sz w:val="24"/>
+          <w:szCs w:val="24"/>
+          <w:lang w:bidi="fa-IR"/>
+        </w:rPr>
+      </w:pPr>
+      <w:r>
+        <w:rPr>
+          <w:rStyle w:val="MemberType"/>
+          <w:rFonts w:asciiTheme="majorBidi" w:hAnsiTheme="majorBidi" w:cstheme="majorBidi"/>
+          <w:b/>
+          <w:bCs/>
+          <w:i w:val="0"/>
+          <w:iCs w:val="0"/>
+          <w:color w:val="0F4761" w:themeColor="accent1" w:themeShade="BF"/>
+          <w:sz w:val="24"/>
+          <w:szCs w:val="24"/>
+          <w:lang w:bidi="fa-IR"/>
+        </w:rPr>
+        <w:t xml:space="preserve">Authors’ </w:t>
+      </w:r>
+      <w:proofErr w:type="gramStart"/>
+      <w:r>
+        <w:rPr>
+          <w:rStyle w:val="MemberType"/>
+          <w:rFonts w:asciiTheme="majorBidi" w:hAnsiTheme="majorBidi" w:cstheme="majorBidi"/>
+          <w:b/>
+          <w:bCs/>
+          <w:i w:val="0"/>
+          <w:iCs w:val="0"/>
+          <w:color w:val="0F4761" w:themeColor="accent1" w:themeShade="BF"/>
+          <w:sz w:val="24"/>
+          <w:szCs w:val="24"/>
+          <w:lang w:bidi="fa-IR"/>
+        </w:rPr>
+        <w:t>response (</w:t>
+      </w:r>
+      <w:r>
+        <w:rPr>
+          <w:rStyle w:val="MemberType"/>
+          <w:rFonts w:asciiTheme="majorBidi" w:hAnsiTheme="majorBidi" w:cstheme="majorBidi"/>
+          <w:b/>
+          <w:bCs/>
+          <w:i w:val="0"/>
+          <w:iCs w:val="0"/>
+          <w:color w:val="0F4761" w:themeColor="accent1" w:themeShade="BF"/>
+          <w:sz w:val="24"/>
+          <w:szCs w:val="24"/>
+          <w:lang w:bidi="fa-IR"/>
+        </w:rPr>
+        <w:t>#</w:t>
+      </w:r>
+      <w:proofErr w:type="gramEnd"/>
+      <w:r>
+        <w:rPr>
+          <w:rStyle w:val="MemberType"/>
+          <w:rFonts w:asciiTheme="majorBidi" w:hAnsiTheme="majorBidi" w:cstheme="majorBidi"/>
+          <w:b/>
+          <w:bCs/>
+          <w:i w:val="0"/>
+          <w:iCs w:val="0"/>
+          <w:color w:val="0F4761" w:themeColor="accent1" w:themeShade="BF"/>
+          <w:sz w:val="24"/>
+          <w:szCs w:val="24"/>
+          <w:lang w:bidi="fa-IR"/>
         </w:rPr>
         <w:t>1</w:t>
       </w:r>
       <w:r>
         <w:rPr>
-          <w:rFonts w:asciiTheme="majorBidi" w:hAnsiTheme="majorBidi" w:cstheme="majorBidi"/>
-          <w:b/>
-          <w:bCs/>
-          <w:i/>
-          <w:iCs/>
-          <w:color w:val="C00000"/>
-          <w:sz w:val="24"/>
-          <w:szCs w:val="24"/>
-        </w:rPr>
-        <w:t>:</w:t>
-      </w:r>
-    </w:p>
-    <w:p>
-      <w:pPr>
-        <w:spacing w:before="240"/>
-        <w:jc w:val="both"/>
-        <w:rPr>
-          <w:rFonts w:asciiTheme="majorBidi" w:hAnsiTheme="majorBidi" w:cstheme="majorBidi"/>
-          <w:b/>
-          <w:bCs/>
-          <w:i/>
-          <w:iCs/>
-          <w:color w:val="C00000"/>
-          <w:sz w:val="24"/>
-          <w:szCs w:val="24"/>
-        </w:rPr>
-      </w:pPr>
-      <w:r>
-        <w:rPr>
-          <w:rFonts w:asciiTheme="majorBidi" w:hAnsiTheme="majorBidi" w:cstheme="majorBidi"/>
-          <w:color w:val="C00000"/>
-          <w:sz w:val="24"/>
-          <w:szCs w:val="24"/>
-        </w:rPr>
-        <w:t xml:space="preserve">1. The primary motivation stated in the Introduction is to identify impedance for "black-box" inverters where internal parameters are unknown. However, in Section III-A, the authors state that the training datasets are generated using analytical models based on the component-connection method. If the analytical models are already available to generate the training data, there is no engineering need to train a Neural Network to "identify" the impedance. The authors should either justify this approach or, more preferably, validate the framework using measurement-based data to faithfully represent the "black-box" scenario described in </w:t>
+          <w:rStyle w:val="MemberType"/>
+          <w:rFonts w:asciiTheme="majorBidi" w:hAnsiTheme="majorBidi" w:cstheme="majorBidi"/>
+          <w:b/>
+          <w:bCs/>
+          <w:i w:val="0"/>
+          <w:iCs w:val="0"/>
+          <w:color w:val="0F4761" w:themeColor="accent1" w:themeShade="BF"/>
+          <w:sz w:val="24"/>
+          <w:szCs w:val="24"/>
+          <w:lang w:bidi="fa-IR"/>
+        </w:rPr>
+        <w:t>):</w:t>
+      </w:r>
+    </w:p>
+    <w:p>
+      <w:pPr>
+        <w:jc w:val="both"/>
+        <w:rPr>
+          <w:rFonts w:ascii="Times New Roman" w:hAnsi="Times New Roman" w:cs="Times New Roman"/>
+          <w:sz w:val="24"/>
+          <w:szCs w:val="24"/>
+        </w:rPr>
+      </w:pPr>
+      <w:r>
+        <w:rPr>
+          <w:rFonts w:ascii="Times New Roman" w:hAnsi="Times New Roman" w:cs="Times New Roman"/>
+          <w:sz w:val="24"/>
+          <w:szCs w:val="24"/>
+        </w:rPr>
+        <w:t xml:space="preserve">We sincerely thank the reviewer for this important comment. We agree that using analytically generated datasets is not fully aligned with the black-box motivation of the paper. In the revised manuscript, we have therefore </w:t>
+      </w:r>
+      <w:r>
+        <w:rPr>
+          <w:rFonts w:ascii="Times New Roman" w:hAnsi="Times New Roman" w:cs="Times New Roman"/>
+          <w:b/>
+          <w:bCs/>
+          <w:sz w:val="24"/>
+          <w:szCs w:val="24"/>
+        </w:rPr>
+        <w:t>replaced the previous analytical-model-based datasets with EMT measurement-based admittance datasets</w:t>
+      </w:r>
+      <w:r>
+        <w:rPr>
+          <w:rFonts w:ascii="Times New Roman" w:hAnsi="Times New Roman" w:cs="Times New Roman"/>
+          <w:sz w:val="24"/>
+          <w:szCs w:val="24"/>
+        </w:rPr>
+        <w:t xml:space="preserve"> to more faithfully represent the black-box scenario where the internal IBR control structure and parameters are unavailable.</w:t>
+      </w:r>
+    </w:p>
+    <w:p>
+      <w:pPr>
+        <w:jc w:val="both"/>
+        <w:rPr>
+          <w:rFonts w:ascii="Times New Roman" w:hAnsi="Times New Roman" w:cs="Times New Roman"/>
+          <w:sz w:val="24"/>
+          <w:szCs w:val="24"/>
+        </w:rPr>
+      </w:pPr>
+      <w:r>
+        <w:rPr>
+          <w:rFonts w:ascii="Times New Roman" w:hAnsi="Times New Roman" w:cs="Times New Roman"/>
+          <w:sz w:val="24"/>
+          <w:szCs w:val="24"/>
+        </w:rPr>
+        <w:t xml:space="preserve">Specifically, the revised data-generation procedure no longer relies on using the component-connection analytical model as the training-data source. Instead, each IBR is treated as a black-box system in EMT simulation. Small voltage perturbations are injected at the PCC in the </w:t>
+      </w:r>
+      <w:proofErr w:type="spellStart"/>
+      <w:r>
+        <w:rPr>
+          <w:rFonts w:ascii="Times New Roman" w:hAnsi="Times New Roman" w:cs="Times New Roman"/>
+          <w:sz w:val="24"/>
+          <w:szCs w:val="24"/>
+        </w:rPr>
+        <w:t>dq</w:t>
+      </w:r>
+      <w:proofErr w:type="spellEnd"/>
+      <w:r>
+        <w:rPr>
+          <w:rFonts w:ascii="Times New Roman" w:hAnsi="Times New Roman" w:cs="Times New Roman"/>
+          <w:sz w:val="24"/>
+          <w:szCs w:val="24"/>
+        </w:rPr>
+        <w:t xml:space="preserve"> frame, and the terminal three-phase PCC voltages and currents are measured. These signals are then transformed into the </w:t>
+      </w:r>
+      <w:proofErr w:type="spellStart"/>
+      <w:r>
+        <w:rPr>
+          <w:rFonts w:ascii="Times New Roman" w:hAnsi="Times New Roman" w:cs="Times New Roman"/>
+          <w:sz w:val="24"/>
+          <w:szCs w:val="24"/>
+        </w:rPr>
+        <w:t>dq</w:t>
+      </w:r>
+      <w:proofErr w:type="spellEnd"/>
+      <w:r>
+        <w:rPr>
+          <w:rFonts w:ascii="Times New Roman" w:hAnsi="Times New Roman" w:cs="Times New Roman"/>
+          <w:sz w:val="24"/>
+          <w:szCs w:val="24"/>
+        </w:rPr>
+        <w:t xml:space="preserve"> frame, and the </w:t>
+      </w:r>
+      <w:proofErr w:type="spellStart"/>
+      <w:r>
+        <w:rPr>
+          <w:rFonts w:ascii="Times New Roman" w:hAnsi="Times New Roman" w:cs="Times New Roman"/>
+          <w:sz w:val="24"/>
+          <w:szCs w:val="24"/>
+        </w:rPr>
+        <w:t>dq</w:t>
+      </w:r>
+      <w:proofErr w:type="spellEnd"/>
+      <w:r>
+        <w:rPr>
+          <w:rFonts w:ascii="Times New Roman" w:hAnsi="Times New Roman" w:cs="Times New Roman"/>
+          <w:sz w:val="24"/>
+          <w:szCs w:val="24"/>
+        </w:rPr>
+        <w:t xml:space="preserve">-admittance matrix is estimated from the measured responses using MATLAB </w:t>
+      </w:r>
+      <w:proofErr w:type="spellStart"/>
+      <w:r>
+        <w:rPr>
+          <w:rFonts w:ascii="Times New Roman" w:hAnsi="Times New Roman" w:cs="Times New Roman"/>
+          <w:i/>
+          <w:iCs/>
+          <w:sz w:val="24"/>
+          <w:szCs w:val="24"/>
+        </w:rPr>
+        <w:t>frestimate</w:t>
+      </w:r>
+      <w:proofErr w:type="spellEnd"/>
+      <w:r>
+        <w:rPr>
+          <w:rFonts w:ascii="Times New Roman" w:hAnsi="Times New Roman" w:cs="Times New Roman"/>
+          <w:sz w:val="24"/>
+          <w:szCs w:val="24"/>
+        </w:rPr>
+        <w:t>. In this way, the training labels are obtained from input-output terminal behavior rather than from internal analytical parameters.</w:t>
+      </w:r>
+    </w:p>
+    <w:p>
+      <w:pPr>
+        <w:jc w:val="both"/>
+        <w:rPr>
+          <w:rFonts w:ascii="Times New Roman" w:hAnsi="Times New Roman" w:cs="Times New Roman"/>
+          <w:sz w:val="24"/>
+          <w:szCs w:val="24"/>
+        </w:rPr>
+      </w:pPr>
+      <w:r>
+        <w:rPr>
+          <w:rFonts w:ascii="Times New Roman" w:hAnsi="Times New Roman" w:cs="Times New Roman"/>
+          <w:sz w:val="24"/>
+          <w:szCs w:val="24"/>
+        </w:rPr>
+        <w:t>We retain the analytical admittance model only as a reference to evaluate the accuracy of the EMT measurement-based admittance data, as shown in Fig. 2. This comparison is used to verify that the measurement-based extraction procedure provides reasonable admittance profiles, not to generate the training data. The revised framework is therefore consistent with the intended black-box setting: the machine-learning model is trained from sparse EMT measurement-based admittance samples while the internal model parameters remain unavailable.</w:t>
+      </w:r>
+    </w:p>
+    <w:p>
+      <w:pPr>
+        <w:jc w:val="both"/>
+        <w:rPr>
+          <w:rFonts w:ascii="Times New Roman" w:hAnsi="Times New Roman" w:cs="Times New Roman"/>
+          <w:sz w:val="24"/>
+          <w:szCs w:val="24"/>
+        </w:rPr>
+      </w:pPr>
+      <w:r>
+        <w:rPr>
+          <w:rFonts w:ascii="Times New Roman" w:hAnsi="Times New Roman" w:cs="Times New Roman"/>
+          <w:b/>
+          <w:bCs/>
+          <w:sz w:val="24"/>
+          <w:szCs w:val="24"/>
+        </w:rPr>
+        <w:t>We also revised the performance evaluation</w:t>
+      </w:r>
+      <w:r>
+        <w:rPr>
+          <w:rFonts w:ascii="Times New Roman" w:hAnsi="Times New Roman" w:cs="Times New Roman"/>
+          <w:b/>
+          <w:bCs/>
+          <w:sz w:val="24"/>
+          <w:szCs w:val="24"/>
+        </w:rPr>
+        <w:t xml:space="preserve"> for all cases</w:t>
+      </w:r>
+      <w:r>
+        <w:rPr>
+          <w:rFonts w:ascii="Times New Roman" w:hAnsi="Times New Roman" w:cs="Times New Roman"/>
+          <w:b/>
+          <w:bCs/>
+          <w:sz w:val="24"/>
+          <w:szCs w:val="24"/>
+        </w:rPr>
+        <w:t xml:space="preserve"> accordingly</w:t>
+      </w:r>
+      <w:r>
+        <w:rPr>
+          <w:rFonts w:ascii="Times New Roman" w:hAnsi="Times New Roman" w:cs="Times New Roman"/>
+          <w:sz w:val="24"/>
+          <w:szCs w:val="24"/>
+        </w:rPr>
+        <w:t xml:space="preserve">. The revised manuscript now evaluates </w:t>
+      </w:r>
+      <w:proofErr w:type="spellStart"/>
+      <w:r>
+        <w:rPr>
+          <w:rFonts w:ascii="Times New Roman" w:hAnsi="Times New Roman" w:cs="Times New Roman"/>
+          <w:sz w:val="24"/>
+          <w:szCs w:val="24"/>
+        </w:rPr>
+        <w:t>FedAvgIm</w:t>
+      </w:r>
+      <w:proofErr w:type="spellEnd"/>
+      <w:r>
+        <w:rPr>
+          <w:rFonts w:ascii="Times New Roman" w:hAnsi="Times New Roman" w:cs="Times New Roman"/>
+          <w:sz w:val="24"/>
+          <w:szCs w:val="24"/>
+        </w:rPr>
+        <w:t xml:space="preserve"> using EMT measurement-based datasets for nine IBRs, including different parameters, </w:t>
+      </w:r>
+      <w:r>
+        <w:rPr>
+          <w:rFonts w:ascii="Times New Roman" w:hAnsi="Times New Roman" w:cs="Times New Roman"/>
+          <w:sz w:val="24"/>
+          <w:szCs w:val="24"/>
+        </w:rPr>
+        <w:t xml:space="preserve">architectures, </w:t>
+      </w:r>
+      <w:r>
+        <w:rPr>
+          <w:rFonts w:ascii="Times New Roman" w:hAnsi="Times New Roman" w:cs="Times New Roman"/>
+          <w:sz w:val="24"/>
+          <w:szCs w:val="24"/>
+        </w:rPr>
+        <w:t xml:space="preserve">measurement-noise levels, and non-IID settings. Additional validation under measurement noise is also added to further reflect practical measurement uncertainty. The revised results show that, although the EMT measurement-based setting introduces scan-related uncertainty and slightly higher prediction errors compared with the previous analytical setting, the main conclusion remains unchanged: </w:t>
+      </w:r>
+      <w:proofErr w:type="spellStart"/>
+      <w:r>
+        <w:rPr>
+          <w:rFonts w:ascii="Times New Roman" w:hAnsi="Times New Roman" w:cs="Times New Roman"/>
+          <w:sz w:val="24"/>
+          <w:szCs w:val="24"/>
+        </w:rPr>
+        <w:t>FedAvgIm</w:t>
+      </w:r>
+      <w:proofErr w:type="spellEnd"/>
+      <w:r>
+        <w:rPr>
+          <w:rFonts w:ascii="Times New Roman" w:hAnsi="Times New Roman" w:cs="Times New Roman"/>
+          <w:sz w:val="24"/>
+          <w:szCs w:val="24"/>
+        </w:rPr>
+        <w:t xml:space="preserve"> achieves performance close to centralized training and consistently outperforms local-only learning under severe local data scarcity.</w:t>
+      </w:r>
+    </w:p>
+    <w:p>
+      <w:pPr>
+        <w:jc w:val="both"/>
+        <w:rPr>
+          <w:rStyle w:val="MemberType"/>
+          <w:rFonts w:asciiTheme="majorBidi" w:hAnsiTheme="majorBidi" w:cstheme="majorBidi"/>
+          <w:b/>
+          <w:bCs/>
+          <w:i w:val="0"/>
+          <w:iCs w:val="0"/>
+          <w:color w:val="0F4761" w:themeColor="accent1" w:themeShade="BF"/>
+          <w:sz w:val="24"/>
+          <w:szCs w:val="24"/>
+          <w:lang w:bidi="fa-IR"/>
+        </w:rPr>
+      </w:pPr>
+      <w:r>
+        <w:rPr>
+          <w:rStyle w:val="MemberType"/>
+          <w:rFonts w:asciiTheme="majorBidi" w:hAnsiTheme="majorBidi" w:cstheme="majorBidi"/>
+          <w:b/>
+          <w:bCs/>
+          <w:i w:val="0"/>
+          <w:iCs w:val="0"/>
+          <w:color w:val="0F4761" w:themeColor="accent1" w:themeShade="BF"/>
+          <w:sz w:val="24"/>
+          <w:szCs w:val="24"/>
+          <w:lang w:bidi="fa-IR"/>
+        </w:rPr>
+        <w:t xml:space="preserve">Modifications in the </w:t>
       </w:r>
       <w:proofErr w:type="gramStart"/>
       <w:r>
         <w:rPr>
-          <w:rFonts w:asciiTheme="majorBidi" w:hAnsiTheme="majorBidi" w:cstheme="majorBidi"/>
-          <w:color w:val="C00000"/>
-          <w:sz w:val="24"/>
-          <w:szCs w:val="24"/>
-        </w:rPr>
-        <w:t>the motivation</w:t>
+          <w:rStyle w:val="MemberType"/>
+          <w:rFonts w:asciiTheme="majorBidi" w:hAnsiTheme="majorBidi" w:cstheme="majorBidi"/>
+          <w:b/>
+          <w:bCs/>
+          <w:i w:val="0"/>
+          <w:iCs w:val="0"/>
+          <w:color w:val="0F4761" w:themeColor="accent1" w:themeShade="BF"/>
+          <w:sz w:val="24"/>
+          <w:szCs w:val="24"/>
+          <w:lang w:bidi="fa-IR"/>
+        </w:rPr>
+        <w:t xml:space="preserve">manuscript </w:t>
+      </w:r>
+      <w:r>
+        <w:rPr>
+          <w:rStyle w:val="MemberType"/>
+          <w:rFonts w:asciiTheme="majorBidi" w:hAnsiTheme="majorBidi" w:cstheme="majorBidi"/>
+          <w:b/>
+          <w:bCs/>
+          <w:i w:val="0"/>
+          <w:iCs w:val="0"/>
+          <w:color w:val="0F4761" w:themeColor="accent1" w:themeShade="BF"/>
+          <w:sz w:val="24"/>
+          <w:szCs w:val="24"/>
+          <w:lang w:bidi="fa-IR"/>
+        </w:rPr>
+        <w:t xml:space="preserve"> (</w:t>
       </w:r>
       <w:proofErr w:type="gramEnd"/>
       <w:r>
         <w:rPr>
-          <w:rFonts w:asciiTheme="majorBidi" w:hAnsiTheme="majorBidi" w:cstheme="majorBidi"/>
-          <w:color w:val="C00000"/>
-          <w:sz w:val="24"/>
-          <w:szCs w:val="24"/>
-        </w:rPr>
-        <w:t>.</w:t>
-      </w:r>
-    </w:p>
-    <w:p>
-      <w:pPr>
-        <w:jc w:val="both"/>
-        <w:rPr>
           <w:rStyle w:val="MemberType"/>
           <w:rFonts w:asciiTheme="majorBidi" w:hAnsiTheme="majorBidi" w:cstheme="majorBidi"/>
           <w:b/>
@@ -10329,7 +10669,8 @@
           <w:szCs w:val="24"/>
           <w:lang w:bidi="fa-IR"/>
         </w:rPr>
-      </w:pPr>
+        <w:t>#</w:t>
+      </w:r>
       <w:r>
         <w:rPr>
           <w:rStyle w:val="MemberType"/>
@@ -10343,9 +10684,8 @@
           <w:szCs w:val="24"/>
           <w:lang w:bidi="fa-IR"/>
         </w:rPr>
-        <w:t xml:space="preserve">Authors’ </w:t>
-      </w:r>
-      <w:proofErr w:type="gramStart"/>
+        <w:t>1</w:t>
+      </w:r>
       <w:r>
         <w:rPr>
           <w:rStyle w:val="MemberType"/>
@@ -10359,52 +10699,6 @@
           <w:szCs w:val="24"/>
           <w:lang w:bidi="fa-IR"/>
         </w:rPr>
-        <w:t>response (</w:t>
-      </w:r>
-      <w:r>
-        <w:rPr>
-          <w:rStyle w:val="MemberType"/>
-          <w:rFonts w:asciiTheme="majorBidi" w:hAnsiTheme="majorBidi" w:cstheme="majorBidi"/>
-          <w:b/>
-          <w:bCs/>
-          <w:i w:val="0"/>
-          <w:iCs w:val="0"/>
-          <w:color w:val="0F4761" w:themeColor="accent1" w:themeShade="BF"/>
-          <w:sz w:val="24"/>
-          <w:szCs w:val="24"/>
-          <w:lang w:bidi="fa-IR"/>
-        </w:rPr>
-        <w:t>#</w:t>
-      </w:r>
-      <w:proofErr w:type="gramEnd"/>
-      <w:r>
-        <w:rPr>
-          <w:rStyle w:val="MemberType"/>
-          <w:rFonts w:asciiTheme="majorBidi" w:hAnsiTheme="majorBidi" w:cstheme="majorBidi"/>
-          <w:b/>
-          <w:bCs/>
-          <w:i w:val="0"/>
-          <w:iCs w:val="0"/>
-          <w:color w:val="0F4761" w:themeColor="accent1" w:themeShade="BF"/>
-          <w:sz w:val="24"/>
-          <w:szCs w:val="24"/>
-          <w:lang w:bidi="fa-IR"/>
-        </w:rPr>
-        <w:t>1</w:t>
-      </w:r>
-      <w:r>
-        <w:rPr>
-          <w:rStyle w:val="MemberType"/>
-          <w:rFonts w:asciiTheme="majorBidi" w:hAnsiTheme="majorBidi" w:cstheme="majorBidi"/>
-          <w:b/>
-          <w:bCs/>
-          <w:i w:val="0"/>
-          <w:iCs w:val="0"/>
-          <w:color w:val="0F4761" w:themeColor="accent1" w:themeShade="BF"/>
-          <w:sz w:val="24"/>
-          <w:szCs w:val="24"/>
-          <w:lang w:bidi="fa-IR"/>
-        </w:rPr>
         <w:t>):</w:t>
       </w:r>
     </w:p>
@@ -10412,350 +10706,101 @@
       <w:pPr>
         <w:jc w:val="both"/>
         <w:rPr>
-          <w:rFonts w:ascii="Times New Roman" w:hAnsi="Times New Roman" w:cs="Times New Roman"/>
-          <w:sz w:val="24"/>
-          <w:szCs w:val="24"/>
-        </w:rPr>
-      </w:pPr>
-      <w:r>
-        <w:rPr>
-          <w:rFonts w:ascii="Times New Roman" w:hAnsi="Times New Roman" w:cs="Times New Roman"/>
-          <w:sz w:val="24"/>
-          <w:szCs w:val="24"/>
-        </w:rPr>
-        <w:t>We sincerely thank the reviewer for this important comment. We agree that using analytically generated datasets is not fully aligned with the black-box motivation of the paper. In the revised manuscript, we have therefore replaced the previous analytical-model-based datasets with EMT measurement-based admittance datasets to more faithfully represent the black-box scenario where the internal IBR control structure and parameters are unavailable.</w:t>
-      </w:r>
-    </w:p>
-    <w:p>
-      <w:pPr>
-        <w:jc w:val="both"/>
-        <w:rPr>
-          <w:rFonts w:ascii="Times New Roman" w:hAnsi="Times New Roman" w:cs="Times New Roman"/>
-          <w:sz w:val="24"/>
-          <w:szCs w:val="24"/>
-        </w:rPr>
-      </w:pPr>
-      <w:r>
-        <w:rPr>
-          <w:rFonts w:ascii="Times New Roman" w:hAnsi="Times New Roman" w:cs="Times New Roman"/>
-          <w:sz w:val="24"/>
-          <w:szCs w:val="24"/>
-        </w:rPr>
-        <w:t xml:space="preserve">Specifically, the revised data-generation procedure no longer relies on using the component-connection analytical model as the training-data source. Instead, each IBR is treated as a black-box system in EMT simulation. Small voltage perturbations are injected at the PCC in the </w:t>
-      </w:r>
-      <w:proofErr w:type="spellStart"/>
-      <w:r>
-        <w:rPr>
-          <w:rFonts w:ascii="Times New Roman" w:hAnsi="Times New Roman" w:cs="Times New Roman"/>
-          <w:sz w:val="24"/>
-          <w:szCs w:val="24"/>
-        </w:rPr>
-        <w:t>dq</w:t>
-      </w:r>
-      <w:proofErr w:type="spellEnd"/>
-      <w:r>
-        <w:rPr>
-          <w:rFonts w:ascii="Times New Roman" w:hAnsi="Times New Roman" w:cs="Times New Roman"/>
-          <w:sz w:val="24"/>
-          <w:szCs w:val="24"/>
-        </w:rPr>
-        <w:t xml:space="preserve"> frame, and the terminal three-phase PCC voltages and currents are measured. These signals are then transformed into the </w:t>
-      </w:r>
-      <w:proofErr w:type="spellStart"/>
-      <w:r>
-        <w:rPr>
-          <w:rFonts w:ascii="Times New Roman" w:hAnsi="Times New Roman" w:cs="Times New Roman"/>
-          <w:sz w:val="24"/>
-          <w:szCs w:val="24"/>
-        </w:rPr>
-        <w:t>dq</w:t>
-      </w:r>
-      <w:proofErr w:type="spellEnd"/>
-      <w:r>
-        <w:rPr>
-          <w:rFonts w:ascii="Times New Roman" w:hAnsi="Times New Roman" w:cs="Times New Roman"/>
-          <w:sz w:val="24"/>
-          <w:szCs w:val="24"/>
-        </w:rPr>
-        <w:t xml:space="preserve"> frame, and the </w:t>
-      </w:r>
-      <w:proofErr w:type="spellStart"/>
-      <w:r>
-        <w:rPr>
-          <w:rFonts w:ascii="Times New Roman" w:hAnsi="Times New Roman" w:cs="Times New Roman"/>
-          <w:sz w:val="24"/>
-          <w:szCs w:val="24"/>
-        </w:rPr>
-        <w:t>dq</w:t>
-      </w:r>
-      <w:proofErr w:type="spellEnd"/>
-      <w:r>
-        <w:rPr>
-          <w:rFonts w:ascii="Times New Roman" w:hAnsi="Times New Roman" w:cs="Times New Roman"/>
-          <w:sz w:val="24"/>
-          <w:szCs w:val="24"/>
-        </w:rPr>
-        <w:t xml:space="preserve">-admittance matrix is estimated from the measured responses using MATLAB </w:t>
-      </w:r>
-      <w:proofErr w:type="spellStart"/>
-      <w:r>
-        <w:rPr>
-          <w:rFonts w:ascii="Times New Roman" w:hAnsi="Times New Roman" w:cs="Times New Roman"/>
-          <w:i/>
-          <w:iCs/>
-          <w:sz w:val="24"/>
-          <w:szCs w:val="24"/>
-        </w:rPr>
-        <w:t>frestimate</w:t>
-      </w:r>
-      <w:proofErr w:type="spellEnd"/>
-      <w:r>
-        <w:rPr>
-          <w:rFonts w:ascii="Times New Roman" w:hAnsi="Times New Roman" w:cs="Times New Roman"/>
-          <w:sz w:val="24"/>
-          <w:szCs w:val="24"/>
-        </w:rPr>
-        <w:t>. In this way, the training labels are obtained from input-output terminal behavior rather than from internal analytical parameters.</w:t>
-      </w:r>
-    </w:p>
-    <w:p>
-      <w:pPr>
-        <w:jc w:val="both"/>
-        <w:rPr>
-          <w:rFonts w:ascii="Times New Roman" w:hAnsi="Times New Roman" w:cs="Times New Roman"/>
-          <w:sz w:val="24"/>
-          <w:szCs w:val="24"/>
-        </w:rPr>
-      </w:pPr>
-      <w:r>
-        <w:rPr>
-          <w:rFonts w:ascii="Times New Roman" w:hAnsi="Times New Roman" w:cs="Times New Roman"/>
-          <w:sz w:val="24"/>
-          <w:szCs w:val="24"/>
-        </w:rPr>
-        <w:t>We retain the analytical admittance model only as a reference to evaluate the accuracy of the EMT measurement-based admittance data, as shown in Fig. 2. This comparison is used to verify that the measurement-based extraction procedure provides reasonable admittance profiles, not to generate the training data. The revised framework is therefore consistent with the intended black-box setting: the machine-learning model is trained from sparse EMT measurement-based admittance samples while the internal model parameters remain unavailable.</w:t>
-      </w:r>
-    </w:p>
-    <w:p>
-      <w:pPr>
-        <w:jc w:val="both"/>
-        <w:rPr>
-          <w:rFonts w:ascii="Times New Roman" w:hAnsi="Times New Roman" w:cs="Times New Roman"/>
-          <w:sz w:val="24"/>
-          <w:szCs w:val="24"/>
-        </w:rPr>
-      </w:pPr>
-      <w:r>
-        <w:rPr>
-          <w:rFonts w:ascii="Times New Roman" w:hAnsi="Times New Roman" w:cs="Times New Roman"/>
-          <w:sz w:val="24"/>
-          <w:szCs w:val="24"/>
-        </w:rPr>
-        <w:t xml:space="preserve">We also revised the performance evaluation accordingly. The revised manuscript now evaluates </w:t>
-      </w:r>
-      <w:proofErr w:type="spellStart"/>
-      <w:r>
-        <w:rPr>
-          <w:rFonts w:ascii="Times New Roman" w:hAnsi="Times New Roman" w:cs="Times New Roman"/>
-          <w:sz w:val="24"/>
-          <w:szCs w:val="24"/>
-        </w:rPr>
-        <w:t>FedAvgIm</w:t>
-      </w:r>
-      <w:proofErr w:type="spellEnd"/>
-      <w:r>
-        <w:rPr>
-          <w:rFonts w:ascii="Times New Roman" w:hAnsi="Times New Roman" w:cs="Times New Roman"/>
-          <w:sz w:val="24"/>
-          <w:szCs w:val="24"/>
-        </w:rPr>
-        <w:t xml:space="preserve"> using EMT measurement-based datasets for nine IBRs, including different controller/filter parameters, measurement-noise levels, and non-IID settings. Additional validation under measurement noise is also added to further reflect practical measurement uncertainty. The revised results show that, although the EMT measurement-based setting introduces scan-related uncertainty and slightly higher prediction errors compared with the previous analytical setting, the main conclusion remains unchanged: </w:t>
-      </w:r>
-      <w:proofErr w:type="spellStart"/>
-      <w:r>
-        <w:rPr>
-          <w:rFonts w:ascii="Times New Roman" w:hAnsi="Times New Roman" w:cs="Times New Roman"/>
-          <w:sz w:val="24"/>
-          <w:szCs w:val="24"/>
-        </w:rPr>
-        <w:t>FedAvgIm</w:t>
-      </w:r>
-      <w:proofErr w:type="spellEnd"/>
-      <w:r>
-        <w:rPr>
-          <w:rFonts w:ascii="Times New Roman" w:hAnsi="Times New Roman" w:cs="Times New Roman"/>
-          <w:sz w:val="24"/>
-          <w:szCs w:val="24"/>
-        </w:rPr>
-        <w:t xml:space="preserve"> achieves performance close to centralized training and consistently outperforms local-only learning under severe local data scarcity.</w:t>
-      </w:r>
-    </w:p>
-    <w:p>
-      <w:pPr>
-        <w:jc w:val="both"/>
-        <w:rPr>
-          <w:rStyle w:val="MemberType"/>
-          <w:rFonts w:asciiTheme="majorBidi" w:hAnsiTheme="majorBidi" w:cstheme="majorBidi"/>
-          <w:b/>
-          <w:bCs/>
-          <w:i w:val="0"/>
-          <w:iCs w:val="0"/>
-          <w:color w:val="0F4761" w:themeColor="accent1" w:themeShade="BF"/>
-          <w:sz w:val="24"/>
-          <w:szCs w:val="24"/>
-          <w:lang w:bidi="fa-IR"/>
-        </w:rPr>
-      </w:pPr>
-      <w:r>
-        <w:rPr>
-          <w:rStyle w:val="MemberType"/>
-          <w:rFonts w:asciiTheme="majorBidi" w:hAnsiTheme="majorBidi" w:cstheme="majorBidi"/>
-          <w:b/>
-          <w:bCs/>
-          <w:i w:val="0"/>
-          <w:iCs w:val="0"/>
-          <w:color w:val="0F4761" w:themeColor="accent1" w:themeShade="BF"/>
-          <w:sz w:val="24"/>
-          <w:szCs w:val="24"/>
-          <w:lang w:bidi="fa-IR"/>
-        </w:rPr>
-        <w:t xml:space="preserve">Modifications </w:t>
-      </w:r>
-      <w:proofErr w:type="gramStart"/>
-      <w:r>
-        <w:rPr>
-          <w:rStyle w:val="MemberType"/>
-          <w:rFonts w:asciiTheme="majorBidi" w:hAnsiTheme="majorBidi" w:cstheme="majorBidi"/>
-          <w:b/>
-          <w:bCs/>
-          <w:i w:val="0"/>
-          <w:iCs w:val="0"/>
-          <w:color w:val="0F4761" w:themeColor="accent1" w:themeShade="BF"/>
-          <w:sz w:val="24"/>
-          <w:szCs w:val="24"/>
-          <w:lang w:bidi="fa-IR"/>
-        </w:rPr>
-        <w:t>on</w:t>
-      </w:r>
-      <w:proofErr w:type="gramEnd"/>
-      <w:r>
-        <w:rPr>
-          <w:rStyle w:val="MemberType"/>
-          <w:rFonts w:asciiTheme="majorBidi" w:hAnsiTheme="majorBidi" w:cstheme="majorBidi"/>
-          <w:b/>
-          <w:bCs/>
-          <w:i w:val="0"/>
-          <w:iCs w:val="0"/>
-          <w:color w:val="0F4761" w:themeColor="accent1" w:themeShade="BF"/>
-          <w:sz w:val="24"/>
-          <w:szCs w:val="24"/>
-          <w:lang w:bidi="fa-IR"/>
+          <w:rFonts w:asciiTheme="majorBidi" w:hAnsiTheme="majorBidi" w:cstheme="majorBidi"/>
+          <w:b/>
+          <w:bCs/>
+          <w:color w:val="0000FF"/>
+          <w:sz w:val="24"/>
+          <w:szCs w:val="24"/>
+        </w:rPr>
+      </w:pPr>
+      <w:r>
+        <w:rPr>
+          <w:rFonts w:asciiTheme="majorBidi" w:hAnsiTheme="majorBidi" w:cstheme="majorBidi"/>
+          <w:sz w:val="24"/>
+          <w:szCs w:val="24"/>
+          <w:u w:val="single"/>
+        </w:rPr>
+        <w:t>On page 2:</w:t>
+      </w:r>
+      <w:r>
+        <w:rPr>
+          <w:rFonts w:asciiTheme="majorBidi" w:hAnsiTheme="majorBidi" w:cstheme="majorBidi"/>
+          <w:sz w:val="24"/>
+          <w:szCs w:val="24"/>
         </w:rPr>
         <w:t xml:space="preserve"> </w:t>
       </w:r>
-      <w:proofErr w:type="gramStart"/>
-      <w:r>
-        <w:rPr>
-          <w:rStyle w:val="MemberType"/>
-          <w:rFonts w:asciiTheme="majorBidi" w:hAnsiTheme="majorBidi" w:cstheme="majorBidi"/>
-          <w:b/>
-          <w:bCs/>
-          <w:i w:val="0"/>
-          <w:iCs w:val="0"/>
-          <w:color w:val="0F4761" w:themeColor="accent1" w:themeShade="BF"/>
-          <w:sz w:val="24"/>
-          <w:szCs w:val="24"/>
-          <w:lang w:bidi="fa-IR"/>
-        </w:rPr>
-        <w:t>manuscript (</w:t>
-      </w:r>
-      <w:r>
-        <w:rPr>
-          <w:rStyle w:val="MemberType"/>
-          <w:rFonts w:asciiTheme="majorBidi" w:hAnsiTheme="majorBidi" w:cstheme="majorBidi"/>
-          <w:b/>
-          <w:bCs/>
-          <w:i w:val="0"/>
-          <w:iCs w:val="0"/>
-          <w:color w:val="0F4761" w:themeColor="accent1" w:themeShade="BF"/>
-          <w:sz w:val="24"/>
-          <w:szCs w:val="24"/>
-          <w:lang w:bidi="fa-IR"/>
-        </w:rPr>
-        <w:t>#</w:t>
-      </w:r>
-      <w:proofErr w:type="gramEnd"/>
-      <w:r>
-        <w:rPr>
-          <w:rStyle w:val="MemberType"/>
-          <w:rFonts w:asciiTheme="majorBidi" w:hAnsiTheme="majorBidi" w:cstheme="majorBidi"/>
-          <w:b/>
-          <w:bCs/>
-          <w:i w:val="0"/>
-          <w:iCs w:val="0"/>
-          <w:color w:val="0F4761" w:themeColor="accent1" w:themeShade="BF"/>
-          <w:sz w:val="24"/>
-          <w:szCs w:val="24"/>
-          <w:lang w:bidi="fa-IR"/>
-        </w:rPr>
-        <w:t>1</w:t>
-      </w:r>
-      <w:r>
-        <w:rPr>
-          <w:rStyle w:val="MemberType"/>
-          <w:rFonts w:asciiTheme="majorBidi" w:hAnsiTheme="majorBidi" w:cstheme="majorBidi"/>
-          <w:b/>
-          <w:bCs/>
-          <w:i w:val="0"/>
-          <w:iCs w:val="0"/>
-          <w:color w:val="0F4761" w:themeColor="accent1" w:themeShade="BF"/>
-          <w:sz w:val="24"/>
-          <w:szCs w:val="24"/>
-          <w:lang w:bidi="fa-IR"/>
-        </w:rPr>
-        <w:t>):</w:t>
-      </w:r>
-    </w:p>
-    <w:p>
-      <w:pPr>
-        <w:jc w:val="both"/>
-        <w:rPr>
-          <w:rFonts w:asciiTheme="majorBidi" w:hAnsiTheme="majorBidi" w:cstheme="majorBidi"/>
-          <w:b/>
-          <w:bCs/>
-          <w:color w:val="0000FF"/>
-          <w:sz w:val="24"/>
-          <w:szCs w:val="24"/>
-        </w:rPr>
-      </w:pPr>
-      <w:r>
-        <w:rPr>
-          <w:rFonts w:asciiTheme="majorBidi" w:hAnsiTheme="majorBidi" w:cstheme="majorBidi"/>
+      <w:r>
+        <w:rPr>
+          <w:rFonts w:asciiTheme="majorBidi" w:hAnsiTheme="majorBidi" w:cstheme="majorBidi"/>
+          <w:i/>
+          <w:iCs/>
+          <w:color w:val="0000FF"/>
+          <w:sz w:val="24"/>
+          <w:szCs w:val="24"/>
+        </w:rPr>
+        <w:t xml:space="preserve">Specifically, EMT measurement-based admittance datasets are constructed for nine IBRs with different architectures, controller parameters, measurement-noise levels, and degrees of non-independent and identically distributed (non-IID) data. </w:t>
+      </w:r>
+      <w:r>
+        <w:rPr>
+          <w:rFonts w:asciiTheme="majorBidi" w:hAnsiTheme="majorBidi" w:cstheme="majorBidi"/>
+          <w:b/>
+          <w:bCs/>
+          <w:i/>
+          <w:iCs/>
+          <w:color w:val="0000FF"/>
+          <w:sz w:val="24"/>
+          <w:szCs w:val="24"/>
+        </w:rPr>
+        <w:t>These EMT measurement-based datasets are used to represent the black-box identification scenario in which internal model parameters are unavailable.</w:t>
+      </w:r>
+      <w:r>
+        <w:rPr>
+          <w:rFonts w:asciiTheme="majorBidi" w:hAnsiTheme="majorBidi" w:cstheme="majorBidi"/>
+          <w:b/>
+          <w:bCs/>
+          <w:color w:val="0000FF"/>
+          <w:sz w:val="24"/>
+          <w:szCs w:val="24"/>
+        </w:rPr>
+        <w:t xml:space="preserve"> </w:t>
+      </w:r>
+    </w:p>
+    <w:p>
+      <w:pPr>
+        <w:jc w:val="both"/>
+        <w:rPr>
+          <w:rFonts w:asciiTheme="majorBidi" w:hAnsiTheme="majorBidi" w:cstheme="majorBidi"/>
+          <w:color w:val="000000" w:themeColor="text1"/>
           <w:sz w:val="24"/>
           <w:szCs w:val="24"/>
           <w:u w:val="single"/>
         </w:rPr>
-        <w:t>On page 2:</w:t>
-      </w:r>
-      <w:r>
-        <w:rPr>
-          <w:rFonts w:asciiTheme="majorBidi" w:hAnsiTheme="majorBidi" w:cstheme="majorBidi"/>
-          <w:sz w:val="24"/>
-          <w:szCs w:val="24"/>
-        </w:rPr>
-        <w:t xml:space="preserve"> </w:t>
-      </w:r>
-      <w:r>
-        <w:rPr>
-          <w:rFonts w:asciiTheme="majorBidi" w:hAnsiTheme="majorBidi" w:cstheme="majorBidi"/>
-          <w:i/>
-          <w:iCs/>
-          <w:color w:val="0000FF"/>
-          <w:sz w:val="24"/>
-          <w:szCs w:val="24"/>
-        </w:rPr>
-        <w:t xml:space="preserve">Specifically, EMT measurement-based admittance datasets are constructed for nine IBRs with different architectures, controller parameters, measurement-noise levels, and degrees </w:t>
-      </w:r>
+      </w:pPr>
+      <w:r>
+        <w:rPr>
+          <w:rFonts w:asciiTheme="majorBidi" w:hAnsiTheme="majorBidi" w:cstheme="majorBidi"/>
+          <w:color w:val="000000" w:themeColor="text1"/>
+          <w:sz w:val="24"/>
+          <w:szCs w:val="24"/>
+          <w:u w:val="single"/>
+        </w:rPr>
+        <w:t xml:space="preserve">On page 4: </w:t>
+      </w:r>
+    </w:p>
+    <w:p>
+      <w:pPr>
+        <w:jc w:val="both"/>
+        <w:rPr>
+          <w:rFonts w:asciiTheme="majorBidi" w:hAnsiTheme="majorBidi" w:cstheme="majorBidi"/>
+          <w:i/>
+          <w:iCs/>
+          <w:color w:val="0000FF"/>
+          <w:sz w:val="24"/>
+          <w:szCs w:val="24"/>
+        </w:rPr>
+      </w:pPr>
       <w:r>
         <w:rPr>
           <w:rFonts w:asciiTheme="majorBidi" w:hAnsiTheme="majorBidi" w:cstheme="majorBidi"/>
@@ -10766,76 +10811,6 @@
           <w:szCs w:val="24"/>
         </w:rPr>
         <w:lastRenderedPageBreak/>
-        <w:t xml:space="preserve">of non-independent and identically distributed (non-IID) data. </w:t>
-      </w:r>
-      <w:r>
-        <w:rPr>
-          <w:rFonts w:asciiTheme="majorBidi" w:hAnsiTheme="majorBidi" w:cstheme="majorBidi"/>
-          <w:b/>
-          <w:bCs/>
-          <w:i/>
-          <w:iCs/>
-          <w:color w:val="0000FF"/>
-          <w:sz w:val="24"/>
-          <w:szCs w:val="24"/>
-        </w:rPr>
-        <w:t>These EMT measurement-based datasets are used to represent the black-box identification scenario in which internal model parameters are unavailable.</w:t>
-      </w:r>
-      <w:r>
-        <w:rPr>
-          <w:rFonts w:asciiTheme="majorBidi" w:hAnsiTheme="majorBidi" w:cstheme="majorBidi"/>
-          <w:b/>
-          <w:bCs/>
-          <w:color w:val="0000FF"/>
-          <w:sz w:val="24"/>
-          <w:szCs w:val="24"/>
-        </w:rPr>
-        <w:t xml:space="preserve"> </w:t>
-      </w:r>
-    </w:p>
-    <w:p>
-      <w:pPr>
-        <w:jc w:val="both"/>
-        <w:rPr>
-          <w:rFonts w:asciiTheme="majorBidi" w:hAnsiTheme="majorBidi" w:cstheme="majorBidi"/>
-          <w:color w:val="000000" w:themeColor="text1"/>
-          <w:sz w:val="24"/>
-          <w:szCs w:val="24"/>
-          <w:u w:val="single"/>
-        </w:rPr>
-      </w:pPr>
-      <w:r>
-        <w:rPr>
-          <w:rFonts w:asciiTheme="majorBidi" w:hAnsiTheme="majorBidi" w:cstheme="majorBidi"/>
-          <w:color w:val="000000" w:themeColor="text1"/>
-          <w:sz w:val="24"/>
-          <w:szCs w:val="24"/>
-          <w:u w:val="single"/>
-        </w:rPr>
-        <w:t xml:space="preserve">On page 4: </w:t>
-      </w:r>
-    </w:p>
-    <w:p>
-      <w:pPr>
-        <w:jc w:val="both"/>
-        <w:rPr>
-          <w:rFonts w:asciiTheme="majorBidi" w:hAnsiTheme="majorBidi" w:cstheme="majorBidi"/>
-          <w:i/>
-          <w:iCs/>
-          <w:color w:val="0000FF"/>
-          <w:sz w:val="24"/>
-          <w:szCs w:val="24"/>
-        </w:rPr>
-      </w:pPr>
-      <w:r>
-        <w:rPr>
-          <w:rFonts w:asciiTheme="majorBidi" w:hAnsiTheme="majorBidi" w:cstheme="majorBidi"/>
-          <w:i/>
-          <w:iCs/>
-          <w:color w:val="0000FF"/>
-          <w:sz w:val="24"/>
-          <w:szCs w:val="24"/>
-        </w:rPr>
         <w:t>A. Data Acquisition and Structure</w:t>
       </w:r>
     </w:p>
@@ -11471,8 +11446,78 @@
           <w:sz w:val="24"/>
           <w:szCs w:val="24"/>
         </w:rPr>
-        <w:t xml:space="preserve"> obtained from nine IBRs with the same topology but different parameter settings. In Case 5, some IBRs are modified from LCL-filter to L-filter </w:t>
-      </w:r>
+        <w:t xml:space="preserve"> obtained from nine IBRs with the same topology but different parameter settings. In Case 5, some IBRs are modified from LCL-filter to L-filter configurations to introduce stronger physical heterogeneity and evaluate the framework under more pronounced non-IID conditions.</w:t>
+      </w:r>
+    </w:p>
+    <w:p>
+      <w:pPr>
+        <w:jc w:val="both"/>
+        <w:rPr>
+          <w:rFonts w:asciiTheme="majorBidi" w:hAnsiTheme="majorBidi" w:cstheme="majorBidi"/>
+          <w:color w:val="000000" w:themeColor="text1"/>
+          <w:sz w:val="24"/>
+          <w:szCs w:val="24"/>
+          <w:u w:val="single"/>
+        </w:rPr>
+      </w:pPr>
+      <w:r>
+        <w:rPr>
+          <w:rFonts w:asciiTheme="majorBidi" w:hAnsiTheme="majorBidi" w:cstheme="majorBidi"/>
+          <w:color w:val="000000" w:themeColor="text1"/>
+          <w:sz w:val="24"/>
+          <w:szCs w:val="24"/>
+          <w:u w:val="single"/>
+        </w:rPr>
+        <w:t>On page 9:</w:t>
+      </w:r>
+    </w:p>
+    <w:p>
+      <w:pPr>
+        <w:jc w:val="both"/>
+        <w:rPr>
+          <w:rFonts w:asciiTheme="majorBidi" w:hAnsiTheme="majorBidi" w:cstheme="majorBidi"/>
+          <w:i/>
+          <w:iCs/>
+          <w:color w:val="0000FF"/>
+          <w:sz w:val="24"/>
+          <w:szCs w:val="24"/>
+        </w:rPr>
+      </w:pPr>
+      <w:r>
+        <w:rPr>
+          <w:rFonts w:asciiTheme="majorBidi" w:hAnsiTheme="majorBidi" w:cstheme="majorBidi"/>
+          <w:i/>
+          <w:iCs/>
+          <w:color w:val="0000FF"/>
+          <w:sz w:val="24"/>
+          <w:szCs w:val="24"/>
+        </w:rPr>
+        <w:t>D. Case 4: E</w:t>
+      </w:r>
+      <w:r>
+        <w:rPr>
+          <w:rFonts w:asciiTheme="majorBidi" w:hAnsiTheme="majorBidi" w:cstheme="majorBidi"/>
+          <w:i/>
+          <w:iCs/>
+          <w:color w:val="0000FF"/>
+          <w:sz w:val="24"/>
+          <w:szCs w:val="24"/>
+        </w:rPr>
+        <w:t>valuation under measurement-noise conditions</w:t>
+      </w:r>
+    </w:p>
+    <w:p>
+      <w:pPr>
+        <w:jc w:val="both"/>
+        <w:rPr>
+          <w:rFonts w:asciiTheme="majorBidi" w:hAnsiTheme="majorBidi" w:cstheme="majorBidi"/>
+          <w:i/>
+          <w:iCs/>
+          <w:color w:val="0000FF"/>
+          <w:sz w:val="24"/>
+          <w:szCs w:val="24"/>
+        </w:rPr>
+      </w:pPr>
       <w:r>
         <w:rPr>
           <w:rFonts w:asciiTheme="majorBidi" w:hAnsiTheme="majorBidi" w:cstheme="majorBidi"/>
@@ -11483,87 +11528,6 @@
           <w:szCs w:val="24"/>
         </w:rPr>
         <w:lastRenderedPageBreak/>
-        <w:t>configurations to introduce stronger physical heterogeneity and evaluate the framework under more pronounced non-IID conditions.</w:t>
-      </w:r>
-    </w:p>
-    <w:p>
-      <w:pPr>
-        <w:jc w:val="both"/>
-        <w:rPr>
-          <w:rFonts w:asciiTheme="majorBidi" w:hAnsiTheme="majorBidi" w:cstheme="majorBidi"/>
-          <w:color w:val="000000" w:themeColor="text1"/>
-          <w:sz w:val="24"/>
-          <w:szCs w:val="24"/>
-          <w:u w:val="single"/>
-        </w:rPr>
-      </w:pPr>
-      <w:r>
-        <w:rPr>
-          <w:rFonts w:asciiTheme="majorBidi" w:hAnsiTheme="majorBidi" w:cstheme="majorBidi"/>
-          <w:color w:val="000000" w:themeColor="text1"/>
-          <w:sz w:val="24"/>
-          <w:szCs w:val="24"/>
-          <w:u w:val="single"/>
-        </w:rPr>
-        <w:t>On page 9:</w:t>
-      </w:r>
-    </w:p>
-    <w:p>
-      <w:pPr>
-        <w:jc w:val="both"/>
-        <w:rPr>
-          <w:rFonts w:asciiTheme="majorBidi" w:hAnsiTheme="majorBidi" w:cstheme="majorBidi"/>
-          <w:i/>
-          <w:iCs/>
-          <w:color w:val="0000FF"/>
-          <w:sz w:val="24"/>
-          <w:szCs w:val="24"/>
-        </w:rPr>
-      </w:pPr>
-      <w:r>
-        <w:rPr>
-          <w:rFonts w:asciiTheme="majorBidi" w:hAnsiTheme="majorBidi" w:cstheme="majorBidi"/>
-          <w:i/>
-          <w:iCs/>
-          <w:color w:val="0000FF"/>
-          <w:sz w:val="24"/>
-          <w:szCs w:val="24"/>
-        </w:rPr>
-        <w:t>D. Case 4: E</w:t>
-      </w:r>
-      <w:r>
-        <w:rPr>
-          <w:rFonts w:asciiTheme="majorBidi" w:hAnsiTheme="majorBidi" w:cstheme="majorBidi"/>
-          <w:i/>
-          <w:iCs/>
-          <w:color w:val="0000FF"/>
-          <w:sz w:val="24"/>
-          <w:szCs w:val="24"/>
-        </w:rPr>
-        <w:t>valuation under measurement-noise conditions</w:t>
-      </w:r>
-    </w:p>
-    <w:p>
-      <w:pPr>
-        <w:jc w:val="both"/>
-        <w:rPr>
-          <w:rFonts w:asciiTheme="majorBidi" w:hAnsiTheme="majorBidi" w:cstheme="majorBidi"/>
-          <w:i/>
-          <w:iCs/>
-          <w:color w:val="0000FF"/>
-          <w:sz w:val="24"/>
-          <w:szCs w:val="24"/>
-        </w:rPr>
-      </w:pPr>
-      <w:r>
-        <w:rPr>
-          <w:rFonts w:asciiTheme="majorBidi" w:hAnsiTheme="majorBidi" w:cstheme="majorBidi"/>
-          <w:i/>
-          <w:iCs/>
-          <w:color w:val="0000FF"/>
-          <w:sz w:val="24"/>
-          <w:szCs w:val="24"/>
-        </w:rPr>
         <w:t>I</w:t>
       </w:r>
       <w:r>
@@ -11840,11 +11804,10 @@
           <w:sz w:val="24"/>
           <w:szCs w:val="24"/>
         </w:rPr>
-        <w:lastRenderedPageBreak/>
         <w:drawing>
-          <wp:inline distT="0" distB="0" distL="0" distR="0" wp14:anchorId="0B53EBF5" wp14:editId="2D8FD745">
-            <wp:extent cx="4366846" cy="3162698"/>
-            <wp:effectExtent l="19050" t="19050" r="15240" b="19050"/>
+          <wp:inline distT="0" distB="0" distL="0" distR="0" wp14:anchorId="0B53EBF5" wp14:editId="54167A4C">
+            <wp:extent cx="3638550" cy="2635228"/>
+            <wp:effectExtent l="19050" t="19050" r="19050" b="13335"/>
             <wp:docPr id="1785759701" name="Picture 1"/>
             <wp:cNvGraphicFramePr>
               <a:graphicFrameLocks xmlns:a="http://schemas.openxmlformats.org/drawingml/2006/main" noChangeAspect="1"/>
@@ -11865,7 +11828,7 @@
                   <pic:spPr>
                     <a:xfrm>
                       <a:off x="0" y="0"/>
-                      <a:ext cx="4374821" cy="3168474"/>
+                      <a:ext cx="3665804" cy="2654967"/>
                     </a:xfrm>
                     <a:prstGeom prst="rect">
                       <a:avLst/>
@@ -11905,6 +11868,7 @@
           <w:sz w:val="24"/>
           <w:szCs w:val="24"/>
         </w:rPr>
+        <w:lastRenderedPageBreak/>
         <w:t>Comment #</w:t>
       </w:r>
       <w:r>
@@ -12267,7 +12231,23 @@
           <w:sz w:val="24"/>
           <w:szCs w:val="24"/>
         </w:rPr>
-        <w:t>To quantify the degree of heterogeneity, we added the maximum mean discrepancy (MMD) metric. Using G1 as the baseline, the MMD increase is 1.17% for G2 and 5.74% for G3. These results are summarized in the newly added Table IV.</w:t>
+        <w:t>To quantify the degree of heterogeneity, we added the maximum mean discrepancy (MMD) metric</w:t>
+      </w:r>
+      <w:r>
+        <w:rPr>
+          <w:rFonts w:ascii="Times New Roman" w:hAnsi="Times New Roman" w:cs="Times New Roman"/>
+          <w:sz w:val="24"/>
+          <w:szCs w:val="24"/>
+        </w:rPr>
+        <w:t xml:space="preserve"> [1]</w:t>
+      </w:r>
+      <w:r>
+        <w:rPr>
+          <w:rFonts w:ascii="Times New Roman" w:hAnsi="Times New Roman" w:cs="Times New Roman"/>
+          <w:sz w:val="24"/>
+          <w:szCs w:val="24"/>
+        </w:rPr>
+        <w:t>. Using G1 as the baseline, the MMD increase is 1.17% for G2 and 5.74% for G3. These results are summarized in the newly added Table IV.</w:t>
       </w:r>
       <w:r>
         <w:rPr>
@@ -12319,590 +12299,573 @@
           <w:sz w:val="24"/>
           <w:szCs w:val="24"/>
         </w:rPr>
-        <w:t xml:space="preserve"> decreases as </w:t>
-      </w:r>
-      <w:r>
-        <w:rPr>
-          <w:rFonts w:ascii="Times New Roman" w:hAnsi="Times New Roman" w:cs="Times New Roman"/>
+        <w:t xml:space="preserve"> decreases as heterogeneity becomes more severe. </w:t>
+      </w:r>
+      <w:proofErr w:type="gramStart"/>
+      <w:r>
+        <w:rPr>
+          <w:rFonts w:ascii="Times New Roman" w:hAnsi="Times New Roman" w:cs="Times New Roman"/>
+          <w:sz w:val="24"/>
+          <w:szCs w:val="24"/>
+        </w:rPr>
+        <w:t>In particular, in</w:t>
+      </w:r>
+      <w:proofErr w:type="gramEnd"/>
+      <w:r>
+        <w:rPr>
+          <w:rFonts w:ascii="Times New Roman" w:hAnsi="Times New Roman" w:cs="Times New Roman"/>
+          <w:sz w:val="24"/>
+          <w:szCs w:val="24"/>
+        </w:rPr>
+        <w:t xml:space="preserve"> the highly heterogeneous G3 case, the worst-client MSE remains much higher than in G1 and </w:t>
+      </w:r>
+      <w:proofErr w:type="gramStart"/>
+      <w:r>
+        <w:rPr>
+          <w:rFonts w:ascii="Times New Roman" w:hAnsi="Times New Roman" w:cs="Times New Roman"/>
+          <w:sz w:val="24"/>
+          <w:szCs w:val="24"/>
+        </w:rPr>
+        <w:t>G2, and</w:t>
+      </w:r>
+      <w:proofErr w:type="gramEnd"/>
+      <w:r>
+        <w:rPr>
+          <w:rFonts w:ascii="Times New Roman" w:hAnsi="Times New Roman" w:cs="Times New Roman"/>
+          <w:sz w:val="24"/>
+          <w:szCs w:val="24"/>
+        </w:rPr>
+        <w:t xml:space="preserve"> increasing the number of local epochs does not consistently improve the worst-client performance. This behavior indicates stronger client drift, where local models move toward different client-specific optima before aggregation. The per-client results also show that </w:t>
+      </w:r>
+      <w:proofErr w:type="spellStart"/>
+      <w:r>
+        <w:rPr>
+          <w:rFonts w:ascii="Times New Roman" w:hAnsi="Times New Roman" w:cs="Times New Roman"/>
+          <w:sz w:val="24"/>
+          <w:szCs w:val="24"/>
+        </w:rPr>
+        <w:t>FedAvgIm</w:t>
+      </w:r>
+      <w:proofErr w:type="spellEnd"/>
+      <w:r>
+        <w:rPr>
+          <w:rFonts w:ascii="Times New Roman" w:hAnsi="Times New Roman" w:cs="Times New Roman"/>
+          <w:sz w:val="24"/>
+          <w:szCs w:val="24"/>
+        </w:rPr>
+        <w:t xml:space="preserve"> becomes less uniform in G3, especially for the outlier client gfli4.</w:t>
+      </w:r>
+    </w:p>
+    <w:p>
+      <w:pPr>
+        <w:jc w:val="both"/>
+        <w:rPr>
+          <w:rFonts w:ascii="Times New Roman" w:hAnsi="Times New Roman" w:cs="Times New Roman"/>
+          <w:sz w:val="24"/>
+          <w:szCs w:val="24"/>
+        </w:rPr>
+      </w:pPr>
+      <w:r>
+        <w:rPr>
+          <w:rFonts w:ascii="Times New Roman" w:hAnsi="Times New Roman" w:cs="Times New Roman"/>
+          <w:sz w:val="24"/>
+          <w:szCs w:val="24"/>
+        </w:rPr>
+        <w:t xml:space="preserve">We therefore revised the manuscript to make the applicability and limitation clearer. </w:t>
+      </w:r>
+      <w:proofErr w:type="spellStart"/>
+      <w:r>
+        <w:rPr>
+          <w:rFonts w:ascii="Times New Roman" w:hAnsi="Times New Roman" w:cs="Times New Roman"/>
+          <w:sz w:val="24"/>
+          <w:szCs w:val="24"/>
+        </w:rPr>
+        <w:t>FedAvgIm</w:t>
+      </w:r>
+      <w:proofErr w:type="spellEnd"/>
+      <w:r>
+        <w:rPr>
+          <w:rFonts w:ascii="Times New Roman" w:hAnsi="Times New Roman" w:cs="Times New Roman"/>
+          <w:sz w:val="24"/>
+          <w:szCs w:val="24"/>
+        </w:rPr>
+        <w:t xml:space="preserve"> is intended to work best for groups of IBRs with similar behavioral characteristics, even if their parameters and some filter structures differ. However, we do not claim that a single global </w:t>
+      </w:r>
+      <w:proofErr w:type="spellStart"/>
+      <w:r>
+        <w:rPr>
+          <w:rFonts w:ascii="Times New Roman" w:hAnsi="Times New Roman" w:cs="Times New Roman"/>
+          <w:sz w:val="24"/>
+          <w:szCs w:val="24"/>
+        </w:rPr>
+        <w:t>FedAvg</w:t>
+      </w:r>
+      <w:r>
+        <w:rPr>
+          <w:rFonts w:ascii="Times New Roman" w:hAnsi="Times New Roman" w:cs="Times New Roman"/>
+          <w:sz w:val="24"/>
+          <w:szCs w:val="24"/>
+        </w:rPr>
+        <w:t>Im</w:t>
+      </w:r>
+      <w:proofErr w:type="spellEnd"/>
+      <w:r>
+        <w:rPr>
+          <w:rFonts w:ascii="Times New Roman" w:hAnsi="Times New Roman" w:cs="Times New Roman"/>
+          <w:sz w:val="24"/>
+          <w:szCs w:val="24"/>
+        </w:rPr>
+        <w:t xml:space="preserve"> model can generalize across all possible IBR vendors, topologies, and control strategies. For broader heterogeneity, the revised manuscript now states that clustered federated learning or personalized federated learning should be considered in future work.</w:t>
+      </w:r>
+    </w:p>
+    <w:p>
+      <w:pPr>
+        <w:jc w:val="both"/>
+        <w:rPr>
+          <w:rFonts w:ascii="Times New Roman" w:hAnsi="Times New Roman" w:cs="Times New Roman"/>
+          <w:sz w:val="24"/>
+          <w:szCs w:val="24"/>
+        </w:rPr>
+      </w:pPr>
+      <w:r>
+        <w:rPr>
+          <w:rFonts w:ascii="Times New Roman" w:hAnsi="Times New Roman" w:cs="Times New Roman"/>
+          <w:sz w:val="24"/>
+          <w:szCs w:val="24"/>
+        </w:rPr>
+        <w:t xml:space="preserve">These revisions better align the contribution with realistic grid conditions and clarify the limitation of standard </w:t>
+      </w:r>
+      <w:proofErr w:type="spellStart"/>
+      <w:r>
+        <w:rPr>
+          <w:rFonts w:ascii="Times New Roman" w:hAnsi="Times New Roman" w:cs="Times New Roman"/>
+          <w:sz w:val="24"/>
+          <w:szCs w:val="24"/>
+        </w:rPr>
+        <w:t>FedAvg</w:t>
+      </w:r>
+      <w:proofErr w:type="spellEnd"/>
+      <w:r>
+        <w:rPr>
+          <w:rFonts w:ascii="Times New Roman" w:hAnsi="Times New Roman" w:cs="Times New Roman"/>
+          <w:sz w:val="24"/>
+          <w:szCs w:val="24"/>
+        </w:rPr>
+        <w:t xml:space="preserve"> under severe structural non-IID settings.</w:t>
+      </w:r>
+    </w:p>
+    <w:p>
+      <w:pPr>
+        <w:jc w:val="both"/>
+        <w:rPr>
+          <w:rStyle w:val="MemberType"/>
+          <w:i w:val="0"/>
+          <w:iCs w:val="0"/>
+          <w:sz w:val="24"/>
+          <w:szCs w:val="24"/>
+        </w:rPr>
+      </w:pPr>
+      <w:r>
+        <w:rPr>
+          <w:rStyle w:val="MemberType"/>
+          <w:rFonts w:asciiTheme="majorBidi" w:hAnsiTheme="majorBidi" w:cstheme="majorBidi"/>
+          <w:b/>
+          <w:bCs/>
+          <w:i w:val="0"/>
+          <w:iCs w:val="0"/>
+          <w:color w:val="0F4761" w:themeColor="accent1" w:themeShade="BF"/>
+          <w:sz w:val="24"/>
+          <w:szCs w:val="24"/>
+          <w:lang w:bidi="fa-IR"/>
+        </w:rPr>
+        <w:t xml:space="preserve">Modifications in the </w:t>
+      </w:r>
+      <w:proofErr w:type="gramStart"/>
+      <w:r>
+        <w:rPr>
+          <w:rStyle w:val="MemberType"/>
+          <w:rFonts w:asciiTheme="majorBidi" w:hAnsiTheme="majorBidi" w:cstheme="majorBidi"/>
+          <w:b/>
+          <w:bCs/>
+          <w:i w:val="0"/>
+          <w:iCs w:val="0"/>
+          <w:color w:val="0F4761" w:themeColor="accent1" w:themeShade="BF"/>
+          <w:sz w:val="24"/>
+          <w:szCs w:val="24"/>
+          <w:lang w:bidi="fa-IR"/>
+        </w:rPr>
+        <w:t>manuscript</w:t>
+      </w:r>
+      <w:r>
+        <w:rPr>
+          <w:rStyle w:val="MemberType"/>
+          <w:rFonts w:asciiTheme="majorBidi" w:hAnsiTheme="majorBidi" w:cstheme="majorBidi"/>
+          <w:b/>
+          <w:bCs/>
+          <w:i w:val="0"/>
+          <w:iCs w:val="0"/>
+          <w:color w:val="0F4761" w:themeColor="accent1" w:themeShade="BF"/>
+          <w:sz w:val="24"/>
+          <w:szCs w:val="24"/>
+          <w:lang w:bidi="fa-IR"/>
+        </w:rPr>
+        <w:t xml:space="preserve"> (</w:t>
+      </w:r>
+      <w:r>
+        <w:rPr>
+          <w:rStyle w:val="MemberType"/>
+          <w:rFonts w:asciiTheme="majorBidi" w:hAnsiTheme="majorBidi" w:cstheme="majorBidi"/>
+          <w:b/>
+          <w:bCs/>
+          <w:i w:val="0"/>
+          <w:iCs w:val="0"/>
+          <w:color w:val="0F4761" w:themeColor="accent1" w:themeShade="BF"/>
+          <w:sz w:val="24"/>
+          <w:szCs w:val="24"/>
+          <w:lang w:bidi="fa-IR"/>
+        </w:rPr>
+        <w:t>#</w:t>
+      </w:r>
+      <w:proofErr w:type="gramEnd"/>
+      <w:r>
+        <w:rPr>
+          <w:rStyle w:val="MemberType"/>
+          <w:rFonts w:asciiTheme="majorBidi" w:hAnsiTheme="majorBidi" w:cstheme="majorBidi"/>
+          <w:b/>
+          <w:bCs/>
+          <w:i w:val="0"/>
+          <w:iCs w:val="0"/>
+          <w:color w:val="0F4761" w:themeColor="accent1" w:themeShade="BF"/>
+          <w:sz w:val="24"/>
+          <w:szCs w:val="24"/>
+          <w:lang w:bidi="fa-IR"/>
+        </w:rPr>
+        <w:t>2</w:t>
+      </w:r>
+      <w:r>
+        <w:rPr>
+          <w:rStyle w:val="MemberType"/>
+          <w:rFonts w:asciiTheme="majorBidi" w:hAnsiTheme="majorBidi" w:cstheme="majorBidi"/>
+          <w:b/>
+          <w:bCs/>
+          <w:i w:val="0"/>
+          <w:iCs w:val="0"/>
+          <w:color w:val="0F4761" w:themeColor="accent1" w:themeShade="BF"/>
+          <w:sz w:val="24"/>
+          <w:szCs w:val="24"/>
+          <w:lang w:bidi="fa-IR"/>
+        </w:rPr>
+        <w:t>):</w:t>
+      </w:r>
+    </w:p>
+    <w:p>
+      <w:pPr>
+        <w:jc w:val="both"/>
+        <w:rPr>
+          <w:rFonts w:ascii="Times New Roman" w:hAnsi="Times New Roman" w:cs="Times New Roman"/>
+          <w:sz w:val="24"/>
+          <w:szCs w:val="24"/>
+        </w:rPr>
+      </w:pPr>
+      <w:r>
+        <w:rPr>
+          <w:rFonts w:ascii="Times New Roman" w:hAnsi="Times New Roman" w:cs="Times New Roman"/>
+          <w:sz w:val="24"/>
+          <w:szCs w:val="24"/>
+          <w:u w:val="single"/>
+        </w:rPr>
+        <w:t>On page 7:</w:t>
+      </w:r>
+      <w:r>
+        <w:rPr>
+          <w:rFonts w:ascii="Times New Roman" w:hAnsi="Times New Roman" w:cs="Times New Roman"/>
+          <w:sz w:val="24"/>
+          <w:szCs w:val="24"/>
+        </w:rPr>
+        <w:t xml:space="preserve"> We revised the evaluation section to include a new non-IID study: </w:t>
+      </w:r>
+    </w:p>
+    <w:p>
+      <w:pPr>
+        <w:jc w:val="both"/>
+        <w:rPr>
+          <w:rFonts w:ascii="Times New Roman" w:hAnsi="Times New Roman" w:cs="Times New Roman"/>
+          <w:i/>
+          <w:iCs/>
+          <w:color w:val="0000FF"/>
+          <w:sz w:val="24"/>
+          <w:szCs w:val="24"/>
+        </w:rPr>
+      </w:pPr>
+      <w:r>
+        <w:rPr>
+          <w:rFonts w:ascii="Times New Roman" w:hAnsi="Times New Roman" w:cs="Times New Roman"/>
+          <w:i/>
+          <w:iCs/>
+          <w:color w:val="0000FF"/>
           <w:sz w:val="24"/>
           <w:szCs w:val="24"/>
         </w:rPr>
         <w:lastRenderedPageBreak/>
-        <w:t xml:space="preserve">heterogeneity becomes more severe. </w:t>
+        <w:t xml:space="preserve">Several evaluation cases are considered to assess the proposed framework under extremely data-scarce local IBR settings, noisy measurement environments, and non-IID scenarios: </w:t>
+      </w:r>
+    </w:p>
+    <w:p>
+      <w:pPr>
+        <w:jc w:val="both"/>
+        <w:rPr>
+          <w:rFonts w:ascii="Times New Roman" w:hAnsi="Times New Roman" w:cs="Times New Roman"/>
+          <w:i/>
+          <w:iCs/>
+          <w:color w:val="0000FF"/>
+          <w:sz w:val="24"/>
+          <w:szCs w:val="24"/>
+        </w:rPr>
+      </w:pPr>
+      <w:r>
+        <w:rPr>
+          <w:rFonts w:ascii="Times New Roman" w:hAnsi="Times New Roman" w:cs="Times New Roman"/>
+          <w:i/>
+          <w:iCs/>
+          <w:color w:val="0000FF"/>
+          <w:sz w:val="24"/>
+          <w:szCs w:val="24"/>
+        </w:rPr>
+        <w:t xml:space="preserve">... </w:t>
+      </w:r>
+    </w:p>
+    <w:p>
+      <w:pPr>
+        <w:jc w:val="both"/>
+        <w:rPr>
+          <w:rFonts w:ascii="Times New Roman" w:hAnsi="Times New Roman" w:cs="Times New Roman"/>
+          <w:i/>
+          <w:iCs/>
+          <w:color w:val="0000FF"/>
+          <w:sz w:val="24"/>
+          <w:szCs w:val="24"/>
+        </w:rPr>
+      </w:pPr>
+      <w:r>
+        <w:rPr>
+          <w:rFonts w:ascii="Times New Roman" w:hAnsi="Times New Roman" w:cs="Times New Roman"/>
+          <w:i/>
+          <w:iCs/>
+          <w:color w:val="0000FF"/>
+          <w:sz w:val="24"/>
+          <w:szCs w:val="24"/>
+        </w:rPr>
+        <w:t xml:space="preserve">Case 5: Efficiency evaluation under different non-IID levels. </w:t>
+      </w:r>
+    </w:p>
+    <w:p>
+      <w:pPr>
+        <w:jc w:val="both"/>
+        <w:rPr>
+          <w:rFonts w:ascii="Times New Roman" w:hAnsi="Times New Roman" w:cs="Times New Roman"/>
+          <w:sz w:val="24"/>
+          <w:szCs w:val="24"/>
+        </w:rPr>
+      </w:pPr>
+      <w:r>
+        <w:rPr>
+          <w:rFonts w:ascii="Times New Roman" w:hAnsi="Times New Roman" w:cs="Times New Roman"/>
+          <w:sz w:val="24"/>
+          <w:szCs w:val="24"/>
+        </w:rPr>
+        <w:t xml:space="preserve">We also clarified the dataset setting: </w:t>
+      </w:r>
+    </w:p>
+    <w:p>
+      <w:pPr>
+        <w:jc w:val="both"/>
+        <w:rPr>
+          <w:rFonts w:ascii="Times New Roman" w:hAnsi="Times New Roman" w:cs="Times New Roman"/>
+          <w:i/>
+          <w:iCs/>
+          <w:color w:val="0000FF"/>
+          <w:sz w:val="24"/>
+          <w:szCs w:val="24"/>
+        </w:rPr>
+      </w:pPr>
+      <w:r>
+        <w:rPr>
+          <w:rFonts w:ascii="Times New Roman" w:hAnsi="Times New Roman" w:cs="Times New Roman"/>
+          <w:i/>
+          <w:iCs/>
+          <w:color w:val="0000FF"/>
+          <w:sz w:val="24"/>
+          <w:szCs w:val="24"/>
+        </w:rPr>
+        <w:t xml:space="preserve">Specifically, the datasets used in Cases 1–4 </w:t>
       </w:r>
       <w:proofErr w:type="gramStart"/>
       <w:r>
         <w:rPr>
           <w:rFonts w:ascii="Times New Roman" w:hAnsi="Times New Roman" w:cs="Times New Roman"/>
-          <w:sz w:val="24"/>
-          <w:szCs w:val="24"/>
-        </w:rPr>
-        <w:t>In particular, in</w:t>
+          <w:i/>
+          <w:iCs/>
+          <w:color w:val="0000FF"/>
+          <w:sz w:val="24"/>
+          <w:szCs w:val="24"/>
+        </w:rPr>
+        <w:t>are</w:t>
       </w:r>
       <w:proofErr w:type="gramEnd"/>
       <w:r>
         <w:rPr>
           <w:rFonts w:ascii="Times New Roman" w:hAnsi="Times New Roman" w:cs="Times New Roman"/>
-          <w:sz w:val="24"/>
-          <w:szCs w:val="24"/>
-        </w:rPr>
-        <w:t xml:space="preserve"> the highly heterogeneous G3 case, the worst-client MSE remains much higher than in G1 and </w:t>
-      </w:r>
-      <w:proofErr w:type="gramStart"/>
-      <w:r>
-        <w:rPr>
-          <w:rFonts w:ascii="Times New Roman" w:hAnsi="Times New Roman" w:cs="Times New Roman"/>
-          <w:sz w:val="24"/>
-          <w:szCs w:val="24"/>
-        </w:rPr>
-        <w:t>G2, and</w:t>
-      </w:r>
-      <w:proofErr w:type="gramEnd"/>
-      <w:r>
-        <w:rPr>
-          <w:rFonts w:ascii="Times New Roman" w:hAnsi="Times New Roman" w:cs="Times New Roman"/>
-          <w:sz w:val="24"/>
-          <w:szCs w:val="24"/>
-        </w:rPr>
-        <w:t xml:space="preserve"> increasing the number of local epochs does not consistently improve the worst-client performance. This behavior indicates stronger client drift, where local models move toward different client-specific optima before aggregation. The per-client results also show that </w:t>
+          <w:i/>
+          <w:iCs/>
+          <w:color w:val="0000FF"/>
+          <w:sz w:val="24"/>
+          <w:szCs w:val="24"/>
+        </w:rPr>
+        <w:t xml:space="preserve"> obtained from nine IBRs with the same topology but different parameter settings. In Case 5, some IBRs are modified from LCL-filter to L-filter configurations to introduce stronger physical heterogeneity and evaluate the framework under more pronounced non-IID conditions.</w:t>
+      </w:r>
+    </w:p>
+    <w:p>
+      <w:pPr>
+        <w:jc w:val="both"/>
+        <w:rPr>
+          <w:rFonts w:ascii="Times New Roman" w:hAnsi="Times New Roman" w:cs="Times New Roman"/>
+          <w:i/>
+          <w:iCs/>
+          <w:color w:val="0000FF"/>
+          <w:sz w:val="24"/>
+          <w:szCs w:val="24"/>
+        </w:rPr>
+      </w:pPr>
+      <w:r>
+        <w:rPr>
+          <w:rFonts w:ascii="Times New Roman" w:hAnsi="Times New Roman" w:cs="Times New Roman"/>
+          <w:sz w:val="24"/>
+          <w:szCs w:val="24"/>
+          <w:u w:val="single"/>
+        </w:rPr>
+        <w:t>On page 10</w:t>
+      </w:r>
+      <w:r>
+        <w:rPr>
+          <w:rFonts w:ascii="Times New Roman" w:hAnsi="Times New Roman" w:cs="Times New Roman"/>
+          <w:sz w:val="24"/>
+          <w:szCs w:val="24"/>
+          <w:u w:val="single"/>
+        </w:rPr>
+        <w:t>-11</w:t>
+      </w:r>
+      <w:r>
+        <w:rPr>
+          <w:rFonts w:ascii="Times New Roman" w:hAnsi="Times New Roman" w:cs="Times New Roman"/>
+          <w:sz w:val="24"/>
+          <w:szCs w:val="24"/>
+          <w:u w:val="single"/>
+        </w:rPr>
+        <w:t>:</w:t>
+      </w:r>
+      <w:r>
+        <w:rPr>
+          <w:rFonts w:ascii="Times New Roman" w:hAnsi="Times New Roman" w:cs="Times New Roman"/>
+          <w:i/>
+          <w:iCs/>
+          <w:sz w:val="24"/>
+          <w:szCs w:val="24"/>
+        </w:rPr>
+        <w:t xml:space="preserve"> </w:t>
+      </w:r>
+      <w:r>
+        <w:rPr>
+          <w:rFonts w:ascii="Times New Roman" w:hAnsi="Times New Roman" w:cs="Times New Roman"/>
+          <w:sz w:val="24"/>
+          <w:szCs w:val="24"/>
+        </w:rPr>
+        <w:t xml:space="preserve">We added the heterogeneity quantification and </w:t>
+      </w:r>
+      <w:r>
+        <w:rPr>
+          <w:rFonts w:ascii="Times New Roman" w:hAnsi="Times New Roman" w:cs="Times New Roman"/>
+          <w:sz w:val="24"/>
+          <w:szCs w:val="24"/>
+        </w:rPr>
+        <w:t>efficiency evaluation under different non-IID levels</w:t>
+      </w:r>
+      <w:r>
+        <w:rPr>
+          <w:rFonts w:ascii="Times New Roman" w:hAnsi="Times New Roman" w:cs="Times New Roman"/>
+          <w:sz w:val="24"/>
+          <w:szCs w:val="24"/>
+        </w:rPr>
+        <w:t>:</w:t>
+      </w:r>
+      <w:r>
+        <w:rPr>
+          <w:rFonts w:ascii="Times New Roman" w:hAnsi="Times New Roman" w:cs="Times New Roman"/>
+          <w:i/>
+          <w:iCs/>
+          <w:sz w:val="24"/>
+          <w:szCs w:val="24"/>
+        </w:rPr>
+        <w:t xml:space="preserve"> </w:t>
+      </w:r>
+    </w:p>
+    <w:p>
+      <w:pPr>
+        <w:jc w:val="both"/>
+        <w:rPr>
+          <w:rFonts w:ascii="Times New Roman" w:hAnsi="Times New Roman" w:cs="Times New Roman"/>
+          <w:i/>
+          <w:iCs/>
+          <w:color w:val="0000FF"/>
+          <w:sz w:val="24"/>
+          <w:szCs w:val="24"/>
+        </w:rPr>
+      </w:pPr>
+      <w:r>
+        <w:rPr>
+          <w:rFonts w:ascii="Times New Roman" w:hAnsi="Times New Roman" w:cs="Times New Roman"/>
+          <w:i/>
+          <w:iCs/>
+          <w:color w:val="0000FF"/>
+          <w:sz w:val="24"/>
+          <w:szCs w:val="24"/>
+        </w:rPr>
+        <w:t>Statistical heterogeneity, or non-IID data, is an important issue in federated learning frameworks, particularly for IBR admittance estimation, where IBRs may be provided by different vendors and may have different circuit structures. To investigate this issue, three cases (G1, G2, and G3) with different levels of non-</w:t>
       </w:r>
       <w:proofErr w:type="spellStart"/>
       <w:r>
         <w:rPr>
           <w:rFonts w:ascii="Times New Roman" w:hAnsi="Times New Roman" w:cs="Times New Roman"/>
-          <w:sz w:val="24"/>
-          <w:szCs w:val="24"/>
-        </w:rPr>
-        <w:t>FedAvgIm</w:t>
+          <w:i/>
+          <w:iCs/>
+          <w:color w:val="0000FF"/>
+          <w:sz w:val="24"/>
+          <w:szCs w:val="24"/>
+        </w:rPr>
+        <w:t>IIDness</w:t>
       </w:r>
       <w:proofErr w:type="spellEnd"/>
       <w:r>
         <w:rPr>
           <w:rFonts w:ascii="Times New Roman" w:hAnsi="Times New Roman" w:cs="Times New Roman"/>
-          <w:sz w:val="24"/>
-          <w:szCs w:val="24"/>
-        </w:rPr>
-        <w:t xml:space="preserve"> becomes less uniform in G3, especially for the outlier client gfli4.</w:t>
-      </w:r>
-    </w:p>
-    <w:p>
-      <w:pPr>
-        <w:jc w:val="both"/>
-        <w:rPr>
-          <w:rFonts w:ascii="Times New Roman" w:hAnsi="Times New Roman" w:cs="Times New Roman"/>
-          <w:sz w:val="24"/>
-          <w:szCs w:val="24"/>
-        </w:rPr>
-      </w:pPr>
-      <w:r>
-        <w:rPr>
-          <w:rFonts w:ascii="Times New Roman" w:hAnsi="Times New Roman" w:cs="Times New Roman"/>
-          <w:sz w:val="24"/>
-          <w:szCs w:val="24"/>
-        </w:rPr>
-        <w:t xml:space="preserve">We therefore revised the manuscript to make the applicability and limitation clearer. </w:t>
-      </w:r>
-      <w:proofErr w:type="spellStart"/>
-      <w:r>
-        <w:rPr>
-          <w:rFonts w:ascii="Times New Roman" w:hAnsi="Times New Roman" w:cs="Times New Roman"/>
-          <w:sz w:val="24"/>
-          <w:szCs w:val="24"/>
-        </w:rPr>
-        <w:t>FedAvgIm</w:t>
-      </w:r>
-      <w:proofErr w:type="spellEnd"/>
-      <w:r>
-        <w:rPr>
-          <w:rFonts w:ascii="Times New Roman" w:hAnsi="Times New Roman" w:cs="Times New Roman"/>
-          <w:sz w:val="24"/>
-          <w:szCs w:val="24"/>
-        </w:rPr>
-        <w:t xml:space="preserve"> is intended to work best for groups of IBRs with similar behavioral characteristics, even if their parameters and some filter structures differ. However, we do not claim that a single global </w:t>
-      </w:r>
-      <w:proofErr w:type="spellStart"/>
-      <w:r>
-        <w:rPr>
-          <w:rFonts w:ascii="Times New Roman" w:hAnsi="Times New Roman" w:cs="Times New Roman"/>
-          <w:sz w:val="24"/>
-          <w:szCs w:val="24"/>
-        </w:rPr>
-        <w:t>FedAvg</w:t>
-      </w:r>
-      <w:proofErr w:type="spellEnd"/>
-      <w:r>
-        <w:rPr>
-          <w:rFonts w:ascii="Times New Roman" w:hAnsi="Times New Roman" w:cs="Times New Roman"/>
-          <w:sz w:val="24"/>
-          <w:szCs w:val="24"/>
-        </w:rPr>
-        <w:t xml:space="preserve"> model can generalize across all possible IBR vendors, topologies, and control strategies. For broader heterogeneity, the revised manuscript now states that clustered federated learning or personalized federated learning should be considered in future work.</w:t>
-      </w:r>
-    </w:p>
-    <w:p>
-      <w:pPr>
-        <w:jc w:val="both"/>
-        <w:rPr>
-          <w:rFonts w:ascii="Times New Roman" w:hAnsi="Times New Roman" w:cs="Times New Roman"/>
-          <w:sz w:val="24"/>
-          <w:szCs w:val="24"/>
-        </w:rPr>
-      </w:pPr>
-      <w:r>
-        <w:rPr>
-          <w:rFonts w:ascii="Times New Roman" w:hAnsi="Times New Roman" w:cs="Times New Roman"/>
-          <w:sz w:val="24"/>
-          <w:szCs w:val="24"/>
-        </w:rPr>
-        <w:t xml:space="preserve">These revisions better align the contribution with realistic grid conditions and clarify the limitation of standard </w:t>
-      </w:r>
-      <w:proofErr w:type="spellStart"/>
-      <w:r>
-        <w:rPr>
-          <w:rFonts w:ascii="Times New Roman" w:hAnsi="Times New Roman" w:cs="Times New Roman"/>
-          <w:sz w:val="24"/>
-          <w:szCs w:val="24"/>
-        </w:rPr>
-        <w:t>FedAvg</w:t>
-      </w:r>
-      <w:proofErr w:type="spellEnd"/>
-      <w:r>
-        <w:rPr>
-          <w:rFonts w:ascii="Times New Roman" w:hAnsi="Times New Roman" w:cs="Times New Roman"/>
-          <w:sz w:val="24"/>
-          <w:szCs w:val="24"/>
-        </w:rPr>
-        <w:t xml:space="preserve"> under severe structural non-IID settings.</w:t>
-      </w:r>
-    </w:p>
-    <w:p>
-      <w:pPr>
-        <w:jc w:val="both"/>
-        <w:rPr>
-          <w:rStyle w:val="MemberType"/>
-          <w:i w:val="0"/>
-          <w:iCs w:val="0"/>
-          <w:sz w:val="24"/>
-          <w:szCs w:val="24"/>
-        </w:rPr>
-      </w:pPr>
-      <w:r>
-        <w:rPr>
-          <w:rStyle w:val="MemberType"/>
-          <w:rFonts w:asciiTheme="majorBidi" w:hAnsiTheme="majorBidi" w:cstheme="majorBidi"/>
-          <w:b/>
-          <w:bCs/>
-          <w:i w:val="0"/>
-          <w:iCs w:val="0"/>
-          <w:color w:val="0F4761" w:themeColor="accent1" w:themeShade="BF"/>
-          <w:sz w:val="24"/>
-          <w:szCs w:val="24"/>
-          <w:lang w:bidi="fa-IR"/>
-        </w:rPr>
-        <w:t xml:space="preserve">Modifications </w:t>
-      </w:r>
-      <w:proofErr w:type="gramStart"/>
-      <w:r>
-        <w:rPr>
-          <w:rStyle w:val="MemberType"/>
-          <w:rFonts w:asciiTheme="majorBidi" w:hAnsiTheme="majorBidi" w:cstheme="majorBidi"/>
-          <w:b/>
-          <w:bCs/>
-          <w:i w:val="0"/>
-          <w:iCs w:val="0"/>
-          <w:color w:val="0F4761" w:themeColor="accent1" w:themeShade="BF"/>
-          <w:sz w:val="24"/>
-          <w:szCs w:val="24"/>
-          <w:lang w:bidi="fa-IR"/>
-        </w:rPr>
-        <w:t>on</w:t>
-      </w:r>
-      <w:proofErr w:type="gramEnd"/>
-      <w:r>
-        <w:rPr>
-          <w:rStyle w:val="MemberType"/>
-          <w:rFonts w:asciiTheme="majorBidi" w:hAnsiTheme="majorBidi" w:cstheme="majorBidi"/>
-          <w:b/>
-          <w:bCs/>
-          <w:i w:val="0"/>
-          <w:iCs w:val="0"/>
-          <w:color w:val="0F4761" w:themeColor="accent1" w:themeShade="BF"/>
-          <w:sz w:val="24"/>
-          <w:szCs w:val="24"/>
-          <w:lang w:bidi="fa-IR"/>
+          <w:i/>
+          <w:iCs/>
+          <w:color w:val="0000FF"/>
+          <w:sz w:val="24"/>
+          <w:szCs w:val="24"/>
+        </w:rPr>
+        <w:t xml:space="preserve"> are designed by varying the IBR topology and parameters. Specifically, G1 consists of nine IBRs with the same circuit structure but different parameters. G2 represents a mixed-topology case, in which IBR4 and IBR9 use L-filter inverters, while the remaining IBRs use LCL-filter inverters. G3 has the same topology configuration as G2 but introduces significantly larger parameter variations. The maximum mean discrepancy (MMD) metric is used to quantify the distributional discrepancy among the datasets and assess whether their distributions are similar.</w:t>
+      </w:r>
+      <w:r>
+        <w:rPr>
+          <w:rFonts w:ascii="Times New Roman" w:hAnsi="Times New Roman" w:cs="Times New Roman"/>
+          <w:i/>
+          <w:iCs/>
+          <w:color w:val="0000FF"/>
+          <w:sz w:val="24"/>
+          <w:szCs w:val="24"/>
         </w:rPr>
         <w:t xml:space="preserve"> </w:t>
       </w:r>
-      <w:proofErr w:type="gramStart"/>
-      <w:r>
-        <w:rPr>
-          <w:rStyle w:val="MemberType"/>
-          <w:rFonts w:asciiTheme="majorBidi" w:hAnsiTheme="majorBidi" w:cstheme="majorBidi"/>
-          <w:b/>
-          <w:bCs/>
-          <w:i w:val="0"/>
-          <w:iCs w:val="0"/>
-          <w:color w:val="0F4761" w:themeColor="accent1" w:themeShade="BF"/>
-          <w:sz w:val="24"/>
-          <w:szCs w:val="24"/>
-          <w:lang w:bidi="fa-IR"/>
-        </w:rPr>
-        <w:t>manuscript (</w:t>
-      </w:r>
-      <w:r>
-        <w:rPr>
-          <w:rStyle w:val="MemberType"/>
-          <w:rFonts w:asciiTheme="majorBidi" w:hAnsiTheme="majorBidi" w:cstheme="majorBidi"/>
-          <w:b/>
-          <w:bCs/>
-          <w:i w:val="0"/>
-          <w:iCs w:val="0"/>
-          <w:color w:val="0F4761" w:themeColor="accent1" w:themeShade="BF"/>
-          <w:sz w:val="24"/>
-          <w:szCs w:val="24"/>
-          <w:lang w:bidi="fa-IR"/>
-        </w:rPr>
-        <w:t>#</w:t>
-      </w:r>
-      <w:proofErr w:type="gramEnd"/>
-      <w:r>
-        <w:rPr>
-          <w:rStyle w:val="MemberType"/>
-          <w:rFonts w:asciiTheme="majorBidi" w:hAnsiTheme="majorBidi" w:cstheme="majorBidi"/>
-          <w:b/>
-          <w:bCs/>
-          <w:i w:val="0"/>
-          <w:iCs w:val="0"/>
-          <w:color w:val="0F4761" w:themeColor="accent1" w:themeShade="BF"/>
-          <w:sz w:val="24"/>
-          <w:szCs w:val="24"/>
-          <w:lang w:bidi="fa-IR"/>
-        </w:rPr>
-        <w:t>2</w:t>
-      </w:r>
-      <w:r>
-        <w:rPr>
-          <w:rStyle w:val="MemberType"/>
-          <w:rFonts w:asciiTheme="majorBidi" w:hAnsiTheme="majorBidi" w:cstheme="majorBidi"/>
-          <w:b/>
-          <w:bCs/>
-          <w:i w:val="0"/>
-          <w:iCs w:val="0"/>
-          <w:color w:val="0F4761" w:themeColor="accent1" w:themeShade="BF"/>
-          <w:sz w:val="24"/>
-          <w:szCs w:val="24"/>
-          <w:lang w:bidi="fa-IR"/>
-        </w:rPr>
-        <w:t>):</w:t>
-      </w:r>
-    </w:p>
-    <w:p>
-      <w:pPr>
-        <w:jc w:val="both"/>
-        <w:rPr>
-          <w:rFonts w:ascii="Times New Roman" w:hAnsi="Times New Roman" w:cs="Times New Roman"/>
-          <w:sz w:val="24"/>
-          <w:szCs w:val="24"/>
-        </w:rPr>
-      </w:pPr>
-      <w:r>
-        <w:rPr>
-          <w:rFonts w:ascii="Times New Roman" w:hAnsi="Times New Roman" w:cs="Times New Roman"/>
-          <w:sz w:val="24"/>
-          <w:szCs w:val="24"/>
-          <w:u w:val="single"/>
-        </w:rPr>
-        <w:t>On page 7:</w:t>
-      </w:r>
-      <w:r>
-        <w:rPr>
-          <w:rFonts w:ascii="Times New Roman" w:hAnsi="Times New Roman" w:cs="Times New Roman"/>
-          <w:sz w:val="24"/>
-          <w:szCs w:val="24"/>
-        </w:rPr>
-        <w:t xml:space="preserve"> We revised the evaluation section to include a new non-IID study: </w:t>
-      </w:r>
-    </w:p>
-    <w:p>
-      <w:pPr>
-        <w:jc w:val="both"/>
-        <w:rPr>
-          <w:rFonts w:ascii="Times New Roman" w:hAnsi="Times New Roman" w:cs="Times New Roman"/>
-          <w:i/>
-          <w:iCs/>
-          <w:color w:val="0000FF"/>
-          <w:sz w:val="24"/>
-          <w:szCs w:val="24"/>
-        </w:rPr>
-      </w:pPr>
-      <w:r>
-        <w:rPr>
-          <w:rFonts w:ascii="Times New Roman" w:hAnsi="Times New Roman" w:cs="Times New Roman"/>
-          <w:i/>
-          <w:iCs/>
-          <w:color w:val="0000FF"/>
-          <w:sz w:val="24"/>
-          <w:szCs w:val="24"/>
-        </w:rPr>
-        <w:t xml:space="preserve">Several evaluation cases are considered to assess the proposed framework under extremely data-scarce local IBR settings, noisy measurement environments, and non-IID scenarios: </w:t>
-      </w:r>
-    </w:p>
-    <w:p>
-      <w:pPr>
-        <w:jc w:val="both"/>
-        <w:rPr>
-          <w:rFonts w:ascii="Times New Roman" w:hAnsi="Times New Roman" w:cs="Times New Roman"/>
-          <w:i/>
-          <w:iCs/>
-          <w:color w:val="0000FF"/>
-          <w:sz w:val="24"/>
-          <w:szCs w:val="24"/>
-        </w:rPr>
-      </w:pPr>
-      <w:r>
-        <w:rPr>
-          <w:rFonts w:ascii="Times New Roman" w:hAnsi="Times New Roman" w:cs="Times New Roman"/>
-          <w:i/>
-          <w:iCs/>
-          <w:color w:val="0000FF"/>
-          <w:sz w:val="24"/>
-          <w:szCs w:val="24"/>
-        </w:rPr>
-        <w:t xml:space="preserve">... </w:t>
-      </w:r>
-    </w:p>
-    <w:p>
-      <w:pPr>
-        <w:jc w:val="both"/>
-        <w:rPr>
-          <w:rFonts w:ascii="Times New Roman" w:hAnsi="Times New Roman" w:cs="Times New Roman"/>
-          <w:i/>
-          <w:iCs/>
-          <w:color w:val="0000FF"/>
-          <w:sz w:val="24"/>
-          <w:szCs w:val="24"/>
-        </w:rPr>
-      </w:pPr>
-      <w:r>
-        <w:rPr>
-          <w:rFonts w:ascii="Times New Roman" w:hAnsi="Times New Roman" w:cs="Times New Roman"/>
-          <w:i/>
-          <w:iCs/>
-          <w:color w:val="0000FF"/>
-          <w:sz w:val="24"/>
-          <w:szCs w:val="24"/>
-        </w:rPr>
-        <w:t xml:space="preserve">Case 5: Efficiency evaluation under different non-IID levels. </w:t>
-      </w:r>
-    </w:p>
-    <w:p>
-      <w:pPr>
-        <w:jc w:val="both"/>
-        <w:rPr>
-          <w:rFonts w:ascii="Times New Roman" w:hAnsi="Times New Roman" w:cs="Times New Roman"/>
-          <w:sz w:val="24"/>
-          <w:szCs w:val="24"/>
-        </w:rPr>
-      </w:pPr>
-      <w:r>
-        <w:rPr>
-          <w:rFonts w:ascii="Times New Roman" w:hAnsi="Times New Roman" w:cs="Times New Roman"/>
-          <w:sz w:val="24"/>
-          <w:szCs w:val="24"/>
-        </w:rPr>
-        <w:t xml:space="preserve">We also clarified the dataset setting: </w:t>
-      </w:r>
-    </w:p>
-    <w:p>
-      <w:pPr>
-        <w:jc w:val="both"/>
-        <w:rPr>
-          <w:rFonts w:ascii="Times New Roman" w:hAnsi="Times New Roman" w:cs="Times New Roman"/>
-          <w:i/>
-          <w:iCs/>
-          <w:color w:val="0000FF"/>
-          <w:sz w:val="24"/>
-          <w:szCs w:val="24"/>
-        </w:rPr>
-      </w:pPr>
-      <w:r>
-        <w:rPr>
-          <w:rFonts w:ascii="Times New Roman" w:hAnsi="Times New Roman" w:cs="Times New Roman"/>
-          <w:i/>
-          <w:iCs/>
-          <w:color w:val="0000FF"/>
-          <w:sz w:val="24"/>
-          <w:szCs w:val="24"/>
-        </w:rPr>
-        <w:t xml:space="preserve">Specifically, the datasets used in Cases 1–4 </w:t>
-      </w:r>
-      <w:proofErr w:type="gramStart"/>
-      <w:r>
-        <w:rPr>
-          <w:rFonts w:ascii="Times New Roman" w:hAnsi="Times New Roman" w:cs="Times New Roman"/>
-          <w:i/>
-          <w:iCs/>
-          <w:color w:val="0000FF"/>
-          <w:sz w:val="24"/>
-          <w:szCs w:val="24"/>
-        </w:rPr>
-        <w:t>are</w:t>
-      </w:r>
-      <w:proofErr w:type="gramEnd"/>
-      <w:r>
-        <w:rPr>
-          <w:rFonts w:ascii="Times New Roman" w:hAnsi="Times New Roman" w:cs="Times New Roman"/>
-          <w:i/>
-          <w:iCs/>
-          <w:color w:val="0000FF"/>
-          <w:sz w:val="24"/>
-          <w:szCs w:val="24"/>
-        </w:rPr>
-        <w:t xml:space="preserve"> obtained from nine IBRs with the same topology but different parameter settings. In Case 5, some IBRs are modified from LCL-filter to L-filter configurations to introduce stronger physical heterogeneity and evaluate the framework under more pronounced non-IID conditions.</w:t>
-      </w:r>
-    </w:p>
-    <w:p>
-      <w:pPr>
-        <w:jc w:val="both"/>
-        <w:rPr>
-          <w:rFonts w:ascii="Times New Roman" w:hAnsi="Times New Roman" w:cs="Times New Roman"/>
-          <w:i/>
-          <w:iCs/>
-          <w:color w:val="0000FF"/>
-          <w:sz w:val="24"/>
-          <w:szCs w:val="24"/>
-        </w:rPr>
-      </w:pPr>
-      <w:r>
-        <w:rPr>
-          <w:rFonts w:ascii="Times New Roman" w:hAnsi="Times New Roman" w:cs="Times New Roman"/>
-          <w:sz w:val="24"/>
-          <w:szCs w:val="24"/>
-          <w:u w:val="single"/>
-        </w:rPr>
-        <w:t>On page 10</w:t>
-      </w:r>
-      <w:r>
-        <w:rPr>
-          <w:rFonts w:ascii="Times New Roman" w:hAnsi="Times New Roman" w:cs="Times New Roman"/>
-          <w:sz w:val="24"/>
-          <w:szCs w:val="24"/>
-          <w:u w:val="single"/>
-        </w:rPr>
-        <w:t>-11</w:t>
-      </w:r>
-      <w:r>
-        <w:rPr>
-          <w:rFonts w:ascii="Times New Roman" w:hAnsi="Times New Roman" w:cs="Times New Roman"/>
-          <w:sz w:val="24"/>
-          <w:szCs w:val="24"/>
-          <w:u w:val="single"/>
-        </w:rPr>
-        <w:t>:</w:t>
-      </w:r>
-      <w:r>
-        <w:rPr>
-          <w:rFonts w:ascii="Times New Roman" w:hAnsi="Times New Roman" w:cs="Times New Roman"/>
-          <w:i/>
-          <w:iCs/>
-          <w:sz w:val="24"/>
-          <w:szCs w:val="24"/>
-        </w:rPr>
-        <w:t xml:space="preserve"> </w:t>
-      </w:r>
-      <w:r>
-        <w:rPr>
-          <w:rFonts w:ascii="Times New Roman" w:hAnsi="Times New Roman" w:cs="Times New Roman"/>
-          <w:sz w:val="24"/>
-          <w:szCs w:val="24"/>
-        </w:rPr>
-        <w:t xml:space="preserve">We added the heterogeneity quantification and </w:t>
-      </w:r>
-      <w:r>
-        <w:rPr>
-          <w:rFonts w:ascii="Times New Roman" w:hAnsi="Times New Roman" w:cs="Times New Roman"/>
-          <w:sz w:val="24"/>
-          <w:szCs w:val="24"/>
-        </w:rPr>
-        <w:t>efficiency evaluation under different non-IID levels</w:t>
-      </w:r>
-      <w:r>
-        <w:rPr>
-          <w:rFonts w:ascii="Times New Roman" w:hAnsi="Times New Roman" w:cs="Times New Roman"/>
-          <w:sz w:val="24"/>
-          <w:szCs w:val="24"/>
-        </w:rPr>
-        <w:t>:</w:t>
-      </w:r>
-      <w:r>
-        <w:rPr>
-          <w:rFonts w:ascii="Times New Roman" w:hAnsi="Times New Roman" w:cs="Times New Roman"/>
-          <w:i/>
-          <w:iCs/>
-          <w:sz w:val="24"/>
-          <w:szCs w:val="24"/>
-        </w:rPr>
-        <w:t xml:space="preserve"> </w:t>
-      </w:r>
-    </w:p>
-    <w:p>
-      <w:pPr>
-        <w:jc w:val="both"/>
-        <w:rPr>
-          <w:rFonts w:ascii="Times New Roman" w:hAnsi="Times New Roman" w:cs="Times New Roman"/>
-          <w:i/>
-          <w:iCs/>
-          <w:color w:val="0000FF"/>
-          <w:sz w:val="24"/>
-          <w:szCs w:val="24"/>
-        </w:rPr>
-      </w:pPr>
-      <w:r>
-        <w:rPr>
-          <w:rFonts w:ascii="Times New Roman" w:hAnsi="Times New Roman" w:cs="Times New Roman"/>
-          <w:i/>
-          <w:iCs/>
-          <w:color w:val="0000FF"/>
-          <w:sz w:val="24"/>
-          <w:szCs w:val="24"/>
-        </w:rPr>
-        <w:t>Statistical heterogeneity, or non-IID data, is an important issue in federated learning frameworks, particularly for IBR admittance estimation, where IBRs may be provided by different vendors and may have different circuit structures. To investigate this issue, three cases (G1, G2, and G3) with different levels of non-</w:t>
-      </w:r>
-      <w:proofErr w:type="spellStart"/>
-      <w:r>
-        <w:rPr>
-          <w:rFonts w:ascii="Times New Roman" w:hAnsi="Times New Roman" w:cs="Times New Roman"/>
-          <w:i/>
-          <w:iCs/>
-          <w:color w:val="0000FF"/>
-          <w:sz w:val="24"/>
-          <w:szCs w:val="24"/>
-        </w:rPr>
-        <w:t>IIDness</w:t>
-      </w:r>
-      <w:proofErr w:type="spellEnd"/>
-      <w:r>
-        <w:rPr>
-          <w:rFonts w:ascii="Times New Roman" w:hAnsi="Times New Roman" w:cs="Times New Roman"/>
-          <w:i/>
-          <w:iCs/>
-          <w:color w:val="0000FF"/>
-          <w:sz w:val="24"/>
-          <w:szCs w:val="24"/>
-        </w:rPr>
-        <w:t xml:space="preserve"> are designed by varying the IBR topology and parameters. Specifically, G1 consists of nine IBRs with the same circuit structure but different parameters. G2 represents a mixed-topology case, in which IBR4 and IBR9 use L-filter inverters, while the remaining IBRs use LCL-filter inverters. G3 has the same topology configuration as G2 but introduces significantly larger parameter variations. The maximum mean discrepancy (MMD) metric is used to quantify the distributional discrepancy among the datasets and assess whether their distributions are similar.</w:t>
-      </w:r>
-      <w:r>
-        <w:rPr>
-          <w:rFonts w:ascii="Times New Roman" w:hAnsi="Times New Roman" w:cs="Times New Roman"/>
-          <w:i/>
-          <w:iCs/>
-          <w:color w:val="0000FF"/>
-          <w:sz w:val="24"/>
-          <w:szCs w:val="24"/>
-        </w:rPr>
-        <w:t xml:space="preserve"> </w:t>
-      </w:r>
       <w:r>
         <w:rPr>
           <w:rFonts w:ascii="Times New Roman" w:hAnsi="Times New Roman" w:cs="Times New Roman"/>
@@ -12937,7 +12900,6 @@
           <w:sz w:val="24"/>
           <w:szCs w:val="24"/>
         </w:rPr>
-        <w:lastRenderedPageBreak/>
         <w:drawing>
           <wp:inline distT="0" distB="0" distL="0" distR="0" wp14:anchorId="1CD93DCD" wp14:editId="5524A5BB">
             <wp:extent cx="4781550" cy="1784908"/>
@@ -13095,7 +13057,19 @@
           <w:sz w:val="24"/>
           <w:szCs w:val="24"/>
         </w:rPr>
-        <w:t xml:space="preserve"> increasing the local epoch does not lead to a consistent improvement. Since G3 has the largest parameter variations and the highest MMD increase, this result indicates that severe statistical heterogeneity can cause stronger client drift, where local models move toward different client-specific optima before aggregation. Consequently, the aggregated global model becomes less effective for the worst-performing client.</w:t>
+        <w:t xml:space="preserve"> increasing the local epoch does not lead to a consistent improvement. Since G3 has the largest parameter variations and the highest MMD increase, this result indicates that severe statistical heterogeneity can cause stronger client drift, where local models move toward different client-specific optima before </w:t>
+      </w:r>
+      <w:r>
+        <w:rPr>
+          <w:rFonts w:ascii="Times New Roman" w:hAnsi="Times New Roman" w:cs="Times New Roman"/>
+          <w:i/>
+          <w:iCs/>
+          <w:color w:val="0000FF"/>
+          <w:sz w:val="24"/>
+          <w:szCs w:val="24"/>
+        </w:rPr>
+        <w:lastRenderedPageBreak/>
+        <w:t>aggregation. Consequently, the aggregated global model becomes less effective for the worst-performing client.</w:t>
       </w:r>
     </w:p>
     <w:p>
@@ -13326,7 +13300,6 @@
           <w:sz w:val="24"/>
           <w:szCs w:val="24"/>
         </w:rPr>
-        <w:lastRenderedPageBreak/>
         <w:drawing>
           <wp:inline distT="0" distB="0" distL="0" distR="0" wp14:anchorId="1F5129D8" wp14:editId="07BF009D">
             <wp:extent cx="4073769" cy="2898208"/>
@@ -13486,7 +13459,19 @@
           <w:sz w:val="24"/>
           <w:szCs w:val="24"/>
         </w:rPr>
-        <w:t xml:space="preserve"> can effectively capture common admittance characteristics across clients. By contrast, local-only training produces</w:t>
+        <w:t xml:space="preserve"> can effectively capture common admittance characteristics across clients. By contrast, local-only </w:t>
+      </w:r>
+      <w:r>
+        <w:rPr>
+          <w:rFonts w:ascii="Times New Roman" w:hAnsi="Times New Roman" w:cs="Times New Roman"/>
+          <w:i/>
+          <w:iCs/>
+          <w:color w:val="0000FF"/>
+          <w:sz w:val="24"/>
+          <w:szCs w:val="24"/>
+        </w:rPr>
+        <w:lastRenderedPageBreak/>
+        <w:t>training produces</w:t>
       </w:r>
       <w:r>
         <w:rPr>
@@ -13545,7 +13530,6 @@
           <w:sz w:val="24"/>
           <w:szCs w:val="24"/>
         </w:rPr>
-        <w:lastRenderedPageBreak/>
         <w:drawing>
           <wp:inline distT="0" distB="0" distL="0" distR="0" wp14:anchorId="458742E7" wp14:editId="7DDE063D">
             <wp:extent cx="3298305" cy="4449536"/>
@@ -13842,6 +13826,7 @@
           <w:sz w:val="24"/>
           <w:szCs w:val="24"/>
         </w:rPr>
+        <w:lastRenderedPageBreak/>
         <w:t>I</w:t>
       </w:r>
       <w:r>
@@ -13853,19 +13838,7 @@
           <w:sz w:val="24"/>
           <w:szCs w:val="24"/>
         </w:rPr>
-        <w:t xml:space="preserve">t should be noted that a single surrogate model is unlikely to generalize across all types of inverter-based resources (IBRs), given their diverse control architectures and converter topologies. Instead, the proposed framework is intended to operate effectively across groups of IBRs with similar behavioral characteristics. To systematically address broader heterogeneity, </w:t>
-      </w:r>
-      <w:r>
-        <w:rPr>
-          <w:rFonts w:ascii="Times New Roman" w:hAnsi="Times New Roman" w:cs="Times New Roman"/>
-          <w:i/>
-          <w:iCs/>
-          <w:color w:val="0000FF"/>
-          <w:sz w:val="24"/>
-          <w:szCs w:val="24"/>
-        </w:rPr>
-        <w:lastRenderedPageBreak/>
-        <w:t>future work should consider multi-model frameworks based on clustered federated learning or personalized federated learning [25].</w:t>
+        <w:t>t should be noted that a single surrogate model is unlikely to generalize across all types of inverter-based resources (IBRs), given their diverse control architectures and converter topologies. Instead, the proposed framework is intended to operate effectively across groups of IBRs with similar behavioral characteristics. To systematically address broader heterogeneity, future work should consider multi-model frameworks based on clustered federated learning or personalized federated learning [25].</w:t>
       </w:r>
     </w:p>
     <w:p>
@@ -14507,7 +14480,8 @@
           <w:szCs w:val="24"/>
           <w:lang w:bidi="fa-IR"/>
         </w:rPr>
-        <w:t xml:space="preserve">Modifications on </w:t>
+        <w:lastRenderedPageBreak/>
+        <w:t xml:space="preserve">Modifications in the </w:t>
       </w:r>
       <w:proofErr w:type="gramStart"/>
       <w:r>
@@ -14523,7 +14497,7 @@
           <w:szCs w:val="24"/>
           <w:lang w:bidi="fa-IR"/>
         </w:rPr>
-        <w:t>manuscript (</w:t>
+        <w:t xml:space="preserve">manuscript </w:t>
       </w:r>
       <w:r>
         <w:rPr>
@@ -14538,7 +14512,7 @@
           <w:szCs w:val="24"/>
           <w:lang w:bidi="fa-IR"/>
         </w:rPr>
-        <w:t>#</w:t>
+        <w:t xml:space="preserve"> (</w:t>
       </w:r>
       <w:proofErr w:type="gramEnd"/>
       <w:r>
@@ -14554,7 +14528,7 @@
           <w:szCs w:val="24"/>
           <w:lang w:bidi="fa-IR"/>
         </w:rPr>
-        <w:t>3</w:t>
+        <w:t>#3</w:t>
       </w:r>
       <w:r>
         <w:rPr>
@@ -14608,7 +14582,33 @@
           <w:u w:val="single"/>
           <w:lang w:bidi="fa-IR"/>
         </w:rPr>
-        <w:t>age 6:</w:t>
+        <w:t>age 6</w:t>
+      </w:r>
+      <w:r>
+        <w:rPr>
+          <w:rStyle w:val="MemberType"/>
+          <w:rFonts w:asciiTheme="majorBidi" w:hAnsiTheme="majorBidi" w:cstheme="majorBidi"/>
+          <w:i w:val="0"/>
+          <w:iCs w:val="0"/>
+          <w:sz w:val="24"/>
+          <w:szCs w:val="24"/>
+          <w:u w:val="single"/>
+          <w:lang w:bidi="fa-IR"/>
+        </w:rPr>
+        <w:t>-Section III-B</w:t>
+      </w:r>
+      <w:r>
+        <w:rPr>
+          <w:rStyle w:val="MemberType"/>
+          <w:rFonts w:asciiTheme="majorBidi" w:hAnsiTheme="majorBidi" w:cstheme="majorBidi"/>
+          <w:i w:val="0"/>
+          <w:iCs w:val="0"/>
+          <w:sz w:val="24"/>
+          <w:szCs w:val="24"/>
+          <w:u w:val="single"/>
+          <w:lang w:bidi="fa-IR"/>
+        </w:rPr>
+        <w:t>:</w:t>
       </w:r>
       <w:r>
         <w:t xml:space="preserve"> </w:t>
@@ -14716,17 +14716,16 @@
         <w:rPr>
           <w:rStyle w:val="MemberType"/>
           <w:rFonts w:asciiTheme="majorBidi" w:hAnsiTheme="majorBidi" w:cstheme="majorBidi"/>
-          <w:noProof/>
-          <w:sz w:val="24"/>
-          <w:szCs w:val="24"/>
-          <w:lang w:bidi="fa-IR"/>
-        </w:rPr>
-        <w:lastRenderedPageBreak/>
+          <w:sz w:val="24"/>
+          <w:szCs w:val="24"/>
+          <w:u w:val="single"/>
+          <w:lang w:bidi="fa-IR"/>
+        </w:rPr>
         <w:drawing>
-          <wp:inline distT="0" distB="0" distL="0" distR="0" wp14:anchorId="34831D69" wp14:editId="7BF35B1C">
-            <wp:extent cx="5943600" cy="8011795"/>
-            <wp:effectExtent l="19050" t="19050" r="19050" b="27305"/>
-            <wp:docPr id="1825249639" name="Picture 1"/>
+          <wp:inline distT="0" distB="0" distL="0" distR="0" wp14:anchorId="061207FF" wp14:editId="4C7BB99A">
+            <wp:extent cx="5641365" cy="7530860"/>
+            <wp:effectExtent l="19050" t="19050" r="16510" b="13335"/>
+            <wp:docPr id="401772279" name="Picture 1"/>
             <wp:cNvGraphicFramePr>
               <a:graphicFrameLocks xmlns:a="http://schemas.openxmlformats.org/drawingml/2006/main" noChangeAspect="1"/>
             </wp:cNvGraphicFramePr>
@@ -14734,7 +14733,7 @@
               <a:graphicData uri="http://schemas.openxmlformats.org/drawingml/2006/picture">
                 <pic:pic xmlns:pic="http://schemas.openxmlformats.org/drawingml/2006/picture">
                   <pic:nvPicPr>
-                    <pic:cNvPr id="1825249639" name=""/>
+                    <pic:cNvPr id="401772279" name=""/>
                     <pic:cNvPicPr/>
                   </pic:nvPicPr>
                   <pic:blipFill>
@@ -14746,7 +14745,7 @@
                   <pic:spPr>
                     <a:xfrm>
                       <a:off x="0" y="0"/>
-                      <a:ext cx="5943600" cy="8011795"/>
+                      <a:ext cx="5643686" cy="7533958"/>
                     </a:xfrm>
                     <a:prstGeom prst="rect">
                       <a:avLst/>
@@ -15467,7 +15466,7 @@
           <w:szCs w:val="24"/>
           <w:lang w:bidi="fa-IR"/>
         </w:rPr>
-        <w:t xml:space="preserve">Modifications </w:t>
+        <w:t xml:space="preserve">Modifications in the </w:t>
       </w:r>
       <w:proofErr w:type="gramStart"/>
       <w:r>
@@ -15483,7 +15482,22 @@
           <w:szCs w:val="24"/>
           <w:lang w:bidi="fa-IR"/>
         </w:rPr>
-        <w:t>on</w:t>
+        <w:t xml:space="preserve">manuscript </w:t>
+      </w:r>
+      <w:r>
+        <w:rPr>
+          <w:rStyle w:val="MemberType"/>
+          <w:rFonts w:asciiTheme="majorBidi" w:hAnsiTheme="majorBidi" w:cstheme="majorBidi"/>
+          <w:b/>
+          <w:bCs/>
+          <w:i w:val="0"/>
+          <w:iCs w:val="0"/>
+          <w:color w:val="0F4761" w:themeColor="accent1" w:themeShade="BF"/>
+          <w:sz w:val="24"/>
+          <w:szCs w:val="24"/>
+          <w:lang w:bidi="fa-IR"/>
+        </w:rPr>
+        <w:t xml:space="preserve"> (</w:t>
       </w:r>
       <w:proofErr w:type="gramEnd"/>
       <w:r>
@@ -15499,40 +15513,8 @@
           <w:szCs w:val="24"/>
           <w:lang w:bidi="fa-IR"/>
         </w:rPr>
-        <w:t xml:space="preserve"> </w:t>
-      </w:r>
-      <w:proofErr w:type="gramStart"/>
-      <w:r>
-        <w:rPr>
-          <w:rStyle w:val="MemberType"/>
-          <w:rFonts w:asciiTheme="majorBidi" w:hAnsiTheme="majorBidi" w:cstheme="majorBidi"/>
-          <w:b/>
-          <w:bCs/>
-          <w:i w:val="0"/>
-          <w:iCs w:val="0"/>
-          <w:color w:val="0F4761" w:themeColor="accent1" w:themeShade="BF"/>
-          <w:sz w:val="24"/>
-          <w:szCs w:val="24"/>
-          <w:lang w:bidi="fa-IR"/>
-        </w:rPr>
-        <w:t>manuscript (</w:t>
-      </w:r>
-      <w:r>
-        <w:rPr>
-          <w:rStyle w:val="MemberType"/>
-          <w:rFonts w:asciiTheme="majorBidi" w:hAnsiTheme="majorBidi" w:cstheme="majorBidi"/>
-          <w:b/>
-          <w:bCs/>
-          <w:i w:val="0"/>
-          <w:iCs w:val="0"/>
-          <w:color w:val="0F4761" w:themeColor="accent1" w:themeShade="BF"/>
-          <w:sz w:val="24"/>
-          <w:szCs w:val="24"/>
-          <w:lang w:bidi="fa-IR"/>
-        </w:rPr>
         <w:t>#</w:t>
       </w:r>
-      <w:proofErr w:type="gramEnd"/>
       <w:r>
         <w:rPr>
           <w:rStyle w:val="MemberType"/>
@@ -17380,7 +17362,20 @@
               <w:szCs w:val="24"/>
               <w:lang w:bidi="fa-IR"/>
             </w:rPr>
-            <m:t>​=</m:t>
+            <m:t>​</m:t>
+          </m:r>
+          <m:r>
+            <m:rPr>
+              <m:sty m:val="p"/>
+            </m:rPr>
+            <w:rPr>
+              <w:rStyle w:val="MemberType"/>
+              <w:rFonts w:ascii="Cambria Math" w:hAnsi="Cambria Math" w:cstheme="majorBidi"/>
+              <w:sz w:val="24"/>
+              <w:szCs w:val="24"/>
+              <w:lang w:bidi="fa-IR"/>
+            </w:rPr>
+            <m:t>=</m:t>
           </m:r>
           <m:sSub>
             <m:sSubPr>
@@ -17582,7 +17577,31 @@
           <w:lang w:bidi="fa-IR"/>
         </w:rPr>
         <w:lastRenderedPageBreak/>
-        <w:t>In our data-generation scripts, different IBR cases use different frequency distributions to avoid relying on a single artificial frequency pattern. Some cases use logarithmic grids over the full range, some use piecewise grids with denser low- or mid-frequency coverage, and some use randomized log-scale frequency samples. The full frequency vector, selected training indices, and train/test split rule are stored in the dataset metadata. In addition, the data-generation code and datasets, including the exact frequency-sampling procedure, have been released in the public repository to ensure reproducibility.</w:t>
+        <w:t>In our data-generation scripts, different IBR cases use different frequency distributions to avoid relying on a single artificial frequency pattern. Some cases use logarithmic grids over the full range, some use piecewise grids with denser low- or mid-frequency coverage, and some use randomized log-scale frequency samples. The full frequency vector, selected training indices, and train/test split rule are stored in the dataset metadata. In addition, the data-generation code and datasets, including the exact frequency-sampling procedure, have been released in the public repository to ensure reproducibility</w:t>
+      </w:r>
+      <w:r>
+        <w:rPr>
+          <w:rStyle w:val="MemberType"/>
+          <w:rFonts w:asciiTheme="majorBidi" w:hAnsiTheme="majorBidi" w:cstheme="majorBidi"/>
+          <w:i w:val="0"/>
+          <w:iCs w:val="0"/>
+          <w:sz w:val="24"/>
+          <w:szCs w:val="24"/>
+          <w:lang w:bidi="fa-IR"/>
+        </w:rPr>
+        <w:t xml:space="preserve"> [2]</w:t>
+      </w:r>
+      <w:r>
+        <w:rPr>
+          <w:rStyle w:val="MemberType"/>
+          <w:rFonts w:asciiTheme="majorBidi" w:hAnsiTheme="majorBidi" w:cstheme="majorBidi"/>
+          <w:i w:val="0"/>
+          <w:iCs w:val="0"/>
+          <w:sz w:val="24"/>
+          <w:szCs w:val="24"/>
+          <w:lang w:bidi="fa-IR"/>
+        </w:rPr>
+        <w:t>.</w:t>
       </w:r>
     </w:p>
     <w:p>
@@ -17652,7 +17671,7 @@
           <w:szCs w:val="24"/>
           <w:lang w:bidi="fa-IR"/>
         </w:rPr>
-        <w:t xml:space="preserve">Modifications on </w:t>
+        <w:t xml:space="preserve">Modifications in the </w:t>
       </w:r>
       <w:proofErr w:type="gramStart"/>
       <w:r>
@@ -17668,7 +17687,7 @@
           <w:szCs w:val="24"/>
           <w:lang w:bidi="fa-IR"/>
         </w:rPr>
-        <w:t>manuscript (</w:t>
+        <w:t>manuscript</w:t>
       </w:r>
       <w:r>
         <w:rPr>
@@ -17683,6 +17702,21 @@
           <w:szCs w:val="24"/>
           <w:lang w:bidi="fa-IR"/>
         </w:rPr>
+        <w:t xml:space="preserve"> (</w:t>
+      </w:r>
+      <w:r>
+        <w:rPr>
+          <w:rStyle w:val="MemberType"/>
+          <w:rFonts w:asciiTheme="majorBidi" w:hAnsiTheme="majorBidi" w:cstheme="majorBidi"/>
+          <w:b/>
+          <w:bCs/>
+          <w:i w:val="0"/>
+          <w:iCs w:val="0"/>
+          <w:color w:val="0F4761" w:themeColor="accent1" w:themeShade="BF"/>
+          <w:sz w:val="24"/>
+          <w:szCs w:val="24"/>
+          <w:lang w:bidi="fa-IR"/>
+        </w:rPr>
         <w:t>#</w:t>
       </w:r>
       <w:proofErr w:type="gramEnd"/>
@@ -17723,15 +17757,19 @@
         <w:rPr>
           <w:rStyle w:val="MemberType"/>
           <w:rFonts w:asciiTheme="majorBidi" w:hAnsiTheme="majorBidi" w:cstheme="majorBidi"/>
-          <w:sz w:val="24"/>
-          <w:szCs w:val="24"/>
-          <w:lang w:bidi="fa-IR"/>
-        </w:rPr>
-      </w:pPr>
-      <w:r>
-        <w:rPr>
-          <w:rStyle w:val="MemberType"/>
-          <w:rFonts w:asciiTheme="majorBidi" w:hAnsiTheme="majorBidi" w:cstheme="majorBidi"/>
+          <w:i w:val="0"/>
+          <w:iCs w:val="0"/>
+          <w:sz w:val="24"/>
+          <w:szCs w:val="24"/>
+          <w:lang w:bidi="fa-IR"/>
+        </w:rPr>
+      </w:pPr>
+      <w:r>
+        <w:rPr>
+          <w:rStyle w:val="MemberType"/>
+          <w:rFonts w:asciiTheme="majorBidi" w:hAnsiTheme="majorBidi" w:cstheme="majorBidi"/>
+          <w:i w:val="0"/>
+          <w:iCs w:val="0"/>
           <w:sz w:val="24"/>
           <w:szCs w:val="24"/>
           <w:u w:val="single"/>
@@ -17743,6 +17781,8 @@
         <w:rPr>
           <w:rStyle w:val="MemberType"/>
           <w:rFonts w:asciiTheme="majorBidi" w:hAnsiTheme="majorBidi" w:cstheme="majorBidi"/>
+          <w:i w:val="0"/>
+          <w:iCs w:val="0"/>
           <w:sz w:val="24"/>
           <w:szCs w:val="24"/>
           <w:lang w:bidi="fa-IR"/>
@@ -17750,12 +17790,18 @@
         <w:t>:</w:t>
       </w:r>
       <w:r>
+        <w:rPr>
+          <w:i/>
+          <w:iCs/>
+        </w:rPr>
         <w:t xml:space="preserve"> </w:t>
       </w:r>
       <w:r>
         <w:rPr>
           <w:rStyle w:val="MemberType"/>
           <w:rFonts w:asciiTheme="majorBidi" w:hAnsiTheme="majorBidi" w:cstheme="majorBidi"/>
+          <w:i w:val="0"/>
+          <w:iCs w:val="0"/>
           <w:sz w:val="24"/>
           <w:szCs w:val="24"/>
           <w:lang w:bidi="fa-IR"/>
@@ -19387,7 +19433,7 @@
           <w:szCs w:val="24"/>
           <w:lang w:bidi="fa-IR"/>
         </w:rPr>
-        <w:t xml:space="preserve">Modifications </w:t>
+        <w:t xml:space="preserve">Modifications in the </w:t>
       </w:r>
       <w:proofErr w:type="gramStart"/>
       <w:r>
@@ -19403,7 +19449,22 @@
           <w:szCs w:val="24"/>
           <w:lang w:bidi="fa-IR"/>
         </w:rPr>
-        <w:t>on</w:t>
+        <w:t xml:space="preserve">manuscript </w:t>
+      </w:r>
+      <w:r>
+        <w:rPr>
+          <w:rStyle w:val="MemberType"/>
+          <w:rFonts w:asciiTheme="majorBidi" w:hAnsiTheme="majorBidi" w:cstheme="majorBidi"/>
+          <w:b/>
+          <w:bCs/>
+          <w:i w:val="0"/>
+          <w:iCs w:val="0"/>
+          <w:color w:val="0F4761" w:themeColor="accent1" w:themeShade="BF"/>
+          <w:sz w:val="24"/>
+          <w:szCs w:val="24"/>
+          <w:lang w:bidi="fa-IR"/>
+        </w:rPr>
+        <w:t xml:space="preserve"> (</w:t>
       </w:r>
       <w:proofErr w:type="gramEnd"/>
       <w:r>
@@ -19419,54 +19480,7 @@
           <w:szCs w:val="24"/>
           <w:lang w:bidi="fa-IR"/>
         </w:rPr>
-        <w:t xml:space="preserve"> </w:t>
-      </w:r>
-      <w:proofErr w:type="gramStart"/>
-      <w:r>
-        <w:rPr>
-          <w:rStyle w:val="MemberType"/>
-          <w:rFonts w:asciiTheme="majorBidi" w:hAnsiTheme="majorBidi" w:cstheme="majorBidi"/>
-          <w:b/>
-          <w:bCs/>
-          <w:i w:val="0"/>
-          <w:iCs w:val="0"/>
-          <w:color w:val="0F4761" w:themeColor="accent1" w:themeShade="BF"/>
-          <w:sz w:val="24"/>
-          <w:szCs w:val="24"/>
-          <w:lang w:bidi="fa-IR"/>
-        </w:rPr>
-        <w:t>manuscript (</w:t>
-      </w:r>
-      <w:r>
-        <w:rPr>
-          <w:rStyle w:val="MemberType"/>
-          <w:rFonts w:asciiTheme="majorBidi" w:hAnsiTheme="majorBidi" w:cstheme="majorBidi"/>
-          <w:b/>
-          <w:bCs/>
-          <w:i w:val="0"/>
-          <w:iCs w:val="0"/>
-          <w:color w:val="0F4761" w:themeColor="accent1" w:themeShade="BF"/>
-          <w:sz w:val="24"/>
-          <w:szCs w:val="24"/>
-          <w:lang w:bidi="fa-IR"/>
-        </w:rPr>
-        <w:t>#</w:t>
-      </w:r>
-      <w:proofErr w:type="gramEnd"/>
-      <w:r>
-        <w:rPr>
-          <w:rStyle w:val="MemberType"/>
-          <w:rFonts w:asciiTheme="majorBidi" w:hAnsiTheme="majorBidi" w:cstheme="majorBidi"/>
-          <w:b/>
-          <w:bCs/>
-          <w:i w:val="0"/>
-          <w:iCs w:val="0"/>
-          <w:color w:val="0F4761" w:themeColor="accent1" w:themeShade="BF"/>
-          <w:sz w:val="24"/>
-          <w:szCs w:val="24"/>
-          <w:lang w:bidi="fa-IR"/>
-        </w:rPr>
-        <w:t>1</w:t>
+        <w:t>#1</w:t>
       </w:r>
       <w:r>
         <w:rPr>
@@ -21029,7 +21043,7 @@
           <w:szCs w:val="24"/>
           <w:lang w:bidi="fa-IR"/>
         </w:rPr>
-        <w:t xml:space="preserve">Modifications </w:t>
+        <w:t xml:space="preserve">Modifications in the </w:t>
       </w:r>
       <w:proofErr w:type="gramStart"/>
       <w:r>
@@ -21045,7 +21059,22 @@
           <w:szCs w:val="24"/>
           <w:lang w:bidi="fa-IR"/>
         </w:rPr>
-        <w:t>on</w:t>
+        <w:t xml:space="preserve">manuscript </w:t>
+      </w:r>
+      <w:r>
+        <w:rPr>
+          <w:rStyle w:val="MemberType"/>
+          <w:rFonts w:asciiTheme="majorBidi" w:hAnsiTheme="majorBidi" w:cstheme="majorBidi"/>
+          <w:b/>
+          <w:bCs/>
+          <w:i w:val="0"/>
+          <w:iCs w:val="0"/>
+          <w:color w:val="0F4761" w:themeColor="accent1" w:themeShade="BF"/>
+          <w:sz w:val="24"/>
+          <w:szCs w:val="24"/>
+          <w:lang w:bidi="fa-IR"/>
+        </w:rPr>
+        <w:t xml:space="preserve"> (</w:t>
       </w:r>
       <w:proofErr w:type="gramEnd"/>
       <w:r>
@@ -21061,54 +21090,7 @@
           <w:szCs w:val="24"/>
           <w:lang w:bidi="fa-IR"/>
         </w:rPr>
-        <w:t xml:space="preserve"> </w:t>
-      </w:r>
-      <w:proofErr w:type="gramStart"/>
-      <w:r>
-        <w:rPr>
-          <w:rStyle w:val="MemberType"/>
-          <w:rFonts w:asciiTheme="majorBidi" w:hAnsiTheme="majorBidi" w:cstheme="majorBidi"/>
-          <w:b/>
-          <w:bCs/>
-          <w:i w:val="0"/>
-          <w:iCs w:val="0"/>
-          <w:color w:val="0F4761" w:themeColor="accent1" w:themeShade="BF"/>
-          <w:sz w:val="24"/>
-          <w:szCs w:val="24"/>
-          <w:lang w:bidi="fa-IR"/>
-        </w:rPr>
-        <w:t>manuscript (</w:t>
-      </w:r>
-      <w:r>
-        <w:rPr>
-          <w:rStyle w:val="MemberType"/>
-          <w:rFonts w:asciiTheme="majorBidi" w:hAnsiTheme="majorBidi" w:cstheme="majorBidi"/>
-          <w:b/>
-          <w:bCs/>
-          <w:i w:val="0"/>
-          <w:iCs w:val="0"/>
-          <w:color w:val="0F4761" w:themeColor="accent1" w:themeShade="BF"/>
-          <w:sz w:val="24"/>
-          <w:szCs w:val="24"/>
-          <w:lang w:bidi="fa-IR"/>
-        </w:rPr>
-        <w:t>#</w:t>
-      </w:r>
-      <w:proofErr w:type="gramEnd"/>
-      <w:r>
-        <w:rPr>
-          <w:rStyle w:val="MemberType"/>
-          <w:rFonts w:asciiTheme="majorBidi" w:hAnsiTheme="majorBidi" w:cstheme="majorBidi"/>
-          <w:b/>
-          <w:bCs/>
-          <w:i w:val="0"/>
-          <w:iCs w:val="0"/>
-          <w:color w:val="0F4761" w:themeColor="accent1" w:themeShade="BF"/>
-          <w:sz w:val="24"/>
-          <w:szCs w:val="24"/>
-          <w:lang w:bidi="fa-IR"/>
-        </w:rPr>
-        <w:t>2</w:t>
+        <w:t>#2</w:t>
       </w:r>
       <w:r>
         <w:rPr>
@@ -21920,7 +21902,7 @@
           <w:szCs w:val="24"/>
           <w:lang w:bidi="fa-IR"/>
         </w:rPr>
-        <w:t xml:space="preserve">Modifications on </w:t>
+        <w:t xml:space="preserve">Modifications in the </w:t>
       </w:r>
       <w:proofErr w:type="gramStart"/>
       <w:r>
@@ -21936,7 +21918,22 @@
           <w:szCs w:val="24"/>
           <w:lang w:bidi="fa-IR"/>
         </w:rPr>
-        <w:t>manuscript (</w:t>
+        <w:t>manuscript</w:t>
+      </w:r>
+      <w:r>
+        <w:rPr>
+          <w:rStyle w:val="MemberType"/>
+          <w:rFonts w:asciiTheme="majorBidi" w:hAnsiTheme="majorBidi" w:cstheme="majorBidi"/>
+          <w:b/>
+          <w:bCs/>
+          <w:i w:val="0"/>
+          <w:iCs w:val="0"/>
+          <w:color w:val="0F4761" w:themeColor="accent1" w:themeShade="BF"/>
+          <w:sz w:val="24"/>
+          <w:szCs w:val="24"/>
+          <w:lang w:bidi="fa-IR"/>
+        </w:rPr>
+        <w:t xml:space="preserve"> (</w:t>
       </w:r>
       <w:r>
         <w:rPr>
@@ -22718,7 +22715,7 @@
           <w:szCs w:val="24"/>
           <w:lang w:bidi="fa-IR"/>
         </w:rPr>
-        <w:t xml:space="preserve">Modifications </w:t>
+        <w:t xml:space="preserve">Modifications in the </w:t>
       </w:r>
       <w:proofErr w:type="gramStart"/>
       <w:r>
@@ -22734,9 +22731,8 @@
           <w:szCs w:val="24"/>
           <w:lang w:bidi="fa-IR"/>
         </w:rPr>
-        <w:t>on</w:t>
-      </w:r>
-      <w:proofErr w:type="gramEnd"/>
+        <w:t>manuscript</w:t>
+      </w:r>
       <w:r>
         <w:rPr>
           <w:rStyle w:val="MemberType"/>
@@ -22750,23 +22746,7 @@
           <w:szCs w:val="24"/>
           <w:lang w:bidi="fa-IR"/>
         </w:rPr>
-        <w:t xml:space="preserve"> </w:t>
-      </w:r>
-      <w:proofErr w:type="gramStart"/>
-      <w:r>
-        <w:rPr>
-          <w:rStyle w:val="MemberType"/>
-          <w:rFonts w:asciiTheme="majorBidi" w:hAnsiTheme="majorBidi" w:cstheme="majorBidi"/>
-          <w:b/>
-          <w:bCs/>
-          <w:i w:val="0"/>
-          <w:iCs w:val="0"/>
-          <w:color w:val="0F4761" w:themeColor="accent1" w:themeShade="BF"/>
-          <w:sz w:val="24"/>
-          <w:szCs w:val="24"/>
-          <w:lang w:bidi="fa-IR"/>
-        </w:rPr>
-        <w:t>manuscript (</w:t>
+        <w:t xml:space="preserve"> (</w:t>
       </w:r>
       <w:r>
         <w:rPr>
@@ -23402,7 +23382,7 @@
           <w:szCs w:val="24"/>
           <w:lang w:bidi="fa-IR"/>
         </w:rPr>
-        <w:t xml:space="preserve">Modifications on </w:t>
+        <w:t xml:space="preserve">Modifications in the </w:t>
       </w:r>
       <w:proofErr w:type="gramStart"/>
       <w:r>
@@ -23418,7 +23398,22 @@
           <w:szCs w:val="24"/>
           <w:lang w:bidi="fa-IR"/>
         </w:rPr>
-        <w:t>manuscript (</w:t>
+        <w:t xml:space="preserve">manuscript </w:t>
+      </w:r>
+      <w:r>
+        <w:rPr>
+          <w:rStyle w:val="MemberType"/>
+          <w:rFonts w:asciiTheme="majorBidi" w:hAnsiTheme="majorBidi" w:cstheme="majorBidi"/>
+          <w:b/>
+          <w:bCs/>
+          <w:i w:val="0"/>
+          <w:iCs w:val="0"/>
+          <w:color w:val="0F4761" w:themeColor="accent1" w:themeShade="BF"/>
+          <w:sz w:val="24"/>
+          <w:szCs w:val="24"/>
+          <w:lang w:bidi="fa-IR"/>
+        </w:rPr>
+        <w:t>(</w:t>
       </w:r>
       <w:r>
         <w:rPr>
@@ -24160,7 +24155,7 @@
           <w:szCs w:val="24"/>
           <w:lang w:bidi="fa-IR"/>
         </w:rPr>
-        <w:t xml:space="preserve">Modifications </w:t>
+        <w:t xml:space="preserve">Modifications in the </w:t>
       </w:r>
       <w:proofErr w:type="gramStart"/>
       <w:r>
@@ -24176,9 +24171,8 @@
           <w:szCs w:val="24"/>
           <w:lang w:bidi="fa-IR"/>
         </w:rPr>
-        <w:t>on</w:t>
-      </w:r>
-      <w:proofErr w:type="gramEnd"/>
+        <w:t xml:space="preserve">manuscript </w:t>
+      </w:r>
       <w:r>
         <w:rPr>
           <w:rStyle w:val="MemberType"/>
@@ -24192,23 +24186,7 @@
           <w:szCs w:val="24"/>
           <w:lang w:bidi="fa-IR"/>
         </w:rPr>
-        <w:t xml:space="preserve"> </w:t>
-      </w:r>
-      <w:proofErr w:type="gramStart"/>
-      <w:r>
-        <w:rPr>
-          <w:rStyle w:val="MemberType"/>
-          <w:rFonts w:asciiTheme="majorBidi" w:hAnsiTheme="majorBidi" w:cstheme="majorBidi"/>
-          <w:b/>
-          <w:bCs/>
-          <w:i w:val="0"/>
-          <w:iCs w:val="0"/>
-          <w:color w:val="0F4761" w:themeColor="accent1" w:themeShade="BF"/>
-          <w:sz w:val="24"/>
-          <w:szCs w:val="24"/>
-          <w:lang w:bidi="fa-IR"/>
-        </w:rPr>
-        <w:t>manuscript (</w:t>
+        <w:t>(</w:t>
       </w:r>
       <w:r>
         <w:rPr>
@@ -25796,7 +25774,7 @@
           <w:szCs w:val="24"/>
           <w:lang w:bidi="fa-IR"/>
         </w:rPr>
-        <w:t xml:space="preserve">Modifications </w:t>
+        <w:t xml:space="preserve">Modifications in the </w:t>
       </w:r>
       <w:proofErr w:type="gramStart"/>
       <w:r>
@@ -25812,9 +25790,8 @@
           <w:szCs w:val="24"/>
           <w:lang w:bidi="fa-IR"/>
         </w:rPr>
-        <w:t>on</w:t>
-      </w:r>
-      <w:proofErr w:type="gramEnd"/>
+        <w:t xml:space="preserve">manuscript </w:t>
+      </w:r>
       <w:r>
         <w:rPr>
           <w:rStyle w:val="MemberType"/>
@@ -25828,23 +25805,7 @@
           <w:szCs w:val="24"/>
           <w:lang w:bidi="fa-IR"/>
         </w:rPr>
-        <w:t xml:space="preserve"> </w:t>
-      </w:r>
-      <w:proofErr w:type="gramStart"/>
-      <w:r>
-        <w:rPr>
-          <w:rStyle w:val="MemberType"/>
-          <w:rFonts w:asciiTheme="majorBidi" w:hAnsiTheme="majorBidi" w:cstheme="majorBidi"/>
-          <w:b/>
-          <w:bCs/>
-          <w:i w:val="0"/>
-          <w:iCs w:val="0"/>
-          <w:color w:val="0F4761" w:themeColor="accent1" w:themeShade="BF"/>
-          <w:sz w:val="24"/>
-          <w:szCs w:val="24"/>
-          <w:lang w:bidi="fa-IR"/>
-        </w:rPr>
-        <w:t>manuscript (</w:t>
+        <w:t>(</w:t>
       </w:r>
       <w:r>
         <w:rPr>
@@ -26792,7 +26753,7 @@
           <w:szCs w:val="24"/>
           <w:lang w:bidi="fa-IR"/>
         </w:rPr>
-        <w:t xml:space="preserve">Modifications </w:t>
+        <w:t xml:space="preserve">Modifications in the </w:t>
       </w:r>
       <w:proofErr w:type="gramStart"/>
       <w:r>
@@ -26808,9 +26769,8 @@
           <w:szCs w:val="24"/>
           <w:lang w:bidi="fa-IR"/>
         </w:rPr>
-        <w:t>on</w:t>
-      </w:r>
-      <w:proofErr w:type="gramEnd"/>
+        <w:t xml:space="preserve">manuscript </w:t>
+      </w:r>
       <w:r>
         <w:rPr>
           <w:rStyle w:val="MemberType"/>
@@ -26824,23 +26784,7 @@
           <w:szCs w:val="24"/>
           <w:lang w:bidi="fa-IR"/>
         </w:rPr>
-        <w:t xml:space="preserve"> </w:t>
-      </w:r>
-      <w:proofErr w:type="gramStart"/>
-      <w:r>
-        <w:rPr>
-          <w:rStyle w:val="MemberType"/>
-          <w:rFonts w:asciiTheme="majorBidi" w:hAnsiTheme="majorBidi" w:cstheme="majorBidi"/>
-          <w:b/>
-          <w:bCs/>
-          <w:i w:val="0"/>
-          <w:iCs w:val="0"/>
-          <w:color w:val="0F4761" w:themeColor="accent1" w:themeShade="BF"/>
-          <w:sz w:val="24"/>
-          <w:szCs w:val="24"/>
-          <w:lang w:bidi="fa-IR"/>
-        </w:rPr>
-        <w:t>manuscript (</w:t>
+        <w:t>(</w:t>
       </w:r>
       <w:r>
         <w:rPr>
@@ -28033,7 +27977,7 @@
           <w:szCs w:val="24"/>
           <w:lang w:bidi="fa-IR"/>
         </w:rPr>
-        <w:t xml:space="preserve">Modifications on </w:t>
+        <w:t xml:space="preserve">Modifications in the </w:t>
       </w:r>
       <w:proofErr w:type="gramStart"/>
       <w:r>
@@ -28049,7 +27993,22 @@
           <w:szCs w:val="24"/>
           <w:lang w:bidi="fa-IR"/>
         </w:rPr>
-        <w:t>manuscript (</w:t>
+        <w:t xml:space="preserve">manuscript </w:t>
+      </w:r>
+      <w:r>
+        <w:rPr>
+          <w:rStyle w:val="MemberType"/>
+          <w:rFonts w:asciiTheme="majorBidi" w:hAnsiTheme="majorBidi" w:cstheme="majorBidi"/>
+          <w:b/>
+          <w:bCs/>
+          <w:i w:val="0"/>
+          <w:iCs w:val="0"/>
+          <w:color w:val="0F4761" w:themeColor="accent1" w:themeShade="BF"/>
+          <w:sz w:val="24"/>
+          <w:szCs w:val="24"/>
+          <w:lang w:bidi="fa-IR"/>
+        </w:rPr>
+        <w:t>(</w:t>
       </w:r>
       <w:r>
         <w:rPr>
@@ -29216,7 +29175,7 @@
           <w:szCs w:val="24"/>
           <w:lang w:bidi="fa-IR"/>
         </w:rPr>
-        <w:t xml:space="preserve">Modifications </w:t>
+        <w:t xml:space="preserve">Modifications in the </w:t>
       </w:r>
       <w:proofErr w:type="gramStart"/>
       <w:r>
@@ -29232,7 +29191,37 @@
           <w:szCs w:val="24"/>
           <w:lang w:bidi="fa-IR"/>
         </w:rPr>
-        <w:t>on</w:t>
+        <w:t>manuscript</w:t>
+      </w:r>
+      <w:r>
+        <w:rPr>
+          <w:rStyle w:val="MemberType"/>
+          <w:rFonts w:asciiTheme="majorBidi" w:hAnsiTheme="majorBidi" w:cstheme="majorBidi"/>
+          <w:b/>
+          <w:bCs/>
+          <w:i w:val="0"/>
+          <w:iCs w:val="0"/>
+          <w:color w:val="0F4761" w:themeColor="accent1" w:themeShade="BF"/>
+          <w:sz w:val="24"/>
+          <w:szCs w:val="24"/>
+          <w:lang w:bidi="fa-IR"/>
+        </w:rPr>
+        <w:t xml:space="preserve"> (</w:t>
+      </w:r>
+      <w:r>
+        <w:rPr>
+          <w:rStyle w:val="MemberType"/>
+          <w:rFonts w:asciiTheme="majorBidi" w:hAnsiTheme="majorBidi" w:cstheme="majorBidi"/>
+          <w:b/>
+          <w:bCs/>
+          <w:i w:val="0"/>
+          <w:iCs w:val="0"/>
+          <w:color w:val="0F4761" w:themeColor="accent1" w:themeShade="BF"/>
+          <w:sz w:val="24"/>
+          <w:szCs w:val="24"/>
+          <w:lang w:bidi="fa-IR"/>
+        </w:rPr>
+        <w:t>#</w:t>
       </w:r>
       <w:proofErr w:type="gramEnd"/>
       <w:r>
@@ -29248,7 +29237,282 @@
           <w:szCs w:val="24"/>
           <w:lang w:bidi="fa-IR"/>
         </w:rPr>
-        <w:t xml:space="preserve"> </w:t>
+        <w:t>1</w:t>
+      </w:r>
+      <w:r>
+        <w:rPr>
+          <w:rStyle w:val="MemberType"/>
+          <w:rFonts w:asciiTheme="majorBidi" w:hAnsiTheme="majorBidi" w:cstheme="majorBidi"/>
+          <w:b/>
+          <w:bCs/>
+          <w:i w:val="0"/>
+          <w:iCs w:val="0"/>
+          <w:color w:val="0F4761" w:themeColor="accent1" w:themeShade="BF"/>
+          <w:sz w:val="24"/>
+          <w:szCs w:val="24"/>
+          <w:lang w:bidi="fa-IR"/>
+        </w:rPr>
+        <w:t>):</w:t>
+      </w:r>
+    </w:p>
+    <w:p>
+      <w:pPr>
+        <w:jc w:val="both"/>
+        <w:rPr>
+          <w:rStyle w:val="MemberType"/>
+          <w:rFonts w:asciiTheme="majorBidi" w:hAnsiTheme="majorBidi" w:cstheme="majorBidi"/>
+          <w:color w:val="000000" w:themeColor="text1"/>
+          <w:sz w:val="24"/>
+          <w:szCs w:val="24"/>
+          <w:u w:val="single"/>
+          <w:lang w:bidi="fa-IR"/>
+        </w:rPr>
+      </w:pPr>
+      <w:r>
+        <w:rPr>
+          <w:rStyle w:val="MemberType"/>
+          <w:rFonts w:asciiTheme="majorBidi" w:hAnsiTheme="majorBidi" w:cstheme="majorBidi"/>
+          <w:color w:val="000000" w:themeColor="text1"/>
+          <w:sz w:val="24"/>
+          <w:szCs w:val="24"/>
+          <w:u w:val="single"/>
+          <w:lang w:bidi="fa-IR"/>
+        </w:rPr>
+        <w:t xml:space="preserve">On page 12: </w:t>
+      </w:r>
+      <w:r>
+        <w:rPr>
+          <w:rStyle w:val="MemberType"/>
+          <w:rFonts w:asciiTheme="majorBidi" w:hAnsiTheme="majorBidi" w:cstheme="majorBidi"/>
+          <w:color w:val="000000" w:themeColor="text1"/>
+          <w:sz w:val="24"/>
+          <w:szCs w:val="24"/>
+          <w:u w:val="single"/>
+          <w:lang w:bidi="fa-IR"/>
+        </w:rPr>
+        <w:t>We quantified the stability decision consistency:</w:t>
+      </w:r>
+    </w:p>
+    <w:p>
+      <w:pPr>
+        <w:jc w:val="both"/>
+        <w:rPr>
+          <w:rStyle w:val="MemberType"/>
+          <w:rFonts w:asciiTheme="majorBidi" w:hAnsiTheme="majorBidi" w:cstheme="majorBidi"/>
+          <w:color w:val="0000FF"/>
+          <w:sz w:val="24"/>
+          <w:szCs w:val="24"/>
+          <w:lang w:bidi="fa-IR"/>
+        </w:rPr>
+      </w:pPr>
+      <w:r>
+        <w:rPr>
+          <w:rStyle w:val="MemberType"/>
+          <w:rFonts w:asciiTheme="majorBidi" w:hAnsiTheme="majorBidi" w:cstheme="majorBidi"/>
+          <w:color w:val="0000FF"/>
+          <w:sz w:val="24"/>
+          <w:szCs w:val="24"/>
+          <w:lang w:bidi="fa-IR"/>
+        </w:rPr>
+        <w:t>Under different operating points and grid conditions, the measurement-based admittance provides fully consistent stability predictions in the 0% error case, achieving 100% agreement with the EMT reference results. When admittance models with approximately 10% prediction error are used, two out of ten stability decisions are inconsistent with the EMT reference, resulting in an 80% agreement rate. When the prediction error increases to approximately 13%, only one out of ten stability decisions is inconsistent, corresponding to a 90% agreement rate. Overall, 27 out of the 30 stability predictions are consistent with the EMT reference results.</w:t>
+      </w:r>
+    </w:p>
+    <w:p>
+      <w:pPr>
+        <w:jc w:val="both"/>
+        <w:rPr>
+          <w:rStyle w:val="MemberType"/>
+          <w:rFonts w:asciiTheme="majorBidi" w:hAnsiTheme="majorBidi" w:cstheme="majorBidi"/>
+          <w:i w:val="0"/>
+          <w:iCs w:val="0"/>
+          <w:color w:val="000000" w:themeColor="text1"/>
+          <w:sz w:val="24"/>
+          <w:szCs w:val="24"/>
+          <w:lang w:bidi="fa-IR"/>
+        </w:rPr>
+      </w:pPr>
+      <w:r>
+        <w:rPr>
+          <w:rStyle w:val="MemberType"/>
+          <w:rFonts w:asciiTheme="majorBidi" w:hAnsiTheme="majorBidi" w:cstheme="majorBidi"/>
+          <w:i w:val="0"/>
+          <w:iCs w:val="0"/>
+          <w:color w:val="000000" w:themeColor="text1"/>
+          <w:sz w:val="24"/>
+          <w:szCs w:val="24"/>
+          <w:u w:val="single"/>
+          <w:lang w:bidi="fa-IR"/>
+        </w:rPr>
+        <w:t>On page 12:</w:t>
+      </w:r>
+      <w:r>
+        <w:rPr>
+          <w:rStyle w:val="MemberType"/>
+          <w:rFonts w:asciiTheme="majorBidi" w:hAnsiTheme="majorBidi" w:cstheme="majorBidi"/>
+          <w:i w:val="0"/>
+          <w:iCs w:val="0"/>
+          <w:color w:val="000000" w:themeColor="text1"/>
+          <w:sz w:val="24"/>
+          <w:szCs w:val="24"/>
+          <w:lang w:bidi="fa-IR"/>
+        </w:rPr>
+        <w:t xml:space="preserve"> We added a sensitivity discussion explaining why prediction errors can cause misclassification:</w:t>
+      </w:r>
+    </w:p>
+    <w:p>
+      <w:pPr>
+        <w:jc w:val="both"/>
+        <w:rPr>
+          <w:rStyle w:val="MemberType"/>
+          <w:rFonts w:asciiTheme="majorBidi" w:hAnsiTheme="majorBidi" w:cstheme="majorBidi"/>
+          <w:color w:val="0000FF"/>
+          <w:sz w:val="24"/>
+          <w:szCs w:val="24"/>
+          <w:lang w:bidi="fa-IR"/>
+        </w:rPr>
+      </w:pPr>
+      <w:r>
+        <w:rPr>
+          <w:rStyle w:val="MemberType"/>
+          <w:rFonts w:asciiTheme="majorBidi" w:hAnsiTheme="majorBidi" w:cstheme="majorBidi"/>
+          <w:color w:val="0000FF"/>
+          <w:sz w:val="24"/>
+          <w:szCs w:val="24"/>
+          <w:lang w:bidi="fa-IR"/>
+        </w:rPr>
+        <w:t>For some operating points and grid conditions, the eigenloci are very close to the critical point. As a result, small admittance-estimation errors can shift the eigenloci across the critical point and change the predicted stability conclusion.</w:t>
+      </w:r>
+    </w:p>
+    <w:p>
+      <w:pPr>
+        <w:jc w:val="both"/>
+        <w:rPr>
+          <w:rStyle w:val="MemberType"/>
+          <w:rFonts w:asciiTheme="majorBidi" w:hAnsiTheme="majorBidi" w:cstheme="majorBidi"/>
+          <w:i w:val="0"/>
+          <w:iCs w:val="0"/>
+          <w:color w:val="000000" w:themeColor="text1"/>
+          <w:sz w:val="24"/>
+          <w:szCs w:val="24"/>
+          <w:lang w:bidi="fa-IR"/>
+        </w:rPr>
+      </w:pPr>
+      <w:r>
+        <w:rPr>
+          <w:rStyle w:val="MemberType"/>
+          <w:rFonts w:asciiTheme="majorBidi" w:hAnsiTheme="majorBidi" w:cstheme="majorBidi"/>
+          <w:i w:val="0"/>
+          <w:iCs w:val="0"/>
+          <w:color w:val="000000" w:themeColor="text1"/>
+          <w:sz w:val="24"/>
+          <w:szCs w:val="24"/>
+          <w:u w:val="single"/>
+          <w:lang w:bidi="fa-IR"/>
+        </w:rPr>
+        <w:t>On page 13:</w:t>
+      </w:r>
+      <w:r>
+        <w:rPr>
+          <w:rStyle w:val="MemberType"/>
+          <w:rFonts w:asciiTheme="majorBidi" w:hAnsiTheme="majorBidi" w:cstheme="majorBidi"/>
+          <w:i w:val="0"/>
+          <w:iCs w:val="0"/>
+          <w:color w:val="000000" w:themeColor="text1"/>
+          <w:sz w:val="24"/>
+          <w:szCs w:val="24"/>
+          <w:lang w:bidi="fa-IR"/>
+        </w:rPr>
+        <w:t xml:space="preserve"> We added this limitation:</w:t>
+      </w:r>
+    </w:p>
+    <w:p>
+      <w:pPr>
+        <w:jc w:val="both"/>
+        <w:rPr>
+          <w:rStyle w:val="MemberType"/>
+          <w:rFonts w:asciiTheme="majorBidi" w:hAnsiTheme="majorBidi" w:cstheme="majorBidi"/>
+          <w:color w:val="0000FF"/>
+          <w:sz w:val="24"/>
+          <w:szCs w:val="24"/>
+          <w:lang w:bidi="fa-IR"/>
+        </w:rPr>
+      </w:pPr>
+      <w:r>
+        <w:rPr>
+          <w:rStyle w:val="MemberType"/>
+          <w:rFonts w:asciiTheme="majorBidi" w:hAnsiTheme="majorBidi" w:cstheme="majorBidi"/>
+          <w:color w:val="0000FF"/>
+          <w:sz w:val="24"/>
+          <w:szCs w:val="24"/>
+          <w:lang w:bidi="fa-IR"/>
+        </w:rPr>
+        <w:t>Third, the stability study shows that admittance- estimation errors can affect the final stable/unstable decision when the generalized Nyquist eigenloci are close to the critical point. Therefore, a formal analytical error bound or rigorous uncertainty quantification is an important future research direction.</w:t>
+      </w:r>
+    </w:p>
+    <w:p>
+      <w:pPr>
+        <w:spacing w:before="240"/>
+        <w:jc w:val="both"/>
+        <w:rPr>
+          <w:rFonts w:asciiTheme="majorBidi" w:hAnsiTheme="majorBidi" w:cstheme="majorBidi"/>
+          <w:b/>
+          <w:bCs/>
+          <w:i/>
+          <w:iCs/>
+          <w:color w:val="C00000"/>
+          <w:sz w:val="24"/>
+          <w:szCs w:val="24"/>
+        </w:rPr>
+      </w:pPr>
+      <w:r>
+        <w:rPr>
+          <w:rFonts w:asciiTheme="majorBidi" w:hAnsiTheme="majorBidi" w:cstheme="majorBidi"/>
+          <w:color w:val="C00000"/>
+          <w:sz w:val="24"/>
+          <w:szCs w:val="24"/>
+        </w:rPr>
+        <w:t xml:space="preserve">2. </w:t>
+      </w:r>
+      <w:r>
+        <w:rPr>
+          <w:rFonts w:asciiTheme="majorBidi" w:hAnsiTheme="majorBidi" w:cstheme="majorBidi"/>
+          <w:color w:val="C00000"/>
+          <w:sz w:val="24"/>
+          <w:szCs w:val="24"/>
+        </w:rPr>
+        <w:t>Additionally, at the end of the first chapter, a logical overview of the remaining chapters should be provided in accordance with standard writing conventions.</w:t>
+      </w:r>
+    </w:p>
+    <w:p>
+      <w:pPr>
+        <w:jc w:val="both"/>
+        <w:rPr>
+          <w:rStyle w:val="MemberType"/>
+          <w:rFonts w:asciiTheme="majorBidi" w:hAnsiTheme="majorBidi" w:cstheme="majorBidi"/>
+          <w:b/>
+          <w:bCs/>
+          <w:i w:val="0"/>
+          <w:iCs w:val="0"/>
+          <w:color w:val="0F4761" w:themeColor="accent1" w:themeShade="BF"/>
+          <w:sz w:val="24"/>
+          <w:szCs w:val="24"/>
+          <w:lang w:bidi="fa-IR"/>
+        </w:rPr>
+      </w:pPr>
+      <w:r>
+        <w:rPr>
+          <w:rStyle w:val="MemberType"/>
+          <w:rFonts w:asciiTheme="majorBidi" w:hAnsiTheme="majorBidi" w:cstheme="majorBidi"/>
+          <w:b/>
+          <w:bCs/>
+          <w:i w:val="0"/>
+          <w:iCs w:val="0"/>
+          <w:color w:val="0F4761" w:themeColor="accent1" w:themeShade="BF"/>
+          <w:sz w:val="24"/>
+          <w:szCs w:val="24"/>
+          <w:lang w:bidi="fa-IR"/>
+        </w:rPr>
+        <w:t xml:space="preserve">Authors’ </w:t>
       </w:r>
       <w:proofErr w:type="gramStart"/>
       <w:r>
@@ -29264,7 +29528,7 @@
           <w:szCs w:val="24"/>
           <w:lang w:bidi="fa-IR"/>
         </w:rPr>
-        <w:t>manuscript (</w:t>
+        <w:t>response (</w:t>
       </w:r>
       <w:r>
         <w:rPr>
@@ -29295,7 +29559,7 @@
           <w:szCs w:val="24"/>
           <w:lang w:bidi="fa-IR"/>
         </w:rPr>
-        <w:t>1</w:t>
+        <w:t>2</w:t>
       </w:r>
       <w:r>
         <w:rPr>
@@ -29315,230 +29579,66 @@
     </w:p>
     <w:p>
       <w:pPr>
-        <w:jc w:val="both"/>
-        <w:rPr>
-          <w:rStyle w:val="MemberType"/>
-          <w:rFonts w:asciiTheme="majorBidi" w:hAnsiTheme="majorBidi" w:cstheme="majorBidi"/>
-          <w:color w:val="000000" w:themeColor="text1"/>
-          <w:sz w:val="24"/>
-          <w:szCs w:val="24"/>
-          <w:u w:val="single"/>
-          <w:lang w:bidi="fa-IR"/>
-        </w:rPr>
-      </w:pPr>
-      <w:r>
-        <w:rPr>
-          <w:rStyle w:val="MemberType"/>
-          <w:rFonts w:asciiTheme="majorBidi" w:hAnsiTheme="majorBidi" w:cstheme="majorBidi"/>
-          <w:color w:val="000000" w:themeColor="text1"/>
-          <w:sz w:val="24"/>
-          <w:szCs w:val="24"/>
-          <w:u w:val="single"/>
-          <w:lang w:bidi="fa-IR"/>
-        </w:rPr>
-        <w:t xml:space="preserve">On page 12: </w:t>
-      </w:r>
-      <w:r>
-        <w:rPr>
-          <w:rStyle w:val="MemberType"/>
-          <w:rFonts w:asciiTheme="majorBidi" w:hAnsiTheme="majorBidi" w:cstheme="majorBidi"/>
-          <w:color w:val="000000" w:themeColor="text1"/>
-          <w:sz w:val="24"/>
-          <w:szCs w:val="24"/>
-          <w:u w:val="single"/>
-          <w:lang w:bidi="fa-IR"/>
-        </w:rPr>
-        <w:t>We quantified the stability decision consistency:</w:t>
-      </w:r>
-    </w:p>
-    <w:p>
-      <w:pPr>
-        <w:jc w:val="both"/>
-        <w:rPr>
-          <w:rStyle w:val="MemberType"/>
-          <w:rFonts w:asciiTheme="majorBidi" w:hAnsiTheme="majorBidi" w:cstheme="majorBidi"/>
-          <w:color w:val="0000FF"/>
-          <w:sz w:val="24"/>
-          <w:szCs w:val="24"/>
-          <w:lang w:bidi="fa-IR"/>
-        </w:rPr>
-      </w:pPr>
-      <w:r>
-        <w:rPr>
-          <w:rStyle w:val="MemberType"/>
-          <w:rFonts w:asciiTheme="majorBidi" w:hAnsiTheme="majorBidi" w:cstheme="majorBidi"/>
-          <w:color w:val="0000FF"/>
-          <w:sz w:val="24"/>
-          <w:szCs w:val="24"/>
-          <w:lang w:bidi="fa-IR"/>
-        </w:rPr>
-        <w:t>Under different operating points and grid conditions, the measurement-based admittance provides fully consistent stability predictions in the 0% error case, achieving 100% agreement with the EMT reference results. When admittance models with approximately 10% prediction error are used, two out of ten stability decisions are inconsistent with the EMT reference, resulting in an 80% agreement rate. When the prediction error increases to approximately 13%, only one out of ten stability decisions is inconsistent, corresponding to a 90% agreement rate. Overall, 27 out of the 30 stability predictions are consistent with the EMT reference results.</w:t>
-      </w:r>
-    </w:p>
-    <w:p>
-      <w:pPr>
-        <w:jc w:val="both"/>
-        <w:rPr>
-          <w:rStyle w:val="MemberType"/>
-          <w:rFonts w:asciiTheme="majorBidi" w:hAnsiTheme="majorBidi" w:cstheme="majorBidi"/>
-          <w:i w:val="0"/>
-          <w:iCs w:val="0"/>
-          <w:color w:val="000000" w:themeColor="text1"/>
-          <w:sz w:val="24"/>
-          <w:szCs w:val="24"/>
-          <w:lang w:bidi="fa-IR"/>
-        </w:rPr>
-      </w:pPr>
-      <w:r>
-        <w:rPr>
-          <w:rStyle w:val="MemberType"/>
-          <w:rFonts w:asciiTheme="majorBidi" w:hAnsiTheme="majorBidi" w:cstheme="majorBidi"/>
-          <w:i w:val="0"/>
-          <w:iCs w:val="0"/>
-          <w:color w:val="000000" w:themeColor="text1"/>
-          <w:sz w:val="24"/>
-          <w:szCs w:val="24"/>
-          <w:u w:val="single"/>
-          <w:lang w:bidi="fa-IR"/>
-        </w:rPr>
-        <w:t>On page 12:</w:t>
-      </w:r>
-      <w:r>
-        <w:rPr>
-          <w:rStyle w:val="MemberType"/>
-          <w:rFonts w:asciiTheme="majorBidi" w:hAnsiTheme="majorBidi" w:cstheme="majorBidi"/>
-          <w:i w:val="0"/>
-          <w:iCs w:val="0"/>
-          <w:color w:val="000000" w:themeColor="text1"/>
-          <w:sz w:val="24"/>
-          <w:szCs w:val="24"/>
-          <w:lang w:bidi="fa-IR"/>
-        </w:rPr>
-        <w:t xml:space="preserve"> We added a sensitivity discussion explaining why prediction errors can cause misclassification:</w:t>
-      </w:r>
-    </w:p>
-    <w:p>
-      <w:pPr>
-        <w:jc w:val="both"/>
-        <w:rPr>
-          <w:rStyle w:val="MemberType"/>
-          <w:rFonts w:asciiTheme="majorBidi" w:hAnsiTheme="majorBidi" w:cstheme="majorBidi"/>
-          <w:color w:val="0000FF"/>
-          <w:sz w:val="24"/>
-          <w:szCs w:val="24"/>
-          <w:lang w:bidi="fa-IR"/>
-        </w:rPr>
-      </w:pPr>
-      <w:r>
-        <w:rPr>
-          <w:rStyle w:val="MemberType"/>
-          <w:rFonts w:asciiTheme="majorBidi" w:hAnsiTheme="majorBidi" w:cstheme="majorBidi"/>
-          <w:color w:val="0000FF"/>
-          <w:sz w:val="24"/>
-          <w:szCs w:val="24"/>
-          <w:lang w:bidi="fa-IR"/>
-        </w:rPr>
-        <w:t>For some operating points and grid conditions, the eigenloci are very close to the critical point. As a result, small admittance-estimation errors can shift the eigenloci across the critical point and change the predicted stability conclusion.</w:t>
-      </w:r>
-    </w:p>
-    <w:p>
-      <w:pPr>
-        <w:jc w:val="both"/>
-        <w:rPr>
-          <w:rStyle w:val="MemberType"/>
-          <w:rFonts w:asciiTheme="majorBidi" w:hAnsiTheme="majorBidi" w:cstheme="majorBidi"/>
-          <w:i w:val="0"/>
-          <w:iCs w:val="0"/>
-          <w:color w:val="000000" w:themeColor="text1"/>
-          <w:sz w:val="24"/>
-          <w:szCs w:val="24"/>
-          <w:lang w:bidi="fa-IR"/>
-        </w:rPr>
-      </w:pPr>
-      <w:r>
-        <w:rPr>
-          <w:rStyle w:val="MemberType"/>
-          <w:rFonts w:asciiTheme="majorBidi" w:hAnsiTheme="majorBidi" w:cstheme="majorBidi"/>
-          <w:i w:val="0"/>
-          <w:iCs w:val="0"/>
-          <w:color w:val="000000" w:themeColor="text1"/>
-          <w:sz w:val="24"/>
-          <w:szCs w:val="24"/>
-          <w:u w:val="single"/>
-          <w:lang w:bidi="fa-IR"/>
-        </w:rPr>
-        <w:t>On page 13:</w:t>
-      </w:r>
-      <w:r>
-        <w:rPr>
-          <w:rStyle w:val="MemberType"/>
-          <w:rFonts w:asciiTheme="majorBidi" w:hAnsiTheme="majorBidi" w:cstheme="majorBidi"/>
-          <w:i w:val="0"/>
-          <w:iCs w:val="0"/>
-          <w:color w:val="000000" w:themeColor="text1"/>
-          <w:sz w:val="24"/>
-          <w:szCs w:val="24"/>
-          <w:lang w:bidi="fa-IR"/>
-        </w:rPr>
-        <w:t xml:space="preserve"> We added this limitation:</w:t>
-      </w:r>
-    </w:p>
-    <w:p>
-      <w:pPr>
-        <w:jc w:val="both"/>
-        <w:rPr>
-          <w:rStyle w:val="MemberType"/>
-          <w:rFonts w:asciiTheme="majorBidi" w:hAnsiTheme="majorBidi" w:cstheme="majorBidi"/>
-          <w:color w:val="0000FF"/>
-          <w:sz w:val="24"/>
-          <w:szCs w:val="24"/>
-          <w:lang w:bidi="fa-IR"/>
-        </w:rPr>
-      </w:pPr>
-      <w:r>
-        <w:rPr>
-          <w:rStyle w:val="MemberType"/>
-          <w:rFonts w:asciiTheme="majorBidi" w:hAnsiTheme="majorBidi" w:cstheme="majorBidi"/>
-          <w:color w:val="0000FF"/>
-          <w:sz w:val="24"/>
-          <w:szCs w:val="24"/>
-          <w:lang w:bidi="fa-IR"/>
-        </w:rPr>
-        <w:t>Third, the stability study shows that admittance- estimation errors can affect the final stable/unstable decision when the generalized Nyquist eigenloci are close to the critical point. Therefore, a formal analytical error bound or rigorous uncertainty quantification is an important future research direction.</w:t>
-      </w:r>
-    </w:p>
-    <w:p>
-      <w:pPr>
-        <w:spacing w:before="240"/>
-        <w:jc w:val="both"/>
-        <w:rPr>
-          <w:rFonts w:asciiTheme="majorBidi" w:hAnsiTheme="majorBidi" w:cstheme="majorBidi"/>
-          <w:b/>
-          <w:bCs/>
-          <w:i/>
-          <w:iCs/>
-          <w:color w:val="C00000"/>
-          <w:sz w:val="24"/>
-          <w:szCs w:val="24"/>
-        </w:rPr>
-      </w:pPr>
-      <w:r>
-        <w:rPr>
-          <w:rFonts w:asciiTheme="majorBidi" w:hAnsiTheme="majorBidi" w:cstheme="majorBidi"/>
-          <w:color w:val="C00000"/>
-          <w:sz w:val="24"/>
-          <w:szCs w:val="24"/>
-        </w:rPr>
-        <w:t xml:space="preserve">2. </w:t>
-      </w:r>
-      <w:r>
-        <w:rPr>
-          <w:rFonts w:asciiTheme="majorBidi" w:hAnsiTheme="majorBidi" w:cstheme="majorBidi"/>
-          <w:color w:val="C00000"/>
-          <w:sz w:val="24"/>
-          <w:szCs w:val="24"/>
-        </w:rPr>
-        <w:t>Additionally, at the end of the first chapter, a logical overview of the remaining chapters should be provided in accordance with standard writing conventions.</w:t>
+        <w:rPr>
+          <w:rStyle w:val="MemberType"/>
+          <w:i w:val="0"/>
+          <w:iCs w:val="0"/>
+          <w:sz w:val="24"/>
+          <w:szCs w:val="24"/>
+        </w:rPr>
+      </w:pPr>
+      <w:r>
+        <w:rPr>
+          <w:rStyle w:val="MemberType"/>
+          <w:i w:val="0"/>
+          <w:iCs w:val="0"/>
+          <w:sz w:val="24"/>
+          <w:szCs w:val="24"/>
+        </w:rPr>
+        <w:t>We thank the reviewer for this helpful suggestion. We agree that the end of the Introduction should provide a clear roadmap of the remaining sections to improve the logical flow of the manuscript.</w:t>
+      </w:r>
+    </w:p>
+    <w:p>
+      <w:pPr>
+        <w:rPr>
+          <w:rStyle w:val="MemberType"/>
+          <w:i w:val="0"/>
+          <w:iCs w:val="0"/>
+          <w:sz w:val="24"/>
+          <w:szCs w:val="24"/>
+        </w:rPr>
+      </w:pPr>
+      <w:r>
+        <w:rPr>
+          <w:rStyle w:val="MemberType"/>
+          <w:i w:val="0"/>
+          <w:iCs w:val="0"/>
+          <w:sz w:val="24"/>
+          <w:szCs w:val="24"/>
+        </w:rPr>
+        <w:t xml:space="preserve">In the revised manuscript, we added a paragraph at the end of Section I to summarize the organization of the paper. The revised overview now clearly indicates that Section II introduces the background and problem statement, Section III presents the proposed </w:t>
+      </w:r>
+      <w:proofErr w:type="spellStart"/>
+      <w:r>
+        <w:rPr>
+          <w:rStyle w:val="MemberType"/>
+          <w:i w:val="0"/>
+          <w:iCs w:val="0"/>
+          <w:sz w:val="24"/>
+          <w:szCs w:val="24"/>
+        </w:rPr>
+        <w:t>FedAvgIm</w:t>
+      </w:r>
+      <w:proofErr w:type="spellEnd"/>
+      <w:r>
+        <w:rPr>
+          <w:rStyle w:val="MemberType"/>
+          <w:i w:val="0"/>
+          <w:iCs w:val="0"/>
+          <w:sz w:val="24"/>
+          <w:szCs w:val="24"/>
+        </w:rPr>
+        <w:t xml:space="preserve"> framework, Section IV reports the performance evaluation through six case studies, and Section V concludes the paper. This revision improves readability and follows standard manuscript-writing conventions.</w:t>
       </w:r>
     </w:p>
     <w:p>
@@ -29570,7 +29670,7 @@
           <w:szCs w:val="24"/>
           <w:lang w:bidi="fa-IR"/>
         </w:rPr>
-        <w:t xml:space="preserve">Authors’ </w:t>
+        <w:t xml:space="preserve">Modifications in the </w:t>
       </w:r>
       <w:proofErr w:type="gramStart"/>
       <w:r>
@@ -29586,7 +29686,7 @@
           <w:szCs w:val="24"/>
           <w:lang w:bidi="fa-IR"/>
         </w:rPr>
-        <w:t>response (</w:t>
+        <w:t xml:space="preserve">manuscript </w:t>
       </w:r>
       <w:r>
         <w:rPr>
@@ -29601,182 +29701,7 @@
           <w:szCs w:val="24"/>
           <w:lang w:bidi="fa-IR"/>
         </w:rPr>
-        <w:t>#</w:t>
-      </w:r>
-      <w:proofErr w:type="gramEnd"/>
-      <w:r>
-        <w:rPr>
-          <w:rStyle w:val="MemberType"/>
-          <w:rFonts w:asciiTheme="majorBidi" w:hAnsiTheme="majorBidi" w:cstheme="majorBidi"/>
-          <w:b/>
-          <w:bCs/>
-          <w:i w:val="0"/>
-          <w:iCs w:val="0"/>
-          <w:color w:val="0F4761" w:themeColor="accent1" w:themeShade="BF"/>
-          <w:sz w:val="24"/>
-          <w:szCs w:val="24"/>
-          <w:lang w:bidi="fa-IR"/>
-        </w:rPr>
-        <w:t>2</w:t>
-      </w:r>
-      <w:r>
-        <w:rPr>
-          <w:rStyle w:val="MemberType"/>
-          <w:rFonts w:asciiTheme="majorBidi" w:hAnsiTheme="majorBidi" w:cstheme="majorBidi"/>
-          <w:b/>
-          <w:bCs/>
-          <w:i w:val="0"/>
-          <w:iCs w:val="0"/>
-          <w:color w:val="0F4761" w:themeColor="accent1" w:themeShade="BF"/>
-          <w:sz w:val="24"/>
-          <w:szCs w:val="24"/>
-          <w:lang w:bidi="fa-IR"/>
-        </w:rPr>
-        <w:t>):</w:t>
-      </w:r>
-    </w:p>
-    <w:p>
-      <w:pPr>
-        <w:rPr>
-          <w:rStyle w:val="MemberType"/>
-          <w:i w:val="0"/>
-          <w:iCs w:val="0"/>
-          <w:sz w:val="24"/>
-          <w:szCs w:val="24"/>
-        </w:rPr>
-      </w:pPr>
-      <w:r>
-        <w:rPr>
-          <w:rStyle w:val="MemberType"/>
-          <w:i w:val="0"/>
-          <w:iCs w:val="0"/>
-          <w:sz w:val="24"/>
-          <w:szCs w:val="24"/>
-        </w:rPr>
-        <w:t>We thank the reviewer for this helpful suggestion. We agree that the end of the Introduction should provide a clear roadmap of the remaining sections to improve the logical flow of the manuscript.</w:t>
-      </w:r>
-    </w:p>
-    <w:p>
-      <w:pPr>
-        <w:rPr>
-          <w:rStyle w:val="MemberType"/>
-          <w:i w:val="0"/>
-          <w:iCs w:val="0"/>
-          <w:sz w:val="24"/>
-          <w:szCs w:val="24"/>
-        </w:rPr>
-      </w:pPr>
-      <w:r>
-        <w:rPr>
-          <w:rStyle w:val="MemberType"/>
-          <w:i w:val="0"/>
-          <w:iCs w:val="0"/>
-          <w:sz w:val="24"/>
-          <w:szCs w:val="24"/>
-        </w:rPr>
-        <w:t xml:space="preserve">In the revised manuscript, we added a paragraph at the end of Section I to summarize the organization of the paper. The revised overview now clearly indicates that Section II introduces the background and problem statement, Section III presents the proposed </w:t>
-      </w:r>
-      <w:proofErr w:type="spellStart"/>
-      <w:r>
-        <w:rPr>
-          <w:rStyle w:val="MemberType"/>
-          <w:i w:val="0"/>
-          <w:iCs w:val="0"/>
-          <w:sz w:val="24"/>
-          <w:szCs w:val="24"/>
-        </w:rPr>
-        <w:t>FedAvgIm</w:t>
-      </w:r>
-      <w:proofErr w:type="spellEnd"/>
-      <w:r>
-        <w:rPr>
-          <w:rStyle w:val="MemberType"/>
-          <w:i w:val="0"/>
-          <w:iCs w:val="0"/>
-          <w:sz w:val="24"/>
-          <w:szCs w:val="24"/>
-        </w:rPr>
-        <w:t xml:space="preserve"> framework, Section IV reports the performance evaluation through six case studies, and Section V concludes the paper. This revision improves readability and follows standard manuscript-writing conventions.</w:t>
-      </w:r>
-    </w:p>
-    <w:p>
-      <w:pPr>
-        <w:jc w:val="both"/>
-        <w:rPr>
-          <w:rStyle w:val="MemberType"/>
-          <w:rFonts w:asciiTheme="majorBidi" w:hAnsiTheme="majorBidi" w:cstheme="majorBidi"/>
-          <w:b/>
-          <w:bCs/>
-          <w:i w:val="0"/>
-          <w:iCs w:val="0"/>
-          <w:color w:val="0F4761" w:themeColor="accent1" w:themeShade="BF"/>
-          <w:sz w:val="24"/>
-          <w:szCs w:val="24"/>
-          <w:lang w:bidi="fa-IR"/>
-        </w:rPr>
-      </w:pPr>
-      <w:r>
-        <w:rPr>
-          <w:rStyle w:val="MemberType"/>
-          <w:rFonts w:asciiTheme="majorBidi" w:hAnsiTheme="majorBidi" w:cstheme="majorBidi"/>
-          <w:b/>
-          <w:bCs/>
-          <w:i w:val="0"/>
-          <w:iCs w:val="0"/>
-          <w:color w:val="0F4761" w:themeColor="accent1" w:themeShade="BF"/>
-          <w:sz w:val="24"/>
-          <w:szCs w:val="24"/>
-          <w:lang w:bidi="fa-IR"/>
-        </w:rPr>
-        <w:t xml:space="preserve">Modifications </w:t>
-      </w:r>
-      <w:proofErr w:type="gramStart"/>
-      <w:r>
-        <w:rPr>
-          <w:rStyle w:val="MemberType"/>
-          <w:rFonts w:asciiTheme="majorBidi" w:hAnsiTheme="majorBidi" w:cstheme="majorBidi"/>
-          <w:b/>
-          <w:bCs/>
-          <w:i w:val="0"/>
-          <w:iCs w:val="0"/>
-          <w:color w:val="0F4761" w:themeColor="accent1" w:themeShade="BF"/>
-          <w:sz w:val="24"/>
-          <w:szCs w:val="24"/>
-          <w:lang w:bidi="fa-IR"/>
-        </w:rPr>
-        <w:t>on</w:t>
-      </w:r>
-      <w:proofErr w:type="gramEnd"/>
-      <w:r>
-        <w:rPr>
-          <w:rStyle w:val="MemberType"/>
-          <w:rFonts w:asciiTheme="majorBidi" w:hAnsiTheme="majorBidi" w:cstheme="majorBidi"/>
-          <w:b/>
-          <w:bCs/>
-          <w:i w:val="0"/>
-          <w:iCs w:val="0"/>
-          <w:color w:val="0F4761" w:themeColor="accent1" w:themeShade="BF"/>
-          <w:sz w:val="24"/>
-          <w:szCs w:val="24"/>
-          <w:lang w:bidi="fa-IR"/>
-        </w:rPr>
-        <w:t xml:space="preserve"> </w:t>
-      </w:r>
-      <w:proofErr w:type="gramStart"/>
-      <w:r>
-        <w:rPr>
-          <w:rStyle w:val="MemberType"/>
-          <w:rFonts w:asciiTheme="majorBidi" w:hAnsiTheme="majorBidi" w:cstheme="majorBidi"/>
-          <w:b/>
-          <w:bCs/>
-          <w:i w:val="0"/>
-          <w:iCs w:val="0"/>
-          <w:color w:val="0F4761" w:themeColor="accent1" w:themeShade="BF"/>
-          <w:sz w:val="24"/>
-          <w:szCs w:val="24"/>
-          <w:lang w:bidi="fa-IR"/>
-        </w:rPr>
-        <w:t>manuscript (</w:t>
+        <w:t>(</w:t>
       </w:r>
       <w:r>
         <w:rPr>
@@ -29955,7 +29880,10 @@
       <w:pPr>
         <w:jc w:val="both"/>
         <w:rPr>
-          <w:rFonts w:asciiTheme="majorBidi" w:hAnsiTheme="majorBidi" w:cstheme="majorBidi"/>
+          <w:rStyle w:val="MemberType"/>
+          <w:rFonts w:asciiTheme="majorBidi" w:hAnsiTheme="majorBidi" w:cstheme="majorBidi"/>
+          <w:i w:val="0"/>
+          <w:iCs w:val="0"/>
           <w:color w:val="000000" w:themeColor="text1"/>
           <w:sz w:val="24"/>
           <w:szCs w:val="24"/>
@@ -29978,6 +29906,72 @@
     </w:p>
     <w:p>
       <w:pPr>
+        <w:jc w:val="both"/>
+        <w:rPr>
+          <w:rFonts w:asciiTheme="majorBidi" w:hAnsiTheme="majorBidi" w:cstheme="majorBidi"/>
+          <w:color w:val="000000" w:themeColor="text1"/>
+          <w:sz w:val="24"/>
+          <w:szCs w:val="24"/>
+          <w:lang w:bidi="fa-IR"/>
+        </w:rPr>
+      </w:pPr>
+      <w:r>
+        <w:rPr>
+          <w:rStyle w:val="MemberType"/>
+          <w:rFonts w:asciiTheme="majorBidi" w:hAnsiTheme="majorBidi" w:cstheme="majorBidi"/>
+          <w:i w:val="0"/>
+          <w:iCs w:val="0"/>
+          <w:color w:val="000000" w:themeColor="text1"/>
+          <w:sz w:val="24"/>
+          <w:szCs w:val="24"/>
+          <w:lang w:bidi="fa-IR"/>
+        </w:rPr>
+        <w:t xml:space="preserve">[1] </w:t>
+      </w:r>
+      <w:r>
+        <w:rPr>
+          <w:rStyle w:val="MemberType"/>
+          <w:rFonts w:asciiTheme="majorBidi" w:hAnsiTheme="majorBidi" w:cstheme="majorBidi"/>
+          <w:i w:val="0"/>
+          <w:iCs w:val="0"/>
+          <w:color w:val="000000" w:themeColor="text1"/>
+          <w:sz w:val="24"/>
+          <w:szCs w:val="24"/>
+          <w:lang w:bidi="fa-IR"/>
+        </w:rPr>
+        <w:t xml:space="preserve">A. Gretton, K. M. Borgwardt, M. J. Rasch, B. </w:t>
+      </w:r>
+      <w:proofErr w:type="spellStart"/>
+      <w:r>
+        <w:rPr>
+          <w:rStyle w:val="MemberType"/>
+          <w:rFonts w:asciiTheme="majorBidi" w:hAnsiTheme="majorBidi" w:cstheme="majorBidi"/>
+          <w:i w:val="0"/>
+          <w:iCs w:val="0"/>
+          <w:color w:val="000000" w:themeColor="text1"/>
+          <w:sz w:val="24"/>
+          <w:szCs w:val="24"/>
+          <w:lang w:bidi="fa-IR"/>
+        </w:rPr>
+        <w:t>Sch¨olkopf</w:t>
+      </w:r>
+      <w:proofErr w:type="spellEnd"/>
+      <w:r>
+        <w:rPr>
+          <w:rStyle w:val="MemberType"/>
+          <w:rFonts w:asciiTheme="majorBidi" w:hAnsiTheme="majorBidi" w:cstheme="majorBidi"/>
+          <w:i w:val="0"/>
+          <w:iCs w:val="0"/>
+          <w:color w:val="000000" w:themeColor="text1"/>
+          <w:sz w:val="24"/>
+          <w:szCs w:val="24"/>
+          <w:lang w:bidi="fa-IR"/>
+        </w:rPr>
+        <w:t>, and A. Smola, “A kernel two-sample test,” Journal of Machine Learning Research, vol. 13, no. 25, pp. 723–773, 2012.</w:t>
+      </w:r>
+    </w:p>
+    <w:p>
+      <w:pPr>
         <w:spacing w:before="240"/>
         <w:jc w:val="both"/>
         <w:rPr>
@@ -29997,17 +29991,47 @@
           <w:sz w:val="24"/>
           <w:szCs w:val="24"/>
         </w:rPr>
-        <w:t xml:space="preserve">[3] </w:t>
+        <w:t>[</w:t>
+      </w:r>
+      <w:r>
+        <w:rPr>
+          <w:rFonts w:asciiTheme="majorBidi" w:hAnsiTheme="majorBidi" w:cstheme="majorBidi"/>
+          <w:color w:val="000000" w:themeColor="text1"/>
+          <w:sz w:val="24"/>
+          <w:szCs w:val="24"/>
+        </w:rPr>
+        <w:t>2</w:t>
+      </w:r>
+      <w:r>
+        <w:rPr>
+          <w:rFonts w:asciiTheme="majorBidi" w:hAnsiTheme="majorBidi" w:cstheme="majorBidi"/>
+          <w:color w:val="000000" w:themeColor="text1"/>
+          <w:sz w:val="24"/>
+          <w:szCs w:val="24"/>
+        </w:rPr>
+        <w:t>]</w:t>
       </w:r>
       <w:hyperlink r:id="rId24" w:history="1">
         <w:r>
           <w:rPr>
             <w:rStyle w:val="Hyperlink"/>
-            <w:rFonts w:asciiTheme="majorBidi" w:hAnsiTheme="majorBidi" w:cstheme="majorBidi"/>
-            <w:sz w:val="24"/>
-            <w:szCs w:val="24"/>
+            <w:rFonts w:ascii="Times New Roman" w:hAnsi="Times New Roman" w:cs="Times New Roman"/>
           </w:rPr>
-          <w:t xml:space="preserve">ManhqhUMich12/FedAvgIm-Federated-Learning-for-Multi-Site-Impedance-Identification-of-Inverter-Based-Resources: Appendix for the submitted paper. </w:t>
+          <w:t>ManhqhUMich12/FedAvgIm-Federated-L</w:t>
+        </w:r>
+        <w:r>
+          <w:rPr>
+            <w:rStyle w:val="Hyperlink"/>
+            <w:rFonts w:ascii="Times New Roman" w:hAnsi="Times New Roman" w:cs="Times New Roman"/>
+          </w:rPr>
+          <w:t>e</w:t>
+        </w:r>
+        <w:r>
+          <w:rPr>
+            <w:rStyle w:val="Hyperlink"/>
+            <w:rFonts w:ascii="Times New Roman" w:hAnsi="Times New Roman" w:cs="Times New Roman"/>
+          </w:rPr>
+          <w:t>arning-for-Multi-Site-Impedance-Identification-of-Inverter-Based-Resources: Appendix for the submitted paper. Details will be uploaded after acceptance.</w:t>
         </w:r>
       </w:hyperlink>
     </w:p>
@@ -33706,6 +33730,18 @@
       <w:color w:val="666666"/>
     </w:rPr>
   </w:style>
+  <w:style w:type="character" w:styleId="FollowedHyperlink">
+    <w:name w:val="FollowedHyperlink"/>
+    <w:basedOn w:val="DefaultParagraphFont"/>
+    <w:uiPriority w:val="99"/>
+    <w:semiHidden/>
+    <w:unhideWhenUsed/>
+    <w:rsid w:val="00295610"/>
+    <w:rPr>
+      <w:color w:val="96607D" w:themeColor="followedHyperlink"/>
+      <w:u w:val="single"/>
+    </w:rPr>
+  </w:style>
 </w:styles>
 </file>
 
@@ -34155,18 +34191,18 @@
 </file>
 
 <file path=customXml/item2.xml><?xml version="1.0" encoding="utf-8"?>
+<p:properties xmlns:p="http://schemas.microsoft.com/office/2006/metadata/properties" xmlns:xsi="http://www.w3.org/2001/XMLSchema-instance" xmlns:pc="http://schemas.microsoft.com/office/infopath/2007/PartnerControls">
+  <documentManagement/>
+</p:properties>
+</file>
+
+<file path=customXml/item3.xml><?xml version="1.0" encoding="utf-8"?>
 <?mso-contentType ?>
 <FormTemplates xmlns="http://schemas.microsoft.com/sharepoint/v3/contenttype/forms">
   <Display>DocumentLibraryForm</Display>
   <Edit>DocumentLibraryForm</Edit>
   <New>DocumentLibraryForm</New>
 </FormTemplates>
-</file>
-
-<file path=customXml/item3.xml><?xml version="1.0" encoding="utf-8"?>
-<p:properties xmlns:p="http://schemas.microsoft.com/office/2006/metadata/properties" xmlns:xsi="http://www.w3.org/2001/XMLSchema-instance" xmlns:pc="http://schemas.microsoft.com/office/infopath/2007/PartnerControls">
-  <documentManagement/>
-</p:properties>
 </file>
 
 <file path=customXml/itemProps1.xml><?xml version="1.0" encoding="utf-8"?>
@@ -34188,18 +34224,18 @@
 </file>
 
 <file path=customXml/itemProps2.xml><?xml version="1.0" encoding="utf-8"?>
-<ds:datastoreItem xmlns:ds="http://schemas.openxmlformats.org/officeDocument/2006/customXml" ds:itemID="{A0E7AA7B-32C3-4133-97DD-796CF5758A7A}">
-  <ds:schemaRefs>
-    <ds:schemaRef ds:uri="http://schemas.microsoft.com/sharepoint/v3/contenttype/forms"/>
-  </ds:schemaRefs>
-</ds:datastoreItem>
-</file>
-
-<file path=customXml/itemProps3.xml><?xml version="1.0" encoding="utf-8"?>
 <ds:datastoreItem xmlns:ds="http://schemas.openxmlformats.org/officeDocument/2006/customXml" ds:itemID="{C09EC002-341A-4584-B61D-67A7E7F49805}">
   <ds:schemaRefs>
     <ds:schemaRef ds:uri="http://schemas.microsoft.com/office/2006/metadata/properties"/>
     <ds:schemaRef ds:uri="http://schemas.microsoft.com/office/infopath/2007/PartnerControls"/>
   </ds:schemaRefs>
 </ds:datastoreItem>
+</file>
+
+<file path=customXml/itemProps3.xml><?xml version="1.0" encoding="utf-8"?>
+<ds:datastoreItem xmlns:ds="http://schemas.openxmlformats.org/officeDocument/2006/customXml" ds:itemID="{A0E7AA7B-32C3-4133-97DD-796CF5758A7A}">
+  <ds:schemaRefs>
+    <ds:schemaRef ds:uri="http://schemas.microsoft.com/sharepoint/v3/contenttype/forms"/>
+  </ds:schemaRefs>
+</ds:datastoreItem>
 </file>